--- a/docs/legacy-import/01-analise-completa.docx
+++ b/docs/legacy-import/01-analise-completa.docx
@@ -638,7 +638,7 @@
         <w:rPr>
           <w:sz w:val="22"/>
         </w:rPr>
-        <w:t>• WorkWithPlusAcessoCliente — pattern=07135890, version=1.3</w:t>
+        <w:t>• WorkWithPlusAcessoCliente — version=1.3, pattern=07135890</w:t>
         <w:br/>
       </w:r>
     </w:p>

--- a/docs/legacy-import/01-analise-completa.docx
+++ b/docs/legacy-import/01-analise-completa.docx
@@ -638,7 +638,7 @@
         <w:rPr>
           <w:sz w:val="22"/>
         </w:rPr>
-        <w:t>• WorkWithPlusAcessoCliente — version=1.3, pattern=07135890</w:t>
+        <w:t>• WorkWithPlusAcessoCliente — pattern=07135890, version=1.3</w:t>
         <w:br/>
       </w:r>
     </w:p>

--- a/docs/legacy-import/01-analise-completa.docx
+++ b/docs/legacy-import/01-analise-completa.docx
@@ -11,7 +11,7 @@
           <w:b w:val="on"/>
           <w:sz w:val="36"/>
         </w:rPr>
-        <w:t>Imported KB — Análise Completa</w:t>
+        <w:t>GLPPortal — Análise Completa</w:t>
       </w:r>
     </w:p>
     <w:p>
@@ -28,25 +28,34 @@
         <w:rPr>
           <w:sz w:val="22"/>
         </w:rPr>
-        <w:t>KB Name: ?</w:t>
-        <w:br/>
-      </w:r>
-    </w:p>
-    <w:p>
-      <w:r>
-        <w:rPr>
-          <w:sz w:val="22"/>
-        </w:rPr>
-        <w:t>Total de objetos: 14</w:t>
-        <w:br/>
-      </w:r>
-    </w:p>
-    <w:p>
-      <w:r>
-        <w:rPr>
-          <w:sz w:val="22"/>
-        </w:rPr>
-        <w:t>XPZ original: glpportal-subset.xpz</w:t>
+        <w:t>KB Name: GLPPortal</w:t>
+        <w:br/>
+      </w:r>
+    </w:p>
+    <w:p>
+      <w:r>
+        <w:rPr>
+          <w:sz w:val="22"/>
+        </w:rPr>
+        <w:t>Idioma padrão: Portuguese</w:t>
+        <w:br/>
+      </w:r>
+    </w:p>
+    <w:p>
+      <w:r>
+        <w:rPr>
+          <w:sz w:val="22"/>
+        </w:rPr>
+        <w:t>Total de objetos: 5517</w:t>
+        <w:br/>
+      </w:r>
+    </w:p>
+    <w:p>
+      <w:r>
+        <w:rPr>
+          <w:sz w:val="22"/>
+        </w:rPr>
+        <w:t>XPZ original: glpportal-full.xpz</w:t>
         <w:br/>
       </w:r>
     </w:p>
@@ -68,7 +77,7 @@
         <w:rPr>
           <w:sz w:val="22"/>
         </w:rPr>
-        <w:t>Esta KB GeneXus contém 14 objetos no total, distribuídos entre 14 tipos identificados. A KB foi exportada de GeneXus 18 e contém 1 procedures, 1 web panels, 1 transactions e 1 domains. Foram detectadas 1 instâncias de patterns WorkWithPlus, indicando uso intensivo de geração automática de UI. O conteúdo bruto está preservado em `.cloudpilot/` para inspeção.</w:t>
+        <w:t>Esta KB GeneXus contém 5517 objetos no total, distribuídos entre 15 tipos identificados. A KB foi exportada de GeneXus 18 e contém 844 procedures, 589 web panels, 159 transactions e 376 domains. Foram detectadas 290 instâncias de patterns WorkWithPlus, indicando uso intensivo de geração automática de UI. O conteúdo bruto está preservado em `.cloudpilot/` para inspeção.</w:t>
         <w:br/>
       </w:r>
     </w:p>
@@ -124,7 +133,7 @@
         <w:tc>
           <w:p>
             <w:r>
-              <w:t>1</w:t>
+              <w:t>10</w:t>
             </w:r>
           </w:p>
         </w:tc>
@@ -140,7 +149,7 @@
         <w:tc>
           <w:p>
             <w:r>
-              <w:t>1</w:t>
+              <w:t>128</w:t>
             </w:r>
           </w:p>
         </w:tc>
@@ -156,7 +165,7 @@
         <w:tc>
           <w:p>
             <w:r>
-              <w:t>1</w:t>
+              <w:t>376</w:t>
             </w:r>
           </w:p>
         </w:tc>
@@ -172,7 +181,7 @@
         <w:tc>
           <w:p>
             <w:r>
-              <w:t>1</w:t>
+              <w:t>159</w:t>
             </w:r>
           </w:p>
         </w:tc>
@@ -188,7 +197,7 @@
         <w:tc>
           <w:p>
             <w:r>
-              <w:t>1</w:t>
+              <w:t>158</w:t>
             </w:r>
           </w:p>
         </w:tc>
@@ -204,7 +213,7 @@
         <w:tc>
           <w:p>
             <w:r>
-              <w:t>1</w:t>
+              <w:t>168</w:t>
             </w:r>
           </w:p>
         </w:tc>
@@ -220,7 +229,7 @@
         <w:tc>
           <w:p>
             <w:r>
-              <w:t>1</w:t>
+              <w:t>112</w:t>
             </w:r>
           </w:p>
         </w:tc>
@@ -236,7 +245,7 @@
         <w:tc>
           <w:p>
             <w:r>
-              <w:t>1</w:t>
+              <w:t>263</w:t>
             </w:r>
           </w:p>
         </w:tc>
@@ -252,7 +261,7 @@
         <w:tc>
           <w:p>
             <w:r>
-              <w:t>1</w:t>
+              <w:t>238</w:t>
             </w:r>
           </w:p>
         </w:tc>
@@ -268,7 +277,7 @@
         <w:tc>
           <w:p>
             <w:r>
-              <w:t>1</w:t>
+              <w:t>844</w:t>
             </w:r>
           </w:p>
         </w:tc>
@@ -284,7 +293,7 @@
         <w:tc>
           <w:p>
             <w:r>
-              <w:t>1</w:t>
+              <w:t>589</w:t>
             </w:r>
           </w:p>
         </w:tc>
@@ -300,7 +309,7 @@
         <w:tc>
           <w:p>
             <w:r>
-              <w:t>1</w:t>
+              <w:t>1446</w:t>
             </w:r>
           </w:p>
         </w:tc>
@@ -316,7 +325,7 @@
         <w:tc>
           <w:p>
             <w:r>
-              <w:t>1</w:t>
+              <w:t>250</w:t>
             </w:r>
           </w:p>
         </w:tc>
@@ -332,7 +341,359 @@
         <w:tc>
           <w:p>
             <w:r>
+              <w:t>281</w:t>
+            </w:r>
+          </w:p>
+        </w:tc>
+      </w:tr>
+      <w:tr>
+        <w:tc>
+          <w:p>
+            <w:r>
+              <w:t>UNKNOWN</w:t>
+            </w:r>
+          </w:p>
+        </w:tc>
+        <w:tc>
+          <w:p>
+            <w:r>
+              <w:t>495</w:t>
+            </w:r>
+          </w:p>
+        </w:tc>
+      </w:tr>
+      <w:tr>
+        <w:tc>
+          <w:p>
+            <w:r>
+              <w:t>UNKNOWN(c84ec0ea)</w:t>
+            </w:r>
+          </w:p>
+        </w:tc>
+        <w:tc>
+          <w:p>
+            <w:r>
               <w:t>1</w:t>
+            </w:r>
+          </w:p>
+        </w:tc>
+      </w:tr>
+      <w:tr>
+        <w:tc>
+          <w:p>
+            <w:r>
+              <w:t>UNKNOWN(1132ac08)</w:t>
+            </w:r>
+          </w:p>
+        </w:tc>
+        <w:tc>
+          <w:p>
+            <w:r>
+              <w:t>37</w:t>
+            </w:r>
+          </w:p>
+        </w:tc>
+      </w:tr>
+      <w:tr>
+        <w:tc>
+          <w:p>
+            <w:r>
+              <w:t>UNKNOWN(3affc0b3)</w:t>
+            </w:r>
+          </w:p>
+        </w:tc>
+        <w:tc>
+          <w:p>
+            <w:r>
+              <w:t>4</w:t>
+            </w:r>
+          </w:p>
+        </w:tc>
+      </w:tr>
+      <w:tr>
+        <w:tc>
+          <w:p>
+            <w:r>
+              <w:t>UNKNOWN(36e32e2d)</w:t>
+            </w:r>
+          </w:p>
+        </w:tc>
+        <w:tc>
+          <w:p>
+            <w:r>
+              <w:t>1</w:t>
+            </w:r>
+          </w:p>
+        </w:tc>
+      </w:tr>
+      <w:tr>
+        <w:tc>
+          <w:p>
+            <w:r>
+              <w:t>UNKNOWN(78cecefe)</w:t>
+            </w:r>
+          </w:p>
+        </w:tc>
+        <w:tc>
+          <w:p>
+            <w:r>
+              <w:t>6</w:t>
+            </w:r>
+          </w:p>
+        </w:tc>
+      </w:tr>
+      <w:tr>
+        <w:tc>
+          <w:p>
+            <w:r>
+              <w:t>UNKNOWN(c804fdbd)</w:t>
+            </w:r>
+          </w:p>
+        </w:tc>
+        <w:tc>
+          <w:p>
+            <w:r>
+              <w:t>7</w:t>
+            </w:r>
+          </w:p>
+        </w:tc>
+      </w:tr>
+      <w:tr>
+        <w:tc>
+          <w:p>
+            <w:r>
+              <w:t>UNKNOWN(c88fffcd)</w:t>
+            </w:r>
+          </w:p>
+        </w:tc>
+        <w:tc>
+          <w:p>
+            <w:r>
+              <w:t>51</w:t>
+            </w:r>
+          </w:p>
+        </w:tc>
+      </w:tr>
+      <w:tr>
+        <w:tc>
+          <w:p>
+            <w:r>
+              <w:t>UNKNOWN(83476c1e)</w:t>
+            </w:r>
+          </w:p>
+        </w:tc>
+        <w:tc>
+          <w:p>
+            <w:r>
+              <w:t>3</w:t>
+            </w:r>
+          </w:p>
+        </w:tc>
+      </w:tr>
+      <w:tr>
+        <w:tc>
+          <w:p>
+            <w:r>
+              <w:t>UNKNOWN(562f4793)</w:t>
+            </w:r>
+          </w:p>
+        </w:tc>
+        <w:tc>
+          <w:p>
+            <w:r>
+              <w:t>21</w:t>
+            </w:r>
+          </w:p>
+        </w:tc>
+      </w:tr>
+      <w:tr>
+        <w:tc>
+          <w:p>
+            <w:r>
+              <w:t>UNKNOWN(dcdcdcdc)</w:t>
+            </w:r>
+          </w:p>
+        </w:tc>
+        <w:tc>
+          <w:p>
+            <w:r>
+              <w:t>3</w:t>
+            </w:r>
+          </w:p>
+        </w:tc>
+      </w:tr>
+      <w:tr>
+        <w:tc>
+          <w:p>
+            <w:r>
+              <w:t>UNKNOWN(88313f43)</w:t>
+            </w:r>
+          </w:p>
+        </w:tc>
+        <w:tc>
+          <w:p>
+            <w:r>
+              <w:t>3</w:t>
+            </w:r>
+          </w:p>
+        </w:tc>
+      </w:tr>
+      <w:tr>
+        <w:tc>
+          <w:p>
+            <w:r>
+              <w:t>UNKNOWN(5592de59)</w:t>
+            </w:r>
+          </w:p>
+        </w:tc>
+        <w:tc>
+          <w:p>
+            <w:r>
+              <w:t>135</w:t>
+            </w:r>
+          </w:p>
+        </w:tc>
+      </w:tr>
+      <w:tr>
+        <w:tc>
+          <w:p>
+            <w:r>
+              <w:t>UNKNOWN(19abc6ff)</w:t>
+            </w:r>
+          </w:p>
+        </w:tc>
+        <w:tc>
+          <w:p>
+            <w:r>
+              <w:t>21</w:t>
+            </w:r>
+          </w:p>
+        </w:tc>
+      </w:tr>
+      <w:tr>
+        <w:tc>
+          <w:p>
+            <w:r>
+              <w:t>UNKNOWN(faeb588c)</w:t>
+            </w:r>
+          </w:p>
+        </w:tc>
+        <w:tc>
+          <w:p>
+            <w:r>
+              <w:t>1</w:t>
+            </w:r>
+          </w:p>
+        </w:tc>
+      </w:tr>
+      <w:tr>
+        <w:tc>
+          <w:p>
+            <w:r>
+              <w:t>UNKNOWN(ecececec)</w:t>
+            </w:r>
+          </w:p>
+        </w:tc>
+        <w:tc>
+          <w:p>
+            <w:r>
+              <w:t>4</w:t>
+            </w:r>
+          </w:p>
+        </w:tc>
+      </w:tr>
+      <w:tr>
+        <w:tc>
+          <w:p>
+            <w:r>
+              <w:t>UNKNOWN(624a8b31)</w:t>
+            </w:r>
+          </w:p>
+        </w:tc>
+        <w:tc>
+          <w:p>
+            <w:r>
+              <w:t>4</w:t>
+            </w:r>
+          </w:p>
+        </w:tc>
+      </w:tr>
+      <w:tr>
+        <w:tc>
+          <w:p>
+            <w:r>
+              <w:t>UNKNOWN(ffd44be7)</w:t>
+            </w:r>
+          </w:p>
+        </w:tc>
+        <w:tc>
+          <w:p>
+            <w:r>
+              <w:t>78</w:t>
+            </w:r>
+          </w:p>
+        </w:tc>
+      </w:tr>
+      <w:tr>
+        <w:tc>
+          <w:p>
+            <w:r>
+              <w:t>UNKNOWN(bf08dfb1)</w:t>
+            </w:r>
+          </w:p>
+        </w:tc>
+        <w:tc>
+          <w:p>
+            <w:r>
+              <w:t>2</w:t>
+            </w:r>
+          </w:p>
+        </w:tc>
+      </w:tr>
+      <w:tr>
+        <w:tc>
+          <w:p>
+            <w:r>
+              <w:t>UNKNOWN(2a9e9aba)</w:t>
+            </w:r>
+          </w:p>
+        </w:tc>
+        <w:tc>
+          <w:p>
+            <w:r>
+              <w:t>21</w:t>
+            </w:r>
+          </w:p>
+        </w:tc>
+      </w:tr>
+      <w:tr>
+        <w:tc>
+          <w:p>
+            <w:r>
+              <w:t>UNKNOWN(78b3fa0e)</w:t>
+            </w:r>
+          </w:p>
+        </w:tc>
+        <w:tc>
+          <w:p>
+            <w:r>
+              <w:t>10</w:t>
+            </w:r>
+          </w:p>
+        </w:tc>
+      </w:tr>
+      <w:tr>
+        <w:tc>
+          <w:p>
+            <w:r>
+              <w:t>UNKNOWN(083f1b21)</w:t>
+            </w:r>
+          </w:p>
+        </w:tc>
+        <w:tc>
+          <w:p>
+            <w:r>
+              <w:t>82</w:t>
             </w:r>
           </w:p>
         </w:tc>
@@ -360,7 +721,7 @@
           <w:b w:val="on"/>
           <w:sz w:val="24"/>
         </w:rPr>
-        <w:t>DOMAIN (1)</w:t>
+        <w:t>DOMAIN (376)</w:t>
       </w:r>
     </w:p>
     <w:p>
@@ -369,6 +730,366 @@
           <w:sz w:val="22"/>
         </w:rPr>
         <w:t>• FilterRelationType</w:t>
+        <w:br/>
+      </w:r>
+    </w:p>
+    <w:p>
+      <w:r>
+        <w:rPr>
+          <w:sz w:val="22"/>
+        </w:rPr>
+        <w:t>• FilterOperation</w:t>
+        <w:br/>
+      </w:r>
+    </w:p>
+    <w:p>
+      <w:r>
+        <w:rPr>
+          <w:sz w:val="22"/>
+        </w:rPr>
+        <w:t>• TargetType</w:t>
+        <w:br/>
+      </w:r>
+    </w:p>
+    <w:p>
+      <w:r>
+        <w:rPr>
+          <w:sz w:val="22"/>
+        </w:rPr>
+        <w:t>• NotificationBadgeType</w:t>
+        <w:br/>
+      </w:r>
+    </w:p>
+    <w:p>
+      <w:r>
+        <w:rPr>
+          <w:sz w:val="22"/>
+        </w:rPr>
+        <w:t>• StorageProviderType</w:t>
+        <w:br/>
+      </w:r>
+    </w:p>
+    <w:p>
+      <w:r>
+        <w:rPr>
+          <w:sz w:val="22"/>
+        </w:rPr>
+        <w:t>• RuntimeEnvironment</w:t>
+        <w:br/>
+      </w:r>
+    </w:p>
+    <w:p>
+      <w:r>
+        <w:rPr>
+          <w:sz w:val="22"/>
+        </w:rPr>
+        <w:t>• MapType</w:t>
+        <w:br/>
+      </w:r>
+    </w:p>
+    <w:p>
+      <w:r>
+        <w:rPr>
+          <w:sz w:val="22"/>
+        </w:rPr>
+        <w:t>• LogLevel</w:t>
+        <w:br/>
+      </w:r>
+    </w:p>
+    <w:p>
+      <w:r>
+        <w:rPr>
+          <w:sz w:val="22"/>
+        </w:rPr>
+        <w:t>• TransportType</w:t>
+        <w:br/>
+      </w:r>
+    </w:p>
+    <w:p>
+      <w:r>
+        <w:rPr>
+          <w:sz w:val="22"/>
+        </w:rPr>
+        <w:t>• DirectionsServiceProviders</w:t>
+        <w:br/>
+      </w:r>
+    </w:p>
+    <w:p>
+      <w:r>
+        <w:rPr>
+          <w:sz w:val="22"/>
+        </w:rPr>
+        <w:t>• ColorScheme</w:t>
+        <w:br/>
+      </w:r>
+    </w:p>
+    <w:p>
+      <w:r>
+        <w:rPr>
+          <w:sz w:val="22"/>
+        </w:rPr>
+        <w:t>• DynamicCallOption</w:t>
+        <w:br/>
+      </w:r>
+    </w:p>
+    <w:p>
+      <w:r>
+        <w:rPr>
+          <w:sz w:val="22"/>
+        </w:rPr>
+        <w:t>• LocationAccuracyAuthorization</w:t>
+        <w:br/>
+      </w:r>
+    </w:p>
+    <w:p>
+      <w:r>
+        <w:rPr>
+          <w:sz w:val="22"/>
+        </w:rPr>
+        <w:t>• LocationAccuracy</w:t>
+        <w:br/>
+      </w:r>
+    </w:p>
+    <w:p>
+      <w:r>
+        <w:rPr>
+          <w:sz w:val="22"/>
+        </w:rPr>
+        <w:t>• SocketStatus</w:t>
+        <w:br/>
+      </w:r>
+    </w:p>
+    <w:p>
+      <w:r>
+        <w:rPr>
+          <w:sz w:val="22"/>
+        </w:rPr>
+        <w:t>• StorePurchaseState</w:t>
+        <w:br/>
+      </w:r>
+    </w:p>
+    <w:p>
+      <w:r>
+        <w:rPr>
+          <w:sz w:val="22"/>
+        </w:rPr>
+        <w:t>• StorePurchasePlatform</w:t>
+        <w:br/>
+      </w:r>
+    </w:p>
+    <w:p>
+      <w:r>
+        <w:rPr>
+          <w:sz w:val="22"/>
+        </w:rPr>
+        <w:t>• StoreProductType</w:t>
+        <w:br/>
+      </w:r>
+    </w:p>
+    <w:p>
+      <w:r>
+        <w:rPr>
+          <w:sz w:val="22"/>
+        </w:rPr>
+        <w:t>• StorePurchaseStatus</w:t>
+        <w:br/>
+      </w:r>
+    </w:p>
+    <w:p>
+      <w:r>
+        <w:rPr>
+          <w:sz w:val="22"/>
+        </w:rPr>
+        <w:t>• MediaMetadataKey</w:t>
+        <w:br/>
+      </w:r>
+    </w:p>
+    <w:p>
+      <w:r>
+        <w:rPr>
+          <w:sz w:val="22"/>
+        </w:rPr>
+        <w:t>• MediaStreamType</w:t>
+        <w:br/>
+      </w:r>
+    </w:p>
+    <w:p>
+      <w:r>
+        <w:rPr>
+          <w:sz w:val="22"/>
+        </w:rPr>
+        <w:t>• VideoFormat</w:t>
+        <w:br/>
+      </w:r>
+    </w:p>
+    <w:p>
+      <w:r>
+        <w:rPr>
+          <w:sz w:val="22"/>
+        </w:rPr>
+        <w:t>• DeviceFolder</w:t>
+        <w:br/>
+      </w:r>
+    </w:p>
+    <w:p>
+      <w:r>
+        <w:rPr>
+          <w:sz w:val="22"/>
+        </w:rPr>
+        <w:t>• SaveMode</w:t>
+        <w:br/>
+      </w:r>
+    </w:p>
+    <w:p>
+      <w:r>
+        <w:rPr>
+          <w:sz w:val="22"/>
+        </w:rPr>
+        <w:t>• ResultCode</w:t>
+        <w:br/>
+      </w:r>
+    </w:p>
+    <w:p>
+      <w:r>
+        <w:rPr>
+          <w:sz w:val="22"/>
+        </w:rPr>
+        <w:t>• DeviceAuthenticationPolicy</w:t>
+        <w:br/>
+      </w:r>
+    </w:p>
+    <w:p>
+      <w:r>
+        <w:rPr>
+          <w:sz w:val="22"/>
+        </w:rPr>
+        <w:t>• CardDetectionMode</w:t>
+        <w:br/>
+      </w:r>
+    </w:p>
+    <w:p>
+      <w:r>
+        <w:rPr>
+          <w:sz w:val="22"/>
+        </w:rPr>
+        <w:t>• CreditCardType</w:t>
+        <w:br/>
+      </w:r>
+    </w:p>
+    <w:p>
+      <w:r>
+        <w:rPr>
+          <w:sz w:val="22"/>
+        </w:rPr>
+        <w:t>• RegionStatus</w:t>
+        <w:br/>
+      </w:r>
+    </w:p>
+    <w:p>
+      <w:r>
+        <w:rPr>
+          <w:sz w:val="22"/>
+        </w:rPr>
+        <w:t>• FetchStatus</w:t>
+        <w:br/>
+      </w:r>
+    </w:p>
+    <w:p>
+      <w:r>
+        <w:rPr>
+          <w:sz w:val="22"/>
+        </w:rPr>
+        <w:t>• OneTimeCode</w:t>
+        <w:br/>
+      </w:r>
+    </w:p>
+    <w:p>
+      <w:r>
+        <w:rPr>
+          <w:sz w:val="22"/>
+        </w:rPr>
+        <w:t>• MobileSettingsOptions</w:t>
+        <w:br/>
+      </w:r>
+    </w:p>
+    <w:p>
+      <w:r>
+        <w:rPr>
+          <w:sz w:val="22"/>
+        </w:rPr>
+        <w:t>• MobileSettings</w:t>
+        <w:br/>
+      </w:r>
+    </w:p>
+    <w:p>
+      <w:r>
+        <w:rPr>
+          <w:sz w:val="22"/>
+        </w:rPr>
+        <w:t>• AccessTokenProvider</w:t>
+        <w:br/>
+      </w:r>
+    </w:p>
+    <w:p>
+      <w:r>
+        <w:rPr>
+          <w:sz w:val="22"/>
+        </w:rPr>
+        <w:t>• Url</w:t>
+        <w:br/>
+      </w:r>
+    </w:p>
+    <w:p>
+      <w:r>
+        <w:rPr>
+          <w:sz w:val="22"/>
+        </w:rPr>
+        <w:t>• IMEMode</w:t>
+        <w:br/>
+      </w:r>
+    </w:p>
+    <w:p>
+      <w:r>
+        <w:rPr>
+          <w:sz w:val="22"/>
+        </w:rPr>
+        <w:t>• Time</w:t>
+        <w:br/>
+      </w:r>
+    </w:p>
+    <w:p>
+      <w:r>
+        <w:rPr>
+          <w:sz w:val="22"/>
+        </w:rPr>
+        <w:t>• Encoding</w:t>
+        <w:br/>
+      </w:r>
+    </w:p>
+    <w:p>
+      <w:r>
+        <w:rPr>
+          <w:sz w:val="22"/>
+        </w:rPr>
+        <w:t>• Timezones</w:t>
+        <w:br/>
+      </w:r>
+    </w:p>
+    <w:p>
+      <w:r>
+        <w:rPr>
+          <w:sz w:val="22"/>
+        </w:rPr>
+        <w:t>• Effect</w:t>
+        <w:br/>
+      </w:r>
+    </w:p>
+    <w:p>
+      <w:r>
+        <w:rPr>
+          <w:sz w:val="22"/>
+        </w:rPr>
+        <w:t>... e mais 336</w:t>
         <w:br/>
       </w:r>
     </w:p>
@@ -381,7 +1102,7 @@
           <w:b w:val="on"/>
           <w:sz w:val="24"/>
         </w:rPr>
-        <w:t>TRANSACTION (1)</w:t>
+        <w:t>TRANSACTION (159)</w:t>
       </w:r>
     </w:p>
     <w:p>
@@ -390,6 +1111,366 @@
           <w:sz w:val="22"/>
         </w:rPr>
         <w:t>• Empresa — levels=1</w:t>
+        <w:br/>
+      </w:r>
+    </w:p>
+    <w:p>
+      <w:r>
+        <w:rPr>
+          <w:sz w:val="22"/>
+        </w:rPr>
+        <w:t>• Usuario — levels=1</w:t>
+        <w:br/>
+      </w:r>
+    </w:p>
+    <w:p>
+      <w:r>
+        <w:rPr>
+          <w:sz w:val="22"/>
+        </w:rPr>
+        <w:t>• Cliente — levels=5</w:t>
+        <w:br/>
+      </w:r>
+    </w:p>
+    <w:p>
+      <w:r>
+        <w:rPr>
+          <w:sz w:val="22"/>
+        </w:rPr>
+        <w:t>• Setor — levels=1</w:t>
+        <w:br/>
+      </w:r>
+    </w:p>
+    <w:p>
+      <w:r>
+        <w:rPr>
+          <w:sz w:val="22"/>
+        </w:rPr>
+        <w:t>• Natureza — levels=3</w:t>
+        <w:br/>
+      </w:r>
+    </w:p>
+    <w:p>
+      <w:r>
+        <w:rPr>
+          <w:sz w:val="22"/>
+        </w:rPr>
+        <w:t>• GestaoServico — levels=1</w:t>
+        <w:br/>
+      </w:r>
+    </w:p>
+    <w:p>
+      <w:r>
+        <w:rPr>
+          <w:sz w:val="22"/>
+        </w:rPr>
+        <w:t>• Parametro — levels=1</w:t>
+        <w:br/>
+      </w:r>
+    </w:p>
+    <w:p>
+      <w:r>
+        <w:rPr>
+          <w:sz w:val="22"/>
+        </w:rPr>
+        <w:t>• ParametroEmail — levels=1</w:t>
+        <w:br/>
+      </w:r>
+    </w:p>
+    <w:p>
+      <w:r>
+        <w:rPr>
+          <w:sz w:val="22"/>
+        </w:rPr>
+        <w:t>• Notificacao — levels=1</w:t>
+        <w:br/>
+      </w:r>
+    </w:p>
+    <w:p>
+      <w:r>
+        <w:rPr>
+          <w:sz w:val="22"/>
+        </w:rPr>
+        <w:t>• Favorito — levels=1</w:t>
+        <w:br/>
+      </w:r>
+    </w:p>
+    <w:p>
+      <w:r>
+        <w:rPr>
+          <w:sz w:val="22"/>
+        </w:rPr>
+        <w:t>• UsuarioBC — levels=1</w:t>
+        <w:br/>
+      </w:r>
+    </w:p>
+    <w:p>
+      <w:r>
+        <w:rPr>
+          <w:sz w:val="22"/>
+        </w:rPr>
+        <w:t>• Mensagem — levels=1</w:t>
+        <w:br/>
+      </w:r>
+    </w:p>
+    <w:p>
+      <w:r>
+        <w:rPr>
+          <w:sz w:val="22"/>
+        </w:rPr>
+        <w:t>• ClienteContato — levels=1</w:t>
+        <w:br/>
+      </w:r>
+    </w:p>
+    <w:p>
+      <w:r>
+        <w:rPr>
+          <w:sz w:val="22"/>
+        </w:rPr>
+        <w:t>• ClienteEndereco — levels=1</w:t>
+        <w:br/>
+      </w:r>
+    </w:p>
+    <w:p>
+      <w:r>
+        <w:rPr>
+          <w:sz w:val="22"/>
+        </w:rPr>
+        <w:t>• GestaoServicoBC — levels=1</w:t>
+        <w:br/>
+      </w:r>
+    </w:p>
+    <w:p>
+      <w:r>
+        <w:rPr>
+          <w:sz w:val="22"/>
+        </w:rPr>
+        <w:t>• GestaoServicoExecutante — levels=1</w:t>
+        <w:br/>
+      </w:r>
+    </w:p>
+    <w:p>
+      <w:r>
+        <w:rPr>
+          <w:sz w:val="22"/>
+        </w:rPr>
+        <w:t>• OrdemExecutante — levels=3</w:t>
+        <w:br/>
+      </w:r>
+    </w:p>
+    <w:p>
+      <w:r>
+        <w:rPr>
+          <w:sz w:val="22"/>
+        </w:rPr>
+        <w:t>• OrdemExecutanteAnexo — levels=1</w:t>
+        <w:br/>
+      </w:r>
+    </w:p>
+    <w:p>
+      <w:r>
+        <w:rPr>
+          <w:sz w:val="22"/>
+        </w:rPr>
+        <w:t>• NaturezaLista — levels=1</w:t>
+        <w:br/>
+      </w:r>
+    </w:p>
+    <w:p>
+      <w:r>
+        <w:rPr>
+          <w:sz w:val="22"/>
+        </w:rPr>
+        <w:t>• GestaoServicoLista — levels=1</w:t>
+        <w:br/>
+      </w:r>
+    </w:p>
+    <w:p>
+      <w:r>
+        <w:rPr>
+          <w:sz w:val="22"/>
+        </w:rPr>
+        <w:t>• Funcao — levels=1</w:t>
+        <w:br/>
+      </w:r>
+    </w:p>
+    <w:p>
+      <w:r>
+        <w:rPr>
+          <w:sz w:val="22"/>
+        </w:rPr>
+        <w:t>• User — levels=1</w:t>
+        <w:br/>
+      </w:r>
+    </w:p>
+    <w:p>
+      <w:r>
+        <w:rPr>
+          <w:sz w:val="22"/>
+        </w:rPr>
+        <w:t>• PurchaseOrder — levels=2</w:t>
+        <w:br/>
+      </w:r>
+    </w:p>
+    <w:p>
+      <w:r>
+        <w:rPr>
+          <w:sz w:val="22"/>
+        </w:rPr>
+        <w:t>• Subscription — levels=3</w:t>
+        <w:br/>
+      </w:r>
+    </w:p>
+    <w:p>
+      <w:r>
+        <w:rPr>
+          <w:sz w:val="22"/>
+        </w:rPr>
+        <w:t>• Plan — levels=1</w:t>
+        <w:br/>
+      </w:r>
+    </w:p>
+    <w:p>
+      <w:r>
+        <w:rPr>
+          <w:sz w:val="22"/>
+        </w:rPr>
+        <w:t>• Payment — levels=1</w:t>
+        <w:br/>
+      </w:r>
+    </w:p>
+    <w:p>
+      <w:r>
+        <w:rPr>
+          <w:sz w:val="22"/>
+        </w:rPr>
+        <w:t>• LogRecord — levels=1</w:t>
+        <w:br/>
+      </w:r>
+    </w:p>
+    <w:p>
+      <w:r>
+        <w:rPr>
+          <w:sz w:val="22"/>
+        </w:rPr>
+        <w:t>• Cart — levels=2</w:t>
+        <w:br/>
+      </w:r>
+    </w:p>
+    <w:p>
+      <w:r>
+        <w:rPr>
+          <w:sz w:val="22"/>
+        </w:rPr>
+        <w:t>• Item — levels=1</w:t>
+        <w:br/>
+      </w:r>
+    </w:p>
+    <w:p>
+      <w:r>
+        <w:rPr>
+          <w:sz w:val="22"/>
+        </w:rPr>
+        <w:t>• AccessToken — levels=1</w:t>
+        <w:br/>
+      </w:r>
+    </w:p>
+    <w:p>
+      <w:r>
+        <w:rPr>
+          <w:sz w:val="22"/>
+        </w:rPr>
+        <w:t>• TipoHora — levels=1</w:t>
+        <w:br/>
+      </w:r>
+    </w:p>
+    <w:p>
+      <w:r>
+        <w:rPr>
+          <w:sz w:val="22"/>
+        </w:rPr>
+        <w:t>• MercadoPagoServices — levels=2</w:t>
+        <w:br/>
+      </w:r>
+    </w:p>
+    <w:p>
+      <w:r>
+        <w:rPr>
+          <w:sz w:val="22"/>
+        </w:rPr>
+        <w:t>• MercadoPagoInfo — levels=1</w:t>
+        <w:br/>
+      </w:r>
+    </w:p>
+    <w:p>
+      <w:r>
+        <w:rPr>
+          <w:sz w:val="22"/>
+        </w:rPr>
+        <w:t>• Faturamento — levels=1</w:t>
+        <w:br/>
+      </w:r>
+    </w:p>
+    <w:p>
+      <w:r>
+        <w:rPr>
+          <w:sz w:val="22"/>
+        </w:rPr>
+        <w:t>• Meta — levels=1</w:t>
+        <w:br/>
+      </w:r>
+    </w:p>
+    <w:p>
+      <w:r>
+        <w:rPr>
+          <w:sz w:val="22"/>
+        </w:rPr>
+        <w:t>• Produto — levels=1</w:t>
+        <w:br/>
+      </w:r>
+    </w:p>
+    <w:p>
+      <w:r>
+        <w:rPr>
+          <w:sz w:val="22"/>
+        </w:rPr>
+        <w:t>• GestaoServicoAnexo — levels=1</w:t>
+        <w:br/>
+      </w:r>
+    </w:p>
+    <w:p>
+      <w:r>
+        <w:rPr>
+          <w:sz w:val="22"/>
+        </w:rPr>
+        <w:t>• GestaoServicoTipo — levels=1</w:t>
+        <w:br/>
+      </w:r>
+    </w:p>
+    <w:p>
+      <w:r>
+        <w:rPr>
+          <w:sz w:val="22"/>
+        </w:rPr>
+        <w:t>• ClienteTipoHora — levels=1</w:t>
+        <w:br/>
+      </w:r>
+    </w:p>
+    <w:p>
+      <w:r>
+        <w:rPr>
+          <w:sz w:val="22"/>
+        </w:rPr>
+        <w:t>• FuncaoTipoHora — levels=1</w:t>
+        <w:br/>
+      </w:r>
+    </w:p>
+    <w:p>
+      <w:r>
+        <w:rPr>
+          <w:sz w:val="22"/>
+        </w:rPr>
+        <w:t>... e mais 119</w:t>
         <w:br/>
       </w:r>
     </w:p>
@@ -402,7 +1483,7 @@
           <w:b w:val="on"/>
           <w:sz w:val="24"/>
         </w:rPr>
-        <w:t>TABLE (1)</w:t>
+        <w:t>TABLE (158)</w:t>
       </w:r>
     </w:p>
     <w:p>
@@ -411,6 +1492,366 @@
           <w:sz w:val="22"/>
         </w:rPr>
         <w:t>• Empresa</w:t>
+        <w:br/>
+      </w:r>
+    </w:p>
+    <w:p>
+      <w:r>
+        <w:rPr>
+          <w:sz w:val="22"/>
+        </w:rPr>
+        <w:t>• Usuario</w:t>
+        <w:br/>
+      </w:r>
+    </w:p>
+    <w:p>
+      <w:r>
+        <w:rPr>
+          <w:sz w:val="22"/>
+        </w:rPr>
+        <w:t>• Setor</w:t>
+        <w:br/>
+      </w:r>
+    </w:p>
+    <w:p>
+      <w:r>
+        <w:rPr>
+          <w:sz w:val="22"/>
+        </w:rPr>
+        <w:t>• Natureza</w:t>
+        <w:br/>
+      </w:r>
+    </w:p>
+    <w:p>
+      <w:r>
+        <w:rPr>
+          <w:sz w:val="22"/>
+        </w:rPr>
+        <w:t>• GestaoServico</w:t>
+        <w:br/>
+      </w:r>
+    </w:p>
+    <w:p>
+      <w:r>
+        <w:rPr>
+          <w:sz w:val="22"/>
+        </w:rPr>
+        <w:t>• Parametro</w:t>
+        <w:br/>
+      </w:r>
+    </w:p>
+    <w:p>
+      <w:r>
+        <w:rPr>
+          <w:sz w:val="22"/>
+        </w:rPr>
+        <w:t>• ParametroEmail</w:t>
+        <w:br/>
+      </w:r>
+    </w:p>
+    <w:p>
+      <w:r>
+        <w:rPr>
+          <w:sz w:val="22"/>
+        </w:rPr>
+        <w:t>• Notificacao</w:t>
+        <w:br/>
+      </w:r>
+    </w:p>
+    <w:p>
+      <w:r>
+        <w:rPr>
+          <w:sz w:val="22"/>
+        </w:rPr>
+        <w:t>• Favorito</w:t>
+        <w:br/>
+      </w:r>
+    </w:p>
+    <w:p>
+      <w:r>
+        <w:rPr>
+          <w:sz w:val="22"/>
+        </w:rPr>
+        <w:t>• Mensagem</w:t>
+        <w:br/>
+      </w:r>
+    </w:p>
+    <w:p>
+      <w:r>
+        <w:rPr>
+          <w:sz w:val="22"/>
+        </w:rPr>
+        <w:t>• ClienteEndereco</w:t>
+        <w:br/>
+      </w:r>
+    </w:p>
+    <w:p>
+      <w:r>
+        <w:rPr>
+          <w:sz w:val="22"/>
+        </w:rPr>
+        <w:t>• ClienteContato</w:t>
+        <w:br/>
+      </w:r>
+    </w:p>
+    <w:p>
+      <w:r>
+        <w:rPr>
+          <w:sz w:val="22"/>
+        </w:rPr>
+        <w:t>• OrdemExecutante</w:t>
+        <w:br/>
+      </w:r>
+    </w:p>
+    <w:p>
+      <w:r>
+        <w:rPr>
+          <w:sz w:val="22"/>
+        </w:rPr>
+        <w:t>• OrdemExecutanteAnexo</w:t>
+        <w:br/>
+      </w:r>
+    </w:p>
+    <w:p>
+      <w:r>
+        <w:rPr>
+          <w:sz w:val="22"/>
+        </w:rPr>
+        <w:t>• NaturezaLista</w:t>
+        <w:br/>
+      </w:r>
+    </w:p>
+    <w:p>
+      <w:r>
+        <w:rPr>
+          <w:sz w:val="22"/>
+        </w:rPr>
+        <w:t>• GestaoServicoLista</w:t>
+        <w:br/>
+      </w:r>
+    </w:p>
+    <w:p>
+      <w:r>
+        <w:rPr>
+          <w:sz w:val="22"/>
+        </w:rPr>
+        <w:t>• Funcao</w:t>
+        <w:br/>
+      </w:r>
+    </w:p>
+    <w:p>
+      <w:r>
+        <w:rPr>
+          <w:sz w:val="22"/>
+        </w:rPr>
+        <w:t>• User</w:t>
+        <w:br/>
+      </w:r>
+    </w:p>
+    <w:p>
+      <w:r>
+        <w:rPr>
+          <w:sz w:val="22"/>
+        </w:rPr>
+        <w:t>• Cart</w:t>
+        <w:br/>
+      </w:r>
+    </w:p>
+    <w:p>
+      <w:r>
+        <w:rPr>
+          <w:sz w:val="22"/>
+        </w:rPr>
+        <w:t>• CartItem</w:t>
+        <w:br/>
+      </w:r>
+    </w:p>
+    <w:p>
+      <w:r>
+        <w:rPr>
+          <w:sz w:val="22"/>
+        </w:rPr>
+        <w:t>• PurchaseOrder</w:t>
+        <w:br/>
+      </w:r>
+    </w:p>
+    <w:p>
+      <w:r>
+        <w:rPr>
+          <w:sz w:val="22"/>
+        </w:rPr>
+        <w:t>• PurchaseOrderItems</w:t>
+        <w:br/>
+      </w:r>
+    </w:p>
+    <w:p>
+      <w:r>
+        <w:rPr>
+          <w:sz w:val="22"/>
+        </w:rPr>
+        <w:t>• Item</w:t>
+        <w:br/>
+      </w:r>
+    </w:p>
+    <w:p>
+      <w:r>
+        <w:rPr>
+          <w:sz w:val="22"/>
+        </w:rPr>
+        <w:t>• Suscription</w:t>
+        <w:br/>
+      </w:r>
+    </w:p>
+    <w:p>
+      <w:r>
+        <w:rPr>
+          <w:sz w:val="22"/>
+        </w:rPr>
+        <w:t>• SuscriptionInvoicy</w:t>
+        <w:br/>
+      </w:r>
+    </w:p>
+    <w:p>
+      <w:r>
+        <w:rPr>
+          <w:sz w:val="22"/>
+        </w:rPr>
+        <w:t>• SuscriptionInvoicyPayments</w:t>
+        <w:br/>
+      </w:r>
+    </w:p>
+    <w:p>
+      <w:r>
+        <w:rPr>
+          <w:sz w:val="22"/>
+        </w:rPr>
+        <w:t>• Plan</w:t>
+        <w:br/>
+      </w:r>
+    </w:p>
+    <w:p>
+      <w:r>
+        <w:rPr>
+          <w:sz w:val="22"/>
+        </w:rPr>
+        <w:t>• LogRecord</w:t>
+        <w:br/>
+      </w:r>
+    </w:p>
+    <w:p>
+      <w:r>
+        <w:rPr>
+          <w:sz w:val="22"/>
+        </w:rPr>
+        <w:t>• AccessToken</w:t>
+        <w:br/>
+      </w:r>
+    </w:p>
+    <w:p>
+      <w:r>
+        <w:rPr>
+          <w:sz w:val="22"/>
+        </w:rPr>
+        <w:t>• TipoHora</w:t>
+        <w:br/>
+      </w:r>
+    </w:p>
+    <w:p>
+      <w:r>
+        <w:rPr>
+          <w:sz w:val="22"/>
+        </w:rPr>
+        <w:t>• MercadoPagoServices</w:t>
+        <w:br/>
+      </w:r>
+    </w:p>
+    <w:p>
+      <w:r>
+        <w:rPr>
+          <w:sz w:val="22"/>
+        </w:rPr>
+        <w:t>• MercadoPagoServicesInfo</w:t>
+        <w:br/>
+      </w:r>
+    </w:p>
+    <w:p>
+      <w:r>
+        <w:rPr>
+          <w:sz w:val="22"/>
+        </w:rPr>
+        <w:t>• Faturamento</w:t>
+        <w:br/>
+      </w:r>
+    </w:p>
+    <w:p>
+      <w:r>
+        <w:rPr>
+          <w:sz w:val="22"/>
+        </w:rPr>
+        <w:t>• Meta</w:t>
+        <w:br/>
+      </w:r>
+    </w:p>
+    <w:p>
+      <w:r>
+        <w:rPr>
+          <w:sz w:val="22"/>
+        </w:rPr>
+        <w:t>• Produto</w:t>
+        <w:br/>
+      </w:r>
+    </w:p>
+    <w:p>
+      <w:r>
+        <w:rPr>
+          <w:sz w:val="22"/>
+        </w:rPr>
+        <w:t>• GestaoServicoAnexo</w:t>
+        <w:br/>
+      </w:r>
+    </w:p>
+    <w:p>
+      <w:r>
+        <w:rPr>
+          <w:sz w:val="22"/>
+        </w:rPr>
+        <w:t>• GestaoServicoTipo</w:t>
+        <w:br/>
+      </w:r>
+    </w:p>
+    <w:p>
+      <w:r>
+        <w:rPr>
+          <w:sz w:val="22"/>
+        </w:rPr>
+        <w:t>• Cliente</w:t>
+        <w:br/>
+      </w:r>
+    </w:p>
+    <w:p>
+      <w:r>
+        <w:rPr>
+          <w:sz w:val="22"/>
+        </w:rPr>
+        <w:t>• ClienteTipoHora</w:t>
+        <w:br/>
+      </w:r>
+    </w:p>
+    <w:p>
+      <w:r>
+        <w:rPr>
+          <w:sz w:val="22"/>
+        </w:rPr>
+        <w:t>• FuncaoTipoHora</w:t>
+        <w:br/>
+      </w:r>
+    </w:p>
+    <w:p>
+      <w:r>
+        <w:rPr>
+          <w:sz w:val="22"/>
+        </w:rPr>
+        <w:t>... e mais 118</w:t>
         <w:br/>
       </w:r>
     </w:p>
@@ -423,7 +1864,7 @@
           <w:b w:val="on"/>
           <w:sz w:val="24"/>
         </w:rPr>
-        <w:t>INDEX (1)</w:t>
+        <w:t>INDEX (168)</w:t>
       </w:r>
     </w:p>
     <w:p>
@@ -432,6 +1873,366 @@
           <w:sz w:val="22"/>
         </w:rPr>
         <w:t>• CC2010_PK</w:t>
+        <w:br/>
+      </w:r>
+    </w:p>
+    <w:p>
+      <w:r>
+        <w:rPr>
+          <w:sz w:val="22"/>
+        </w:rPr>
+        <w:t>• CC20101</w:t>
+        <w:br/>
+      </w:r>
+    </w:p>
+    <w:p>
+      <w:r>
+        <w:rPr>
+          <w:sz w:val="22"/>
+        </w:rPr>
+        <w:t>• CC20102</w:t>
+        <w:br/>
+      </w:r>
+    </w:p>
+    <w:p>
+      <w:r>
+        <w:rPr>
+          <w:sz w:val="22"/>
+        </w:rPr>
+        <w:t>• CC20103</w:t>
+        <w:br/>
+      </w:r>
+    </w:p>
+    <w:p>
+      <w:r>
+        <w:rPr>
+          <w:sz w:val="22"/>
+        </w:rPr>
+        <w:t>• CC20104</w:t>
+        <w:br/>
+      </w:r>
+    </w:p>
+    <w:p>
+      <w:r>
+        <w:rPr>
+          <w:sz w:val="22"/>
+        </w:rPr>
+        <w:t>• CC20105</w:t>
+        <w:br/>
+      </w:r>
+    </w:p>
+    <w:p>
+      <w:r>
+        <w:rPr>
+          <w:sz w:val="22"/>
+        </w:rPr>
+        <w:t>• CC2010_UNQ</w:t>
+        <w:br/>
+      </w:r>
+    </w:p>
+    <w:p>
+      <w:r>
+        <w:rPr>
+          <w:sz w:val="22"/>
+        </w:rPr>
+        <w:t>• SB1010_PK</w:t>
+        <w:br/>
+      </w:r>
+    </w:p>
+    <w:p>
+      <w:r>
+        <w:rPr>
+          <w:sz w:val="22"/>
+        </w:rPr>
+        <w:t>• SB10101</w:t>
+        <w:br/>
+      </w:r>
+    </w:p>
+    <w:p>
+      <w:r>
+        <w:rPr>
+          <w:sz w:val="22"/>
+        </w:rPr>
+        <w:t>• SB10102</w:t>
+        <w:br/>
+      </w:r>
+    </w:p>
+    <w:p>
+      <w:r>
+        <w:rPr>
+          <w:sz w:val="22"/>
+        </w:rPr>
+        <w:t>• SB10103</w:t>
+        <w:br/>
+      </w:r>
+    </w:p>
+    <w:p>
+      <w:r>
+        <w:rPr>
+          <w:sz w:val="22"/>
+        </w:rPr>
+        <w:t>• SB10104</w:t>
+        <w:br/>
+      </w:r>
+    </w:p>
+    <w:p>
+      <w:r>
+        <w:rPr>
+          <w:sz w:val="22"/>
+        </w:rPr>
+        <w:t>• SB10105</w:t>
+        <w:br/>
+      </w:r>
+    </w:p>
+    <w:p>
+      <w:r>
+        <w:rPr>
+          <w:sz w:val="22"/>
+        </w:rPr>
+        <w:t>• SB10106</w:t>
+        <w:br/>
+      </w:r>
+    </w:p>
+    <w:p>
+      <w:r>
+        <w:rPr>
+          <w:sz w:val="22"/>
+        </w:rPr>
+        <w:t>• SB10107</w:t>
+        <w:br/>
+      </w:r>
+    </w:p>
+    <w:p>
+      <w:r>
+        <w:rPr>
+          <w:sz w:val="22"/>
+        </w:rPr>
+        <w:t>• SB10108</w:t>
+        <w:br/>
+      </w:r>
+    </w:p>
+    <w:p>
+      <w:r>
+        <w:rPr>
+          <w:sz w:val="22"/>
+        </w:rPr>
+        <w:t>• SB10109</w:t>
+        <w:br/>
+      </w:r>
+    </w:p>
+    <w:p>
+      <w:r>
+        <w:rPr>
+          <w:sz w:val="22"/>
+        </w:rPr>
+        <w:t>• SB1010A</w:t>
+        <w:br/>
+      </w:r>
+    </w:p>
+    <w:p>
+      <w:r>
+        <w:rPr>
+          <w:sz w:val="22"/>
+        </w:rPr>
+        <w:t>• SB1010B</w:t>
+        <w:br/>
+      </w:r>
+    </w:p>
+    <w:p>
+      <w:r>
+        <w:rPr>
+          <w:sz w:val="22"/>
+        </w:rPr>
+        <w:t>• SB1010C</w:t>
+        <w:br/>
+      </w:r>
+    </w:p>
+    <w:p>
+      <w:r>
+        <w:rPr>
+          <w:sz w:val="22"/>
+        </w:rPr>
+        <w:t>• SB1010D</w:t>
+        <w:br/>
+      </w:r>
+    </w:p>
+    <w:p>
+      <w:r>
+        <w:rPr>
+          <w:sz w:val="22"/>
+        </w:rPr>
+        <w:t>• SB1010_UNQ</w:t>
+        <w:br/>
+      </w:r>
+    </w:p>
+    <w:p>
+      <w:r>
+        <w:rPr>
+          <w:sz w:val="22"/>
+        </w:rPr>
+        <w:t>• SAH010_PK</w:t>
+        <w:br/>
+      </w:r>
+    </w:p>
+    <w:p>
+      <w:r>
+        <w:rPr>
+          <w:sz w:val="22"/>
+        </w:rPr>
+        <w:t>• SAH0101</w:t>
+        <w:br/>
+      </w:r>
+    </w:p>
+    <w:p>
+      <w:r>
+        <w:rPr>
+          <w:sz w:val="22"/>
+        </w:rPr>
+        <w:t>• SAH0102</w:t>
+        <w:br/>
+      </w:r>
+    </w:p>
+    <w:p>
+      <w:r>
+        <w:rPr>
+          <w:sz w:val="22"/>
+        </w:rPr>
+        <w:t>• SAH0103</w:t>
+        <w:br/>
+      </w:r>
+    </w:p>
+    <w:p>
+      <w:r>
+        <w:rPr>
+          <w:sz w:val="22"/>
+        </w:rPr>
+        <w:t>• SAH010_UNQ</w:t>
+        <w:br/>
+      </w:r>
+    </w:p>
+    <w:p>
+      <w:r>
+        <w:rPr>
+          <w:sz w:val="22"/>
+        </w:rPr>
+        <w:t>• SYA010_PK</w:t>
+        <w:br/>
+      </w:r>
+    </w:p>
+    <w:p>
+      <w:r>
+        <w:rPr>
+          <w:sz w:val="22"/>
+        </w:rPr>
+        <w:t>• SYA0101</w:t>
+        <w:br/>
+      </w:r>
+    </w:p>
+    <w:p>
+      <w:r>
+        <w:rPr>
+          <w:sz w:val="22"/>
+        </w:rPr>
+        <w:t>• SYA0102</w:t>
+        <w:br/>
+      </w:r>
+    </w:p>
+    <w:p>
+      <w:r>
+        <w:rPr>
+          <w:sz w:val="22"/>
+        </w:rPr>
+        <w:t>• SYA0103</w:t>
+        <w:br/>
+      </w:r>
+    </w:p>
+    <w:p>
+      <w:r>
+        <w:rPr>
+          <w:sz w:val="22"/>
+        </w:rPr>
+        <w:t>• SYA010_UNQ</w:t>
+        <w:br/>
+      </w:r>
+    </w:p>
+    <w:p>
+      <w:r>
+        <w:rPr>
+          <w:sz w:val="22"/>
+        </w:rPr>
+        <w:t>• SA4010_PK</w:t>
+        <w:br/>
+      </w:r>
+    </w:p>
+    <w:p>
+      <w:r>
+        <w:rPr>
+          <w:sz w:val="22"/>
+        </w:rPr>
+        <w:t>• SA40101</w:t>
+        <w:br/>
+      </w:r>
+    </w:p>
+    <w:p>
+      <w:r>
+        <w:rPr>
+          <w:sz w:val="22"/>
+        </w:rPr>
+        <w:t>• SA40102</w:t>
+        <w:br/>
+      </w:r>
+    </w:p>
+    <w:p>
+      <w:r>
+        <w:rPr>
+          <w:sz w:val="22"/>
+        </w:rPr>
+        <w:t>• SA40103</w:t>
+        <w:br/>
+      </w:r>
+    </w:p>
+    <w:p>
+      <w:r>
+        <w:rPr>
+          <w:sz w:val="22"/>
+        </w:rPr>
+        <w:t>• SA40104</w:t>
+        <w:br/>
+      </w:r>
+    </w:p>
+    <w:p>
+      <w:r>
+        <w:rPr>
+          <w:sz w:val="22"/>
+        </w:rPr>
+        <w:t>• SA4010_UNQ</w:t>
+        <w:br/>
+      </w:r>
+    </w:p>
+    <w:p>
+      <w:r>
+        <w:rPr>
+          <w:sz w:val="22"/>
+        </w:rPr>
+        <w:t>• DA0010_PK</w:t>
+        <w:br/>
+      </w:r>
+    </w:p>
+    <w:p>
+      <w:r>
+        <w:rPr>
+          <w:sz w:val="22"/>
+        </w:rPr>
+        <w:t>• DA00101</w:t>
+        <w:br/>
+      </w:r>
+    </w:p>
+    <w:p>
+      <w:r>
+        <w:rPr>
+          <w:sz w:val="22"/>
+        </w:rPr>
+        <w:t>... e mais 128</w:t>
         <w:br/>
       </w:r>
     </w:p>
@@ -444,7 +2245,7 @@
           <w:b w:val="on"/>
           <w:sz w:val="24"/>
         </w:rPr>
-        <w:t>SUBTYPE_GROUP (1)</w:t>
+        <w:t>SUBTYPE_GROUP (112)</w:t>
       </w:r>
     </w:p>
     <w:p>
@@ -453,6 +2254,366 @@
           <w:sz w:val="22"/>
         </w:rPr>
         <w:t>• SGUsuarioEmpresa</w:t>
+        <w:br/>
+      </w:r>
+    </w:p>
+    <w:p>
+      <w:r>
+        <w:rPr>
+          <w:sz w:val="22"/>
+        </w:rPr>
+        <w:t>• SGClienteEmpresa</w:t>
+        <w:br/>
+      </w:r>
+    </w:p>
+    <w:p>
+      <w:r>
+        <w:rPr>
+          <w:sz w:val="22"/>
+        </w:rPr>
+        <w:t>• SGSetorEmpresa</w:t>
+        <w:br/>
+      </w:r>
+    </w:p>
+    <w:p>
+      <w:r>
+        <w:rPr>
+          <w:sz w:val="22"/>
+        </w:rPr>
+        <w:t>• SGNaturezaEmpresa</w:t>
+        <w:br/>
+      </w:r>
+    </w:p>
+    <w:p>
+      <w:r>
+        <w:rPr>
+          <w:sz w:val="22"/>
+        </w:rPr>
+        <w:t>• SGServicoCliente</w:t>
+        <w:br/>
+      </w:r>
+    </w:p>
+    <w:p>
+      <w:r>
+        <w:rPr>
+          <w:sz w:val="22"/>
+        </w:rPr>
+        <w:t>• SGServicoSetor</w:t>
+        <w:br/>
+      </w:r>
+    </w:p>
+    <w:p>
+      <w:r>
+        <w:rPr>
+          <w:sz w:val="22"/>
+        </w:rPr>
+        <w:t>• SGServicoNatureza</w:t>
+        <w:br/>
+      </w:r>
+    </w:p>
+    <w:p>
+      <w:r>
+        <w:rPr>
+          <w:sz w:val="22"/>
+        </w:rPr>
+        <w:t>• SGServicoExecutante</w:t>
+        <w:br/>
+      </w:r>
+    </w:p>
+    <w:p>
+      <w:r>
+        <w:rPr>
+          <w:sz w:val="22"/>
+        </w:rPr>
+        <w:t>• SGServicoEmpresa</w:t>
+        <w:br/>
+      </w:r>
+    </w:p>
+    <w:p>
+      <w:r>
+        <w:rPr>
+          <w:sz w:val="22"/>
+        </w:rPr>
+        <w:t>• SGGestaoServicoUsuario</w:t>
+        <w:br/>
+      </w:r>
+    </w:p>
+    <w:p>
+      <w:r>
+        <w:rPr>
+          <w:sz w:val="22"/>
+        </w:rPr>
+        <w:t>• SGServicoExecutanteFinal</w:t>
+        <w:br/>
+      </w:r>
+    </w:p>
+    <w:p>
+      <w:r>
+        <w:rPr>
+          <w:sz w:val="22"/>
+        </w:rPr>
+        <w:t>• SGServicoUsuarioCancelamento</w:t>
+        <w:br/>
+      </w:r>
+    </w:p>
+    <w:p>
+      <w:r>
+        <w:rPr>
+          <w:sz w:val="22"/>
+        </w:rPr>
+        <w:t>• SGNotificacaoUsuario</w:t>
+        <w:br/>
+      </w:r>
+    </w:p>
+    <w:p>
+      <w:r>
+        <w:rPr>
+          <w:sz w:val="22"/>
+        </w:rPr>
+        <w:t>• SGFavoritoUsuario</w:t>
+        <w:br/>
+      </w:r>
+    </w:p>
+    <w:p>
+      <w:r>
+        <w:rPr>
+          <w:sz w:val="22"/>
+        </w:rPr>
+        <w:t>• SGEmpresaAdministrador</w:t>
+        <w:br/>
+      </w:r>
+    </w:p>
+    <w:p>
+      <w:r>
+        <w:rPr>
+          <w:sz w:val="22"/>
+        </w:rPr>
+        <w:t>• SGServicoEndereco</w:t>
+        <w:br/>
+      </w:r>
+    </w:p>
+    <w:p>
+      <w:r>
+        <w:rPr>
+          <w:sz w:val="22"/>
+        </w:rPr>
+        <w:t>• SGOrdemExecutanteUsuario</w:t>
+        <w:br/>
+      </w:r>
+    </w:p>
+    <w:p>
+      <w:r>
+        <w:rPr>
+          <w:sz w:val="22"/>
+        </w:rPr>
+        <w:t>• SGOrdemGestaoServico</w:t>
+        <w:br/>
+      </w:r>
+    </w:p>
+    <w:p>
+      <w:r>
+        <w:rPr>
+          <w:sz w:val="22"/>
+        </w:rPr>
+        <w:t>• SGFuncaoEmpresa</w:t>
+        <w:br/>
+      </w:r>
+    </w:p>
+    <w:p>
+      <w:r>
+        <w:rPr>
+          <w:sz w:val="22"/>
+        </w:rPr>
+        <w:t>• SGUsuarioFuncao</w:t>
+        <w:br/>
+      </w:r>
+    </w:p>
+    <w:p>
+      <w:r>
+        <w:rPr>
+          <w:sz w:val="22"/>
+        </w:rPr>
+        <w:t>• SGOrdemExecutanteTipoHora</w:t>
+        <w:br/>
+      </w:r>
+    </w:p>
+    <w:p>
+      <w:r>
+        <w:rPr>
+          <w:sz w:val="22"/>
+        </w:rPr>
+        <w:t>• SGFaturamentoUsuario</w:t>
+        <w:br/>
+      </w:r>
+    </w:p>
+    <w:p>
+      <w:r>
+        <w:rPr>
+          <w:sz w:val="22"/>
+        </w:rPr>
+        <w:t>• SGExecutanteProduto</w:t>
+        <w:br/>
+      </w:r>
+    </w:p>
+    <w:p>
+      <w:r>
+        <w:rPr>
+          <w:sz w:val="22"/>
+        </w:rPr>
+        <w:t>• SGTipoServico</w:t>
+        <w:br/>
+      </w:r>
+    </w:p>
+    <w:p>
+      <w:r>
+        <w:rPr>
+          <w:sz w:val="22"/>
+        </w:rPr>
+        <w:t>• SGListaTipoServico</w:t>
+        <w:br/>
+      </w:r>
+    </w:p>
+    <w:p>
+      <w:r>
+        <w:rPr>
+          <w:sz w:val="22"/>
+        </w:rPr>
+        <w:t>• SGClienteTipoHora</w:t>
+        <w:br/>
+      </w:r>
+    </w:p>
+    <w:p>
+      <w:r>
+        <w:rPr>
+          <w:sz w:val="22"/>
+        </w:rPr>
+        <w:t>• SGFuncaoTipoHora</w:t>
+        <w:br/>
+      </w:r>
+    </w:p>
+    <w:p>
+      <w:r>
+        <w:rPr>
+          <w:sz w:val="22"/>
+        </w:rPr>
+        <w:t>• SGFaturaAglutinada</w:t>
+        <w:br/>
+      </w:r>
+    </w:p>
+    <w:p>
+      <w:r>
+        <w:rPr>
+          <w:sz w:val="22"/>
+        </w:rPr>
+        <w:t>• SGTipoContratoEmpresa</w:t>
+        <w:br/>
+      </w:r>
+    </w:p>
+    <w:p>
+      <w:r>
+        <w:rPr>
+          <w:sz w:val="22"/>
+        </w:rPr>
+        <w:t>• SGClienteTipoServico</w:t>
+        <w:br/>
+      </w:r>
+    </w:p>
+    <w:p>
+      <w:r>
+        <w:rPr>
+          <w:sz w:val="22"/>
+        </w:rPr>
+        <w:t>• SGContradoVendedor</w:t>
+        <w:br/>
+      </w:r>
+    </w:p>
+    <w:p>
+      <w:r>
+        <w:rPr>
+          <w:sz w:val="22"/>
+        </w:rPr>
+        <w:t>• SGExecutanteTipoHora</w:t>
+        <w:br/>
+      </w:r>
+    </w:p>
+    <w:p>
+      <w:r>
+        <w:rPr>
+          <w:sz w:val="22"/>
+        </w:rPr>
+        <w:t>• SGTecnico</w:t>
+        <w:br/>
+      </w:r>
+    </w:p>
+    <w:p>
+      <w:r>
+        <w:rPr>
+          <w:sz w:val="22"/>
+        </w:rPr>
+        <w:t>• SGEquipamentoEmpresa</w:t>
+        <w:br/>
+      </w:r>
+    </w:p>
+    <w:p>
+      <w:r>
+        <w:rPr>
+          <w:sz w:val="22"/>
+        </w:rPr>
+        <w:t>• SGEquipamentoDemanda</w:t>
+        <w:br/>
+      </w:r>
+    </w:p>
+    <w:p>
+      <w:r>
+        <w:rPr>
+          <w:sz w:val="22"/>
+        </w:rPr>
+        <w:t>• SGPesquisaCliente</w:t>
+        <w:br/>
+      </w:r>
+    </w:p>
+    <w:p>
+      <w:r>
+        <w:rPr>
+          <w:sz w:val="22"/>
+        </w:rPr>
+        <w:t>• SGMedicaoContrato</w:t>
+        <w:br/>
+      </w:r>
+    </w:p>
+    <w:p>
+      <w:r>
+        <w:rPr>
+          <w:sz w:val="22"/>
+        </w:rPr>
+        <w:t>• SGMedicaoProduto</w:t>
+        <w:br/>
+      </w:r>
+    </w:p>
+    <w:p>
+      <w:r>
+        <w:rPr>
+          <w:sz w:val="22"/>
+        </w:rPr>
+        <w:t>• SGMedicaoFuncao</w:t>
+        <w:br/>
+      </w:r>
+    </w:p>
+    <w:p>
+      <w:r>
+        <w:rPr>
+          <w:sz w:val="22"/>
+        </w:rPr>
+        <w:t>• SGMedicaoUsuario</w:t>
+        <w:br/>
+      </w:r>
+    </w:p>
+    <w:p>
+      <w:r>
+        <w:rPr>
+          <w:sz w:val="22"/>
+        </w:rPr>
+        <w:t>... e mais 72</w:t>
         <w:br/>
       </w:r>
     </w:p>
@@ -465,7 +2626,7 @@
           <w:b w:val="on"/>
           <w:sz w:val="24"/>
         </w:rPr>
-        <w:t>STRUCTURED_DATA_TYPE (1)</w:t>
+        <w:t>STRUCTURED_DATA_TYPE (263)</w:t>
       </w:r>
     </w:p>
     <w:p>
@@ -474,6 +2635,366 @@
           <w:sz w:val="22"/>
         </w:rPr>
         <w:t>• Route</w:t>
+        <w:br/>
+      </w:r>
+    </w:p>
+    <w:p>
+      <w:r>
+        <w:rPr>
+          <w:sz w:val="22"/>
+        </w:rPr>
+        <w:t>• DirectionsRequestParameters</w:t>
+        <w:br/>
+      </w:r>
+    </w:p>
+    <w:p>
+      <w:r>
+        <w:rPr>
+          <w:sz w:val="22"/>
+        </w:rPr>
+        <w:t>• GeolocationInfo</w:t>
+        <w:br/>
+      </w:r>
+    </w:p>
+    <w:p>
+      <w:r>
+        <w:rPr>
+          <w:sz w:val="22"/>
+        </w:rPr>
+        <w:t>• GeolocationProximityAlert</w:t>
+        <w:br/>
+      </w:r>
+    </w:p>
+    <w:p>
+      <w:r>
+        <w:rPr>
+          <w:sz w:val="22"/>
+        </w:rPr>
+        <w:t>• GeolocationPickerParameters</w:t>
+        <w:br/>
+      </w:r>
+    </w:p>
+    <w:p>
+      <w:r>
+        <w:rPr>
+          <w:sz w:val="22"/>
+        </w:rPr>
+        <w:t>• Event</w:t>
+        <w:br/>
+      </w:r>
+    </w:p>
+    <w:p>
+      <w:r>
+        <w:rPr>
+          <w:sz w:val="22"/>
+        </w:rPr>
+        <w:t>• Notification</w:t>
+        <w:br/>
+      </w:r>
+    </w:p>
+    <w:p>
+      <w:r>
+        <w:rPr>
+          <w:sz w:val="22"/>
+        </w:rPr>
+        <w:t>• LocalizedText</w:t>
+        <w:br/>
+      </w:r>
+    </w:p>
+    <w:p>
+      <w:r>
+        <w:rPr>
+          <w:sz w:val="22"/>
+        </w:rPr>
+        <w:t>• Target</w:t>
+        <w:br/>
+      </w:r>
+    </w:p>
+    <w:p>
+      <w:r>
+        <w:rPr>
+          <w:sz w:val="22"/>
+        </w:rPr>
+        <w:t>• Delivery</w:t>
+        <w:br/>
+      </w:r>
+    </w:p>
+    <w:p>
+      <w:r>
+        <w:rPr>
+          <w:sz w:val="22"/>
+        </w:rPr>
+        <w:t>• Configuration</w:t>
+        <w:br/>
+      </w:r>
+    </w:p>
+    <w:p>
+      <w:r>
+        <w:rPr>
+          <w:sz w:val="22"/>
+        </w:rPr>
+        <w:t>• ConfigurationProperty</w:t>
+        <w:br/>
+      </w:r>
+    </w:p>
+    <w:p>
+      <w:r>
+        <w:rPr>
+          <w:sz w:val="22"/>
+        </w:rPr>
+        <w:t>• Messages</w:t>
+        <w:br/>
+      </w:r>
+    </w:p>
+    <w:p>
+      <w:r>
+        <w:rPr>
+          <w:sz w:val="22"/>
+        </w:rPr>
+        <w:t>• AnalyticsPurchase</w:t>
+        <w:br/>
+      </w:r>
+    </w:p>
+    <w:p>
+      <w:r>
+        <w:rPr>
+          <w:sz w:val="22"/>
+        </w:rPr>
+        <w:t>• Directions</w:t>
+        <w:br/>
+      </w:r>
+    </w:p>
+    <w:p>
+      <w:r>
+        <w:rPr>
+          <w:sz w:val="22"/>
+        </w:rPr>
+        <w:t>• TrackingParameters</w:t>
+        <w:br/>
+      </w:r>
+    </w:p>
+    <w:p>
+      <w:r>
+        <w:rPr>
+          <w:sz w:val="22"/>
+        </w:rPr>
+        <w:t>• LocationInfo</w:t>
+        <w:br/>
+      </w:r>
+    </w:p>
+    <w:p>
+      <w:r>
+        <w:rPr>
+          <w:sz w:val="22"/>
+        </w:rPr>
+        <w:t>• LocationProximityAlert</w:t>
+        <w:br/>
+      </w:r>
+    </w:p>
+    <w:p>
+      <w:r>
+        <w:rPr>
+          <w:sz w:val="22"/>
+        </w:rPr>
+        <w:t>• LocationPickerParameters</w:t>
+        <w:br/>
+      </w:r>
+    </w:p>
+    <w:p>
+      <w:r>
+        <w:rPr>
+          <w:sz w:val="22"/>
+        </w:rPr>
+        <w:t>• GridState</w:t>
+        <w:br/>
+      </w:r>
+    </w:p>
+    <w:p>
+      <w:r>
+        <w:rPr>
+          <w:sz w:val="22"/>
+        </w:rPr>
+        <w:t>• CrashAnalyticsKeyValue</w:t>
+        <w:br/>
+      </w:r>
+    </w:p>
+    <w:p>
+      <w:r>
+        <w:rPr>
+          <w:sz w:val="22"/>
+        </w:rPr>
+        <w:t>• AnalyticsKeyValue</w:t>
+        <w:br/>
+      </w:r>
+    </w:p>
+    <w:p>
+      <w:r>
+        <w:rPr>
+          <w:sz w:val="22"/>
+        </w:rPr>
+        <w:t>• FacebookAccessToken</w:t>
+        <w:br/>
+      </w:r>
+    </w:p>
+    <w:p>
+      <w:r>
+        <w:rPr>
+          <w:sz w:val="22"/>
+        </w:rPr>
+        <w:t>• NotificationInfo</w:t>
+        <w:br/>
+      </w:r>
+    </w:p>
+    <w:p>
+      <w:r>
+        <w:rPr>
+          <w:sz w:val="22"/>
+        </w:rPr>
+        <w:t>• SynchronizationInfo</w:t>
+        <w:br/>
+      </w:r>
+    </w:p>
+    <w:p>
+      <w:r>
+        <w:rPr>
+          <w:sz w:val="22"/>
+        </w:rPr>
+        <w:t>• SynchronizationEventList</w:t>
+        <w:br/>
+      </w:r>
+    </w:p>
+    <w:p>
+      <w:r>
+        <w:rPr>
+          <w:sz w:val="22"/>
+        </w:rPr>
+        <w:t>• SynchronizationEventResultList</w:t>
+        <w:br/>
+      </w:r>
+    </w:p>
+    <w:p>
+      <w:r>
+        <w:rPr>
+          <w:sz w:val="22"/>
+        </w:rPr>
+        <w:t>• StorePurchase</w:t>
+        <w:br/>
+      </w:r>
+    </w:p>
+    <w:p>
+      <w:r>
+        <w:rPr>
+          <w:sz w:val="22"/>
+        </w:rPr>
+        <w:t>• StoreValidationConfig</w:t>
+        <w:br/>
+      </w:r>
+    </w:p>
+    <w:p>
+      <w:r>
+        <w:rPr>
+          <w:sz w:val="22"/>
+        </w:rPr>
+        <w:t>• PurchaseResult</w:t>
+        <w:br/>
+      </w:r>
+    </w:p>
+    <w:p>
+      <w:r>
+        <w:rPr>
+          <w:sz w:val="22"/>
+        </w:rPr>
+        <w:t>• PurchaseReceiptInformation</w:t>
+        <w:br/>
+      </w:r>
+    </w:p>
+    <w:p>
+      <w:r>
+        <w:rPr>
+          <w:sz w:val="22"/>
+        </w:rPr>
+        <w:t>• StoreProduct</w:t>
+        <w:br/>
+      </w:r>
+    </w:p>
+    <w:p>
+      <w:r>
+        <w:rPr>
+          <w:sz w:val="22"/>
+        </w:rPr>
+        <w:t>• PurchasesInformation</w:t>
+        <w:br/>
+      </w:r>
+    </w:p>
+    <w:p>
+      <w:r>
+        <w:rPr>
+          <w:sz w:val="22"/>
+        </w:rPr>
+        <w:t>• LocalNotificationsInfo</w:t>
+        <w:br/>
+      </w:r>
+    </w:p>
+    <w:p>
+      <w:r>
+        <w:rPr>
+          <w:sz w:val="22"/>
+        </w:rPr>
+        <w:t>• MediaItem</w:t>
+        <w:br/>
+      </w:r>
+    </w:p>
+    <w:p>
+      <w:r>
+        <w:rPr>
+          <w:sz w:val="22"/>
+        </w:rPr>
+        <w:t>• MediaQueue</w:t>
+        <w:br/>
+      </w:r>
+    </w:p>
+    <w:p>
+      <w:r>
+        <w:rPr>
+          <w:sz w:val="22"/>
+        </w:rPr>
+        <w:t>• MediaQueueState</w:t>
+        <w:br/>
+      </w:r>
+    </w:p>
+    <w:p>
+      <w:r>
+        <w:rPr>
+          <w:sz w:val="22"/>
+        </w:rPr>
+        <w:t>• MediaItemFinishedInfo</w:t>
+        <w:br/>
+      </w:r>
+    </w:p>
+    <w:p>
+      <w:r>
+        <w:rPr>
+          <w:sz w:val="22"/>
+        </w:rPr>
+        <w:t>• AudioPlayerSettings</w:t>
+        <w:br/>
+      </w:r>
+    </w:p>
+    <w:p>
+      <w:r>
+        <w:rPr>
+          <w:sz w:val="22"/>
+        </w:rPr>
+        <w:t>• AudioPlayerCustomAction</w:t>
+        <w:br/>
+      </w:r>
+    </w:p>
+    <w:p>
+      <w:r>
+        <w:rPr>
+          <w:sz w:val="22"/>
+        </w:rPr>
+        <w:t>... e mais 223</w:t>
         <w:br/>
       </w:r>
     </w:p>
@@ -499,7 +3020,7 @@
           <w:b w:val="on"/>
           <w:sz w:val="24"/>
         </w:rPr>
-        <w:t>PROCEDURE (1)</w:t>
+        <w:t>PROCEDURE (844)</w:t>
       </w:r>
     </w:p>
     <w:p>
@@ -508,6 +3029,366 @@
           <w:sz w:val="22"/>
         </w:rPr>
         <w:t>• GoogleDirectionsServiceRequest — parm=parm(in:&amp;DirectionsRequestParameters, out:&amp;Routes, out:&amp;errorMessages)</w:t>
+        <w:br/>
+      </w:r>
+    </w:p>
+    <w:p>
+      <w:r>
+        <w:rPr>
+          <w:sz w:val="22"/>
+        </w:rPr>
+        <w:t>• AddDeviceGroups — parm=parm(in:&amp;Configuration, in:&amp;DeviceToken, in:&amp;Groups, out:&amp;Messages, out:&amp;Success)</w:t>
+        <w:br/>
+      </w:r>
+    </w:p>
+    <w:p>
+      <w:r>
+        <w:rPr>
+          <w:sz w:val="22"/>
+        </w:rPr>
+        <w:t><![CDATA[• AddDeviceTargetFilter — parm=parm(in:&Configuration, in:&DeviceToken, in:&FilterName, in:&FilterValue, out:&Messages, out:&Success)]]></w:t>
+        <w:br/>
+      </w:r>
+    </w:p>
+    <w:p>
+      <w:r>
+        <w:rPr>
+          <w:sz w:val="22"/>
+        </w:rPr>
+        <w:t><![CDATA[• RemoveDeviceTargetFilter — parm=parm(in:&Configuration, in:&DeviceToken, in:&FilterName, in:&FilterValue, out:&OutMessages, out:&Success)]]></w:t>
+        <w:br/>
+      </w:r>
+    </w:p>
+    <w:p>
+      <w:r>
+        <w:rPr>
+          <w:sz w:val="22"/>
+        </w:rPr>
+        <w:t>• RemoveDeviceGroups — parm=parm(in:&amp;Configuration, in:&amp;DeviceToken, in:&amp;Groups, out:&amp;Messages, out:&amp;Success)</w:t>
+        <w:br/>
+      </w:r>
+    </w:p>
+    <w:p>
+      <w:r>
+        <w:rPr>
+          <w:sz w:val="22"/>
+        </w:rPr>
+        <w:t><![CDATA[• SendNotification — parm=parm(in:&Configuration, in:&DeviceToken, in:&NotificationMessage, in:&Delivery, out:&Messages, out:&Success)]]></w:t>
+        <w:br/>
+      </w:r>
+    </w:p>
+    <w:p>
+      <w:r>
+        <w:rPr>
+          <w:sz w:val="22"/>
+        </w:rPr>
+        <w:t><![CDATA[• SendEvent — parm=parm(in:&Configuration, in:&DeviceToken, in:&NotificationEvent, in:&Delivery, out:&Messages, out:&Success)]]></w:t>
+        <w:br/>
+      </w:r>
+    </w:p>
+    <w:p>
+      <w:r>
+        <w:rPr>
+          <w:sz w:val="22"/>
+        </w:rPr>
+        <w:t><![CDATA[• SendNotificationTargets — parm=parm(in:&Configuration, in:&Target, in:&NotificationMessage, in:&Delivery, out:&Messages, out:&Success)]]></w:t>
+        <w:br/>
+      </w:r>
+    </w:p>
+    <w:p>
+      <w:r>
+        <w:rPr>
+          <w:sz w:val="22"/>
+        </w:rPr>
+        <w:t><![CDATA[• SendEventTargets — parm=parm(in:&Configuration, in:&Target, in:&Event, in:&Delivery, out:&Messages, out:&Success)]]></w:t>
+        <w:br/>
+      </w:r>
+    </w:p>
+    <w:p>
+      <w:r>
+        <w:rPr>
+          <w:sz w:val="22"/>
+        </w:rPr>
+        <w:t>• SetDeviceTargetMultipleFilters — parm=parm(in:&amp;Configuration, in:&amp;DeviceToken, in:&amp;FilterTags, out:&amp;Messages, out:&amp;Success)</w:t>
+        <w:br/>
+      </w:r>
+    </w:p>
+    <w:p>
+      <w:r>
+        <w:rPr>
+          <w:sz w:val="22"/>
+        </w:rPr>
+        <w:t>• OfflineEventReplicator — parm=parm(in:&amp;GxPendingEvents, in:&amp;GxSyncroInfo, out:&amp;EventResults)</w:t>
+        <w:br/>
+      </w:r>
+    </w:p>
+    <w:p>
+      <w:r>
+        <w:rPr>
+          <w:sz w:val="22"/>
+        </w:rPr>
+        <w:t><![CDATA[• RefreshToken — parm=parm(in:&OAuthAuthorizationConfig, in:&RefreshToken, out:&OAuthAccessToken, out:&DateTimeTokenExpire, out:&OutMessages, out:&...)]]></w:t>
+        <w:br/>
+      </w:r>
+    </w:p>
+    <w:p>
+      <w:r>
+        <w:rPr>
+          <w:sz w:val="22"/>
+        </w:rPr>
+        <w:t>• CheckDynamicDefinition — parm=parm(in:&amp;Instance, out:&amp;IsDynamic, out:&amp;HasErrors, out:&amp;Messages)</w:t>
+        <w:br/>
+      </w:r>
+    </w:p>
+    <w:p>
+      <w:r>
+        <w:rPr>
+          <w:sz w:val="22"/>
+        </w:rPr>
+        <w:t>• SendFlowTriggers — parm=parm(in:&amp;Instance, in:&amp;Triggers, in:&amp;Flow, out:&amp;Messages)</w:t>
+        <w:br/>
+      </w:r>
+    </w:p>
+    <w:p>
+      <w:r>
+        <w:rPr>
+          <w:sz w:val="22"/>
+        </w:rPr>
+        <w:t>• GetFlowTriggers — parm=parm(in:&amp;Instance, in:&amp;Flow, out:&amp;Messages, out:&amp;Triggers)</w:t>
+        <w:br/>
+      </w:r>
+    </w:p>
+    <w:p>
+      <w:r>
+        <w:rPr>
+          <w:sz w:val="22"/>
+        </w:rPr>
+        <w:t>• DeleteFlowTriggers — parm=parm(in:&amp;Instance, in:&amp;Triggers, in:&amp;Flow, out:&amp;Messages)</w:t>
+        <w:br/>
+      </w:r>
+    </w:p>
+    <w:p>
+      <w:r>
+        <w:rPr>
+          <w:sz w:val="22"/>
+        </w:rPr>
+        <w:t>• GetUserContextValue — parm=parm(in:&amp;Instance, in:&amp;UserId, in:&amp;Parameter, out:&amp;Messages, out:&amp;ParameterValue)</w:t>
+        <w:br/>
+      </w:r>
+    </w:p>
+    <w:p>
+      <w:r>
+        <w:rPr>
+          <w:sz w:val="22"/>
+        </w:rPr>
+        <w:t>• SetUserContextValue — parm=parm(in:&amp;Instance, in:&amp;UserId, in:&amp;Parameter, in:&amp;ParameterValue)</w:t>
+        <w:br/>
+      </w:r>
+    </w:p>
+    <w:p>
+      <w:r>
+        <w:rPr>
+          <w:sz w:val="22"/>
+        </w:rPr>
+        <w:t>• CleanContext — parm=parm(in:&amp;Instance)</w:t>
+        <w:br/>
+      </w:r>
+    </w:p>
+    <w:p>
+      <w:r>
+        <w:rPr>
+          <w:sz w:val="22"/>
+        </w:rPr>
+        <w:t>• CleanUserContext — parm=parm(in:&amp;Instance, in:&amp;UserId)</w:t>
+        <w:br/>
+      </w:r>
+    </w:p>
+    <w:p>
+      <w:r>
+        <w:rPr>
+          <w:sz w:val="22"/>
+        </w:rPr>
+        <w:t>• SetContextValue — parm=parm(in:&amp;Instance, in:&amp;Parameter, in:&amp;ParameterValue)</w:t>
+        <w:br/>
+      </w:r>
+    </w:p>
+    <w:p>
+      <w:r>
+        <w:rPr>
+          <w:sz w:val="22"/>
+        </w:rPr>
+        <w:t>• GetContextValue — parm=parm(in:&amp;Instance, in:&amp;Parameter, out:&amp;Messages, out:&amp;ParameterValue)</w:t>
+        <w:br/>
+      </w:r>
+    </w:p>
+    <w:p>
+      <w:r>
+        <w:rPr>
+          <w:sz w:val="22"/>
+        </w:rPr>
+        <w:t>• SendMessage — parm=parm(in:&amp;Instance, in:&amp;Message, in:&amp;Image, &amp;AnalyzeResponse, out:&amp;Messages)</w:t>
+        <w:br/>
+      </w:r>
+    </w:p>
+    <w:p>
+      <w:r>
+        <w:rPr>
+          <w:sz w:val="22"/>
+        </w:rPr>
+        <w:t>• Analyze — parm=parm(in:&amp;Instance, in:&amp;Message, &amp;AnalyzeResponse, out:&amp;Messages)</w:t>
+        <w:br/>
+      </w:r>
+    </w:p>
+    <w:p>
+      <w:r>
+        <w:rPr>
+          <w:sz w:val="22"/>
+        </w:rPr>
+        <w:t>• SendEntityValues — parm=parm(in:&amp;Instance, in:&amp;EntityValues, in:&amp;Entity, out:&amp;Messages)</w:t>
+        <w:br/>
+      </w:r>
+    </w:p>
+    <w:p>
+      <w:r>
+        <w:rPr>
+          <w:sz w:val="22"/>
+        </w:rPr>
+        <w:t>• SendMessage — parm=parm(in:&amp;ChannelConfiguration, in:&amp;Message, out:&amp;Messages)</w:t>
+        <w:br/>
+      </w:r>
+    </w:p>
+    <w:p>
+      <w:r>
+        <w:rPr>
+          <w:sz w:val="22"/>
+        </w:rPr>
+        <w:t>• SetWebhookURL — parm=parm(in:&amp;Url, in:&amp;Instance, out:&amp;Messages)</w:t>
+        <w:br/>
+      </w:r>
+    </w:p>
+    <w:p>
+      <w:r>
+        <w:rPr>
+          <w:sz w:val="22"/>
+        </w:rPr>
+        <w:t>• GetMessageData — parm=parm(in:&amp;Channel, in:&amp;Instance, in:&amp;Query, out:&amp;Message, out:&amp;ChannelConfiguration)</w:t>
+        <w:br/>
+      </w:r>
+    </w:p>
+    <w:p>
+      <w:r>
+        <w:rPr>
+          <w:sz w:val="22"/>
+        </w:rPr>
+        <w:t>• LoadUserKeyValue</w:t>
+        <w:br/>
+      </w:r>
+    </w:p>
+    <w:p>
+      <w:r>
+        <w:rPr>
+          <w:sz w:val="22"/>
+        </w:rPr>
+        <w:t>• SaveUserKeyValue</w:t>
+        <w:br/>
+      </w:r>
+    </w:p>
+    <w:p>
+      <w:r>
+        <w:rPr>
+          <w:sz w:val="22"/>
+        </w:rPr>
+        <w:t>• WWP_StorageProvider_GetFilePath</w:t>
+        <w:br/>
+      </w:r>
+    </w:p>
+    <w:p>
+      <w:r>
+        <w:rPr>
+          <w:sz w:val="22"/>
+        </w:rPr>
+        <w:t>• ListWWPPrograms</w:t>
+        <w:br/>
+      </w:r>
+    </w:p>
+    <w:p>
+      <w:r>
+        <w:rPr>
+          <w:sz w:val="22"/>
+        </w:rPr>
+        <w:t>• AuditTransaction</w:t>
+        <w:br/>
+      </w:r>
+    </w:p>
+    <w:p>
+      <w:r>
+        <w:rPr>
+          <w:sz w:val="22"/>
+        </w:rPr>
+        <w:t>• LoadColumnsSelectorState</w:t>
+        <w:br/>
+      </w:r>
+    </w:p>
+    <w:p>
+      <w:r>
+        <w:rPr>
+          <w:sz w:val="22"/>
+        </w:rPr>
+        <w:t>• LoadWWPContext</w:t>
+        <w:br/>
+      </w:r>
+    </w:p>
+    <w:p>
+      <w:r>
+        <w:rPr>
+          <w:sz w:val="22"/>
+        </w:rPr>
+        <w:t>• SetWWPContext</w:t>
+        <w:br/>
+      </w:r>
+    </w:p>
+    <w:p>
+      <w:r>
+        <w:rPr>
+          <w:sz w:val="22"/>
+        </w:rPr>
+        <w:t>• SaveColumnsSelectorState</w:t>
+        <w:br/>
+      </w:r>
+    </w:p>
+    <w:p>
+      <w:r>
+        <w:rPr>
+          <w:sz w:val="22"/>
+        </w:rPr>
+        <w:t>• WWP_ColumnsSelector_Remove</w:t>
+        <w:br/>
+      </w:r>
+    </w:p>
+    <w:p>
+      <w:r>
+        <w:rPr>
+          <w:sz w:val="22"/>
+        </w:rPr>
+        <w:t>• WWP_ColumnsSelector_Add</w:t>
+        <w:br/>
+      </w:r>
+    </w:p>
+    <w:p>
+      <w:r>
+        <w:rPr>
+          <w:sz w:val="22"/>
+        </w:rPr>
+        <w:t>• WWP_ColumnSelector_UpdateColumns</w:t>
+        <w:br/>
+      </w:r>
+    </w:p>
+    <w:p>
+      <w:r>
+        <w:rPr>
+          <w:sz w:val="22"/>
+        </w:rPr>
+        <w:t>... e mais 804</w:t>
         <w:br/>
       </w:r>
     </w:p>
@@ -520,7 +3401,7 @@
           <w:b w:val="on"/>
           <w:sz w:val="24"/>
         </w:rPr>
-        <w:t>EXTERNAL_OBJECT (1)</w:t>
+        <w:t>EXTERNAL_OBJECT (238)</w:t>
       </w:r>
     </w:p>
     <w:p>
@@ -529,6 +3410,366 @@
           <w:sz w:val="22"/>
         </w:rPr>
         <w:t>• Geolocation</w:t>
+        <w:br/>
+      </w:r>
+    </w:p>
+    <w:p>
+      <w:r>
+        <w:rPr>
+          <w:sz w:val="22"/>
+        </w:rPr>
+        <w:t>• Progress</w:t>
+        <w:br/>
+      </w:r>
+    </w:p>
+    <w:p>
+      <w:r>
+        <w:rPr>
+          <w:sz w:val="22"/>
+        </w:rPr>
+        <w:t>• Navigation</w:t>
+        <w:br/>
+      </w:r>
+    </w:p>
+    <w:p>
+      <w:r>
+        <w:rPr>
+          <w:sz w:val="22"/>
+        </w:rPr>
+        <w:t>• Appearance</w:t>
+        <w:br/>
+      </w:r>
+    </w:p>
+    <w:p>
+      <w:r>
+        <w:rPr>
+          <w:sz w:val="22"/>
+        </w:rPr>
+        <w:t>• DesignSystem</w:t>
+        <w:br/>
+      </w:r>
+    </w:p>
+    <w:p>
+      <w:r>
+        <w:rPr>
+          <w:sz w:val="22"/>
+        </w:rPr>
+        <w:t>• ConfigurationManager</w:t>
+        <w:br/>
+      </w:r>
+    </w:p>
+    <w:p>
+      <w:r>
+        <w:rPr>
+          <w:sz w:val="22"/>
+        </w:rPr>
+        <w:t>• ExternalStorage</w:t>
+        <w:br/>
+      </w:r>
+    </w:p>
+    <w:p>
+      <w:r>
+        <w:rPr>
+          <w:sz w:val="22"/>
+        </w:rPr>
+        <w:t>• Clipboard</w:t>
+        <w:br/>
+      </w:r>
+    </w:p>
+    <w:p>
+      <w:r>
+        <w:rPr>
+          <w:sz w:val="22"/>
+        </w:rPr>
+        <w:t>• Analytics</w:t>
+        <w:br/>
+      </w:r>
+    </w:p>
+    <w:p>
+      <w:r>
+        <w:rPr>
+          <w:sz w:val="22"/>
+        </w:rPr>
+        <w:t>• Server</w:t>
+        <w:br/>
+      </w:r>
+    </w:p>
+    <w:p>
+      <w:r>
+        <w:rPr>
+          <w:sz w:val="22"/>
+        </w:rPr>
+        <w:t>• Runtime</w:t>
+        <w:br/>
+      </w:r>
+    </w:p>
+    <w:p>
+      <w:r>
+        <w:rPr>
+          <w:sz w:val="22"/>
+        </w:rPr>
+        <w:t>• Log</w:t>
+        <w:br/>
+      </w:r>
+    </w:p>
+    <w:p>
+      <w:r>
+        <w:rPr>
+          <w:sz w:val="22"/>
+        </w:rPr>
+        <w:t>• Maps</w:t>
+        <w:br/>
+      </w:r>
+    </w:p>
+    <w:p>
+      <w:r>
+        <w:rPr>
+          <w:sz w:val="22"/>
+        </w:rPr>
+        <w:t>• DynamicCallOld</w:t>
+        <w:br/>
+      </w:r>
+    </w:p>
+    <w:p>
+      <w:r>
+        <w:rPr>
+          <w:sz w:val="22"/>
+        </w:rPr>
+        <w:t>• DynamicCall</w:t>
+        <w:br/>
+      </w:r>
+    </w:p>
+    <w:p>
+      <w:r>
+        <w:rPr>
+          <w:sz w:val="22"/>
+        </w:rPr>
+        <w:t>• DynamicCallPropertiesJava</w:t>
+        <w:br/>
+      </w:r>
+    </w:p>
+    <w:p>
+      <w:r>
+        <w:rPr>
+          <w:sz w:val="22"/>
+        </w:rPr>
+        <w:t>• DynamicCallPropertiesNet</w:t>
+        <w:br/>
+      </w:r>
+    </w:p>
+    <w:p>
+      <w:r>
+        <w:rPr>
+          <w:sz w:val="22"/>
+        </w:rPr>
+        <w:t>• AnyObject</w:t>
+        <w:br/>
+      </w:r>
+    </w:p>
+    <w:p>
+      <w:r>
+        <w:rPr>
+          <w:sz w:val="22"/>
+        </w:rPr>
+        <w:t>• DynamicCallMethodProperties</w:t>
+        <w:br/>
+      </w:r>
+    </w:p>
+    <w:p>
+      <w:r>
+        <w:rPr>
+          <w:sz w:val="22"/>
+        </w:rPr>
+        <w:t>• CrashAnalytics</w:t>
+        <w:br/>
+      </w:r>
+    </w:p>
+    <w:p>
+      <w:r>
+        <w:rPr>
+          <w:sz w:val="22"/>
+        </w:rPr>
+        <w:t>• Dictionary</w:t>
+        <w:br/>
+      </w:r>
+    </w:p>
+    <w:p>
+      <w:r>
+        <w:rPr>
+          <w:sz w:val="22"/>
+        </w:rPr>
+        <w:t>• ClientInformation</w:t>
+        <w:br/>
+      </w:r>
+    </w:p>
+    <w:p>
+      <w:r>
+        <w:rPr>
+          <w:sz w:val="22"/>
+        </w:rPr>
+        <w:t>• ClientStorage</w:t>
+        <w:br/>
+      </w:r>
+    </w:p>
+    <w:p>
+      <w:r>
+        <w:rPr>
+          <w:sz w:val="22"/>
+        </w:rPr>
+        <w:t>• Socket</w:t>
+        <w:br/>
+      </w:r>
+    </w:p>
+    <w:p>
+      <w:r>
+        <w:rPr>
+          <w:sz w:val="22"/>
+        </w:rPr>
+        <w:t>• Facebook</w:t>
+        <w:br/>
+      </w:r>
+    </w:p>
+    <w:p>
+      <w:r>
+        <w:rPr>
+          <w:sz w:val="22"/>
+        </w:rPr>
+        <w:t>• Twitter</w:t>
+        <w:br/>
+      </w:r>
+    </w:p>
+    <w:p>
+      <w:r>
+        <w:rPr>
+          <w:sz w:val="22"/>
+        </w:rPr>
+        <w:t>• Share</w:t>
+        <w:br/>
+      </w:r>
+    </w:p>
+    <w:p>
+      <w:r>
+        <w:rPr>
+          <w:sz w:val="22"/>
+        </w:rPr>
+        <w:t>• WeChat</w:t>
+        <w:br/>
+      </w:r>
+    </w:p>
+    <w:p>
+      <w:r>
+        <w:rPr>
+          <w:sz w:val="22"/>
+        </w:rPr>
+        <w:t>• Socket</w:t>
+        <w:br/>
+      </w:r>
+    </w:p>
+    <w:p>
+      <w:r>
+        <w:rPr>
+          <w:sz w:val="22"/>
+        </w:rPr>
+        <w:t>• SynchronizationEvents</w:t>
+        <w:br/>
+      </w:r>
+    </w:p>
+    <w:p>
+      <w:r>
+        <w:rPr>
+          <w:sz w:val="22"/>
+        </w:rPr>
+        <w:t>• Synchronization</w:t>
+        <w:br/>
+      </w:r>
+    </w:p>
+    <w:p>
+      <w:r>
+        <w:rPr>
+          <w:sz w:val="22"/>
+        </w:rPr>
+        <w:t>• Permissions</w:t>
+        <w:br/>
+      </w:r>
+    </w:p>
+    <w:p>
+      <w:r>
+        <w:rPr>
+          <w:sz w:val="22"/>
+        </w:rPr>
+        <w:t>• StoreManager</w:t>
+        <w:br/>
+      </w:r>
+    </w:p>
+    <w:p>
+      <w:r>
+        <w:rPr>
+          <w:sz w:val="22"/>
+        </w:rPr>
+        <w:t>• StoreInterop</w:t>
+        <w:br/>
+      </w:r>
+    </w:p>
+    <w:p>
+      <w:r>
+        <w:rPr>
+          <w:sz w:val="22"/>
+        </w:rPr>
+        <w:t>• LocalNotifications</w:t>
+        <w:br/>
+      </w:r>
+    </w:p>
+    <w:p>
+      <w:r>
+        <w:rPr>
+          <w:sz w:val="22"/>
+        </w:rPr>
+        <w:t>• Camera</w:t>
+        <w:br/>
+      </w:r>
+    </w:p>
+    <w:p>
+      <w:r>
+        <w:rPr>
+          <w:sz w:val="22"/>
+        </w:rPr>
+        <w:t>• PhotoLibrary</w:t>
+        <w:br/>
+      </w:r>
+    </w:p>
+    <w:p>
+      <w:r>
+        <w:rPr>
+          <w:sz w:val="22"/>
+        </w:rPr>
+        <w:t>• Audio</w:t>
+        <w:br/>
+      </w:r>
+    </w:p>
+    <w:p>
+      <w:r>
+        <w:rPr>
+          <w:sz w:val="22"/>
+        </w:rPr>
+        <w:t>• AudioRecorder</w:t>
+        <w:br/>
+      </w:r>
+    </w:p>
+    <w:p>
+      <w:r>
+        <w:rPr>
+          <w:sz w:val="22"/>
+        </w:rPr>
+        <w:t>• Files</w:t>
+        <w:br/>
+      </w:r>
+    </w:p>
+    <w:p>
+      <w:r>
+        <w:rPr>
+          <w:sz w:val="22"/>
+        </w:rPr>
+        <w:t>... e mais 198</w:t>
         <w:br/>
       </w:r>
     </w:p>
@@ -554,7 +3795,7 @@
           <w:b w:val="on"/>
           <w:sz w:val="24"/>
         </w:rPr>
-        <w:t>WEB_PANEL (1)</w:t>
+        <w:t>WEB_PANEL (589)</w:t>
       </w:r>
     </w:p>
     <w:p>
@@ -563,6 +3804,366 @@
           <w:sz w:val="22"/>
         </w:rPr>
         <w:t>• AppMasterPage — form=present</w:t>
+        <w:br/>
+      </w:r>
+    </w:p>
+    <w:p>
+      <w:r>
+        <w:rPr>
+          <w:sz w:val="22"/>
+        </w:rPr>
+        <w:t>• RecentLinks — form=present</w:t>
+        <w:br/>
+      </w:r>
+    </w:p>
+    <w:p>
+      <w:r>
+        <w:rPr>
+          <w:sz w:val="22"/>
+        </w:rPr>
+        <w:t>• PromptMasterPage — form=present</w:t>
+        <w:br/>
+      </w:r>
+    </w:p>
+    <w:p>
+      <w:r>
+        <w:rPr>
+          <w:sz w:val="22"/>
+        </w:rPr>
+        <w:t>• RwdMasterPage — form=present</w:t>
+        <w:br/>
+      </w:r>
+    </w:p>
+    <w:p>
+      <w:r>
+        <w:rPr>
+          <w:sz w:val="22"/>
+        </w:rPr>
+        <w:t>• RwdRecentLinks — form=present</w:t>
+        <w:br/>
+      </w:r>
+    </w:p>
+    <w:p>
+      <w:r>
+        <w:rPr>
+          <w:sz w:val="22"/>
+        </w:rPr>
+        <w:t>• RwdPromptMasterPage — form=present</w:t>
+        <w:br/>
+      </w:r>
+    </w:p>
+    <w:p>
+      <w:r>
+        <w:rPr>
+          <w:sz w:val="22"/>
+        </w:rPr>
+        <w:t>• Gx0030 — form=present</w:t>
+        <w:br/>
+      </w:r>
+    </w:p>
+    <w:p>
+      <w:r>
+        <w:rPr>
+          <w:sz w:val="22"/>
+        </w:rPr>
+        <w:t>• Gx0060 — form=present</w:t>
+        <w:br/>
+      </w:r>
+    </w:p>
+    <w:p>
+      <w:r>
+        <w:rPr>
+          <w:sz w:val="22"/>
+        </w:rPr>
+        <w:t>• AcessoCliente — form=present</w:t>
+        <w:br/>
+      </w:r>
+    </w:p>
+    <w:p>
+      <w:r>
+        <w:rPr>
+          <w:sz w:val="22"/>
+        </w:rPr>
+        <w:t>• WizardStepsArrowWC — form=present</w:t>
+        <w:br/>
+      </w:r>
+    </w:p>
+    <w:p>
+      <w:r>
+        <w:rPr>
+          <w:sz w:val="22"/>
+        </w:rPr>
+        <w:t>• WizardStepsBulletWC — form=present</w:t>
+        <w:br/>
+      </w:r>
+    </w:p>
+    <w:p>
+      <w:r>
+        <w:rPr>
+          <w:sz w:val="22"/>
+        </w:rPr>
+        <w:t>• AddressDisplay — form=present</w:t>
+        <w:br/>
+      </w:r>
+    </w:p>
+    <w:p>
+      <w:r>
+        <w:rPr>
+          <w:sz w:val="22"/>
+        </w:rPr>
+        <w:t>• ExportOptions — form=present</w:t>
+        <w:br/>
+      </w:r>
+    </w:p>
+    <w:p>
+      <w:r>
+        <w:rPr>
+          <w:sz w:val="22"/>
+        </w:rPr>
+        <w:t>• Home — form=present</w:t>
+        <w:br/>
+      </w:r>
+    </w:p>
+    <w:p>
+      <w:r>
+        <w:rPr>
+          <w:sz w:val="22"/>
+        </w:rPr>
+        <w:t>• ManageFilters — form=present</w:t>
+        <w:br/>
+      </w:r>
+    </w:p>
+    <w:p>
+      <w:r>
+        <w:rPr>
+          <w:sz w:val="22"/>
+        </w:rPr>
+        <w:t>• PromptGeolocation — form=present</w:t>
+        <w:br/>
+      </w:r>
+    </w:p>
+    <w:p>
+      <w:r>
+        <w:rPr>
+          <w:sz w:val="22"/>
+        </w:rPr>
+        <w:t>• SaveFilterAs — form=present</w:t>
+        <w:br/>
+      </w:r>
+    </w:p>
+    <w:p>
+      <w:r>
+        <w:rPr>
+          <w:sz w:val="22"/>
+        </w:rPr>
+        <w:t>• WWPTabbedView — form=present</w:t>
+        <w:br/>
+      </w:r>
+    </w:p>
+    <w:p>
+      <w:r>
+        <w:rPr>
+          <w:sz w:val="22"/>
+        </w:rPr>
+        <w:t>• NotAuthorized — form=present</w:t>
+        <w:br/>
+      </w:r>
+    </w:p>
+    <w:p>
+      <w:r>
+        <w:rPr>
+          <w:sz w:val="22"/>
+        </w:rPr>
+        <w:t>• HomeProgressBarCircleWC — form=present</w:t>
+        <w:br/>
+      </w:r>
+    </w:p>
+    <w:p>
+      <w:r>
+        <w:rPr>
+          <w:sz w:val="22"/>
+        </w:rPr>
+        <w:t>• HomeProgressBarWC — form=present</w:t>
+        <w:br/>
+      </w:r>
+    </w:p>
+    <w:p>
+      <w:r>
+        <w:rPr>
+          <w:sz w:val="22"/>
+        </w:rPr>
+        <w:t>• MasterPageFrame — form=present</w:t>
+        <w:br/>
+      </w:r>
+    </w:p>
+    <w:p>
+      <w:r>
+        <w:rPr>
+          <w:sz w:val="22"/>
+        </w:rPr>
+        <w:t>• WorkWithPlusMasterPagePrompt — form=present</w:t>
+        <w:br/>
+      </w:r>
+    </w:p>
+    <w:p>
+      <w:r>
+        <w:rPr>
+          <w:sz w:val="22"/>
+        </w:rPr>
+        <w:t>• EmpresaView — form=present</w:t>
+        <w:br/>
+      </w:r>
+    </w:p>
+    <w:p>
+      <w:r>
+        <w:rPr>
+          <w:sz w:val="22"/>
+        </w:rPr>
+        <w:t>• EmpresaWW — form=present</w:t>
+        <w:br/>
+      </w:r>
+    </w:p>
+    <w:p>
+      <w:r>
+        <w:rPr>
+          <w:sz w:val="22"/>
+        </w:rPr>
+        <w:t>• EmpresaPrompt — form=present</w:t>
+        <w:br/>
+      </w:r>
+    </w:p>
+    <w:p>
+      <w:r>
+        <w:rPr>
+          <w:sz w:val="22"/>
+        </w:rPr>
+        <w:t>• EmpresaGeneral — form=present</w:t>
+        <w:br/>
+      </w:r>
+    </w:p>
+    <w:p>
+      <w:r>
+        <w:rPr>
+          <w:sz w:val="22"/>
+        </w:rPr>
+        <w:t>• UsuarioView — form=present</w:t>
+        <w:br/>
+      </w:r>
+    </w:p>
+    <w:p>
+      <w:r>
+        <w:rPr>
+          <w:sz w:val="22"/>
+        </w:rPr>
+        <w:t>• UsuarioWW — form=present</w:t>
+        <w:br/>
+      </w:r>
+    </w:p>
+    <w:p>
+      <w:r>
+        <w:rPr>
+          <w:sz w:val="22"/>
+        </w:rPr>
+        <w:t>• UsuarioPrompt — form=present</w:t>
+        <w:br/>
+      </w:r>
+    </w:p>
+    <w:p>
+      <w:r>
+        <w:rPr>
+          <w:sz w:val="22"/>
+        </w:rPr>
+        <w:t>• UsuarioGeneral — form=present</w:t>
+        <w:br/>
+      </w:r>
+    </w:p>
+    <w:p>
+      <w:r>
+        <w:rPr>
+          <w:sz w:val="22"/>
+        </w:rPr>
+        <w:t>• ClienteView — form=present</w:t>
+        <w:br/>
+      </w:r>
+    </w:p>
+    <w:p>
+      <w:r>
+        <w:rPr>
+          <w:sz w:val="22"/>
+        </w:rPr>
+        <w:t>• ClienteWW — form=present</w:t>
+        <w:br/>
+      </w:r>
+    </w:p>
+    <w:p>
+      <w:r>
+        <w:rPr>
+          <w:sz w:val="22"/>
+        </w:rPr>
+        <w:t>• ClientePrompt — form=present</w:t>
+        <w:br/>
+      </w:r>
+    </w:p>
+    <w:p>
+      <w:r>
+        <w:rPr>
+          <w:sz w:val="22"/>
+        </w:rPr>
+        <w:t>• ClienteGeneral — form=present</w:t>
+        <w:br/>
+      </w:r>
+    </w:p>
+    <w:p>
+      <w:r>
+        <w:rPr>
+          <w:sz w:val="22"/>
+        </w:rPr>
+        <w:t>• SetorView — form=present</w:t>
+        <w:br/>
+      </w:r>
+    </w:p>
+    <w:p>
+      <w:r>
+        <w:rPr>
+          <w:sz w:val="22"/>
+        </w:rPr>
+        <w:t>• SetorWW — form=present</w:t>
+        <w:br/>
+      </w:r>
+    </w:p>
+    <w:p>
+      <w:r>
+        <w:rPr>
+          <w:sz w:val="22"/>
+        </w:rPr>
+        <w:t>• SetorPrompt — form=present</w:t>
+        <w:br/>
+      </w:r>
+    </w:p>
+    <w:p>
+      <w:r>
+        <w:rPr>
+          <w:sz w:val="22"/>
+        </w:rPr>
+        <w:t>• SetorGeneral — form=present</w:t>
+        <w:br/>
+      </w:r>
+    </w:p>
+    <w:p>
+      <w:r>
+        <w:rPr>
+          <w:sz w:val="22"/>
+        </w:rPr>
+        <w:t>• NaturezaView — form=present</w:t>
+        <w:br/>
+      </w:r>
+    </w:p>
+    <w:p>
+      <w:r>
+        <w:rPr>
+          <w:sz w:val="22"/>
+        </w:rPr>
+        <w:t>... e mais 549</w:t>
         <w:br/>
       </w:r>
     </w:p>
@@ -575,7 +4176,7 @@
           <w:b w:val="on"/>
           <w:sz w:val="24"/>
         </w:rPr>
-        <w:t>THEME_CLASS (1)</w:t>
+        <w:t>THEME_CLASS (1446)</w:t>
       </w:r>
     </w:p>
     <w:p>
@@ -584,6 +4185,366 @@
           <w:sz w:val="22"/>
         </w:rPr>
         <w:t>• AttSubTitle</w:t>
+        <w:br/>
+      </w:r>
+    </w:p>
+    <w:p>
+      <w:r>
+        <w:rPr>
+          <w:sz w:val="22"/>
+        </w:rPr>
+        <w:t>• BlobInputAttSubTitle</w:t>
+        <w:br/>
+      </w:r>
+    </w:p>
+    <w:p>
+      <w:r>
+        <w:rPr>
+          <w:sz w:val="22"/>
+        </w:rPr>
+        <w:t>• BlobContentAttSubTitle</w:t>
+        <w:br/>
+      </w:r>
+    </w:p>
+    <w:p>
+      <w:r>
+        <w:rPr>
+          <w:sz w:val="22"/>
+        </w:rPr>
+        <w:t>• ReadonlyBlobContentAttSubTitle</w:t>
+        <w:br/>
+      </w:r>
+    </w:p>
+    <w:p>
+      <w:r>
+        <w:rPr>
+          <w:sz w:val="22"/>
+        </w:rPr>
+        <w:t>• ReadonlyAttSubTitle</w:t>
+        <w:br/>
+      </w:r>
+    </w:p>
+    <w:p>
+      <w:r>
+        <w:rPr>
+          <w:sz w:val="22"/>
+        </w:rPr>
+        <w:t>• IME_Active</w:t>
+        <w:br/>
+      </w:r>
+    </w:p>
+    <w:p>
+      <w:r>
+        <w:rPr>
+          <w:sz w:val="22"/>
+        </w:rPr>
+        <w:t>• BlobContentIME_Active</w:t>
+        <w:br/>
+      </w:r>
+    </w:p>
+    <w:p>
+      <w:r>
+        <w:rPr>
+          <w:sz w:val="22"/>
+        </w:rPr>
+        <w:t>• ReadonlyBlobContentIME_Active</w:t>
+        <w:br/>
+      </w:r>
+    </w:p>
+    <w:p>
+      <w:r>
+        <w:rPr>
+          <w:sz w:val="22"/>
+        </w:rPr>
+        <w:t>• BlobInputIME_Active</w:t>
+        <w:br/>
+      </w:r>
+    </w:p>
+    <w:p>
+      <w:r>
+        <w:rPr>
+          <w:sz w:val="22"/>
+        </w:rPr>
+        <w:t>• ReadonlyIME_Active</w:t>
+        <w:br/>
+      </w:r>
+    </w:p>
+    <w:p>
+      <w:r>
+        <w:rPr>
+          <w:sz w:val="22"/>
+        </w:rPr>
+        <w:t>• IME_Inactive</w:t>
+        <w:br/>
+      </w:r>
+    </w:p>
+    <w:p>
+      <w:r>
+        <w:rPr>
+          <w:sz w:val="22"/>
+        </w:rPr>
+        <w:t>• BlobContentIME_Inactive</w:t>
+        <w:br/>
+      </w:r>
+    </w:p>
+    <w:p>
+      <w:r>
+        <w:rPr>
+          <w:sz w:val="22"/>
+        </w:rPr>
+        <w:t>• ReadonlyBlobContentIME_Inactive</w:t>
+        <w:br/>
+      </w:r>
+    </w:p>
+    <w:p>
+      <w:r>
+        <w:rPr>
+          <w:sz w:val="22"/>
+        </w:rPr>
+        <w:t>• BlobInputIME_Inactive</w:t>
+        <w:br/>
+      </w:r>
+    </w:p>
+    <w:p>
+      <w:r>
+        <w:rPr>
+          <w:sz w:val="22"/>
+        </w:rPr>
+        <w:t>• ReadonlyIME_Inactive</w:t>
+        <w:br/>
+      </w:r>
+    </w:p>
+    <w:p>
+      <w:r>
+        <w:rPr>
+          <w:sz w:val="22"/>
+        </w:rPr>
+        <w:t>• IME_Disabled</w:t>
+        <w:br/>
+      </w:r>
+    </w:p>
+    <w:p>
+      <w:r>
+        <w:rPr>
+          <w:sz w:val="22"/>
+        </w:rPr>
+        <w:t>• FloatingVersionText</w:t>
+        <w:br/>
+      </w:r>
+    </w:p>
+    <w:p>
+      <w:r>
+        <w:rPr>
+          <w:sz w:val="22"/>
+        </w:rPr>
+        <w:t>• FloatingVersionTextColoured</w:t>
+        <w:br/>
+      </w:r>
+    </w:p>
+    <w:p>
+      <w:r>
+        <w:rPr>
+          <w:sz w:val="22"/>
+        </w:rPr>
+        <w:t>• VersionText</w:t>
+        <w:br/>
+      </w:r>
+    </w:p>
+    <w:p>
+      <w:r>
+        <w:rPr>
+          <w:sz w:val="22"/>
+        </w:rPr>
+        <w:t>• BlobContentIME_Disabled</w:t>
+        <w:br/>
+      </w:r>
+    </w:p>
+    <w:p>
+      <w:r>
+        <w:rPr>
+          <w:sz w:val="22"/>
+        </w:rPr>
+        <w:t>• ReadonlyBlobContentIME_Disabled</w:t>
+        <w:br/>
+      </w:r>
+    </w:p>
+    <w:p>
+      <w:r>
+        <w:rPr>
+          <w:sz w:val="22"/>
+        </w:rPr>
+        <w:t>• BlobInputIME_Disabled</w:t>
+        <w:br/>
+      </w:r>
+    </w:p>
+    <w:p>
+      <w:r>
+        <w:rPr>
+          <w:sz w:val="22"/>
+        </w:rPr>
+        <w:t>• ReadonlyIME_Disabled</w:t>
+        <w:br/>
+      </w:r>
+    </w:p>
+    <w:p>
+      <w:r>
+        <w:rPr>
+          <w:sz w:val="22"/>
+        </w:rPr>
+        <w:t>• CheckboxLabel</w:t>
+        <w:br/>
+      </w:r>
+    </w:p>
+    <w:p>
+      <w:r>
+        <w:rPr>
+          <w:sz w:val="22"/>
+        </w:rPr>
+        <w:t>• BlobContentCheckboxLabel</w:t>
+        <w:br/>
+      </w:r>
+    </w:p>
+    <w:p>
+      <w:r>
+        <w:rPr>
+          <w:sz w:val="22"/>
+        </w:rPr>
+        <w:t>• ReadonlyBlobContentCheckboxLabel</w:t>
+        <w:br/>
+      </w:r>
+    </w:p>
+    <w:p>
+      <w:r>
+        <w:rPr>
+          <w:sz w:val="22"/>
+        </w:rPr>
+        <w:t>• BlobInputCheckboxLabel</w:t>
+        <w:br/>
+      </w:r>
+    </w:p>
+    <w:p>
+      <w:r>
+        <w:rPr>
+          <w:sz w:val="22"/>
+        </w:rPr>
+        <w:t>• ReadonlyCheckboxLabel</w:t>
+        <w:br/>
+      </w:r>
+    </w:p>
+    <w:p>
+      <w:r>
+        <w:rPr>
+          <w:sz w:val="22"/>
+        </w:rPr>
+        <w:t>• BottomEnter</w:t>
+        <w:br/>
+      </w:r>
+    </w:p>
+    <w:p>
+      <w:r>
+        <w:rPr>
+          <w:sz w:val="22"/>
+        </w:rPr>
+        <w:t>• SpecialButtonsDisabled</w:t>
+        <w:br/>
+      </w:r>
+    </w:p>
+    <w:p>
+      <w:r>
+        <w:rPr>
+          <w:sz w:val="22"/>
+        </w:rPr>
+        <w:t>• ActionButtons</w:t>
+        <w:br/>
+      </w:r>
+    </w:p>
+    <w:p>
+      <w:r>
+        <w:rPr>
+          <w:sz w:val="22"/>
+        </w:rPr>
+        <w:t>• ButtonDisabled</w:t>
+        <w:br/>
+      </w:r>
+    </w:p>
+    <w:p>
+      <w:r>
+        <w:rPr>
+          <w:sz w:val="22"/>
+        </w:rPr>
+        <w:t>• ButtonGAM</w:t>
+        <w:br/>
+      </w:r>
+    </w:p>
+    <w:p>
+      <w:r>
+        <w:rPr>
+          <w:sz w:val="22"/>
+        </w:rPr>
+        <w:t>• VerticalTabGrid</w:t>
+        <w:br/>
+      </w:r>
+    </w:p>
+    <w:p>
+      <w:r>
+        <w:rPr>
+          <w:sz w:val="22"/>
+        </w:rPr>
+        <w:t>• WorkWith</w:t>
+        <w:br/>
+      </w:r>
+    </w:p>
+    <w:p>
+      <w:r>
+        <w:rPr>
+          <w:sz w:val="22"/>
+        </w:rPr>
+        <w:t>• ImageHeaderBackground</w:t>
+        <w:br/>
+      </w:r>
+    </w:p>
+    <w:p>
+      <w:r>
+        <w:rPr>
+          <w:sz w:val="22"/>
+        </w:rPr>
+        <w:t>• ImageTop</w:t>
+        <w:br/>
+      </w:r>
+    </w:p>
+    <w:p>
+      <w:r>
+        <w:rPr>
+          <w:sz w:val="22"/>
+        </w:rPr>
+        <w:t>• HeaderImage1</w:t>
+        <w:br/>
+      </w:r>
+    </w:p>
+    <w:p>
+      <w:r>
+        <w:rPr>
+          <w:sz w:val="22"/>
+        </w:rPr>
+        <w:t>• ImageTopHeader</w:t>
+        <w:br/>
+      </w:r>
+    </w:p>
+    <w:p>
+      <w:r>
+        <w:rPr>
+          <w:sz w:val="22"/>
+        </w:rPr>
+        <w:t>• ImageHandCenter</w:t>
+        <w:br/>
+      </w:r>
+    </w:p>
+    <w:p>
+      <w:r>
+        <w:rPr>
+          <w:sz w:val="22"/>
+        </w:rPr>
+        <w:t>... e mais 1406</w:t>
         <w:br/>
       </w:r>
     </w:p>
@@ -596,7 +4557,7 @@
           <w:b w:val="on"/>
           <w:sz w:val="24"/>
         </w:rPr>
-        <w:t>IMAGE (1)</w:t>
+        <w:t>IMAGE (250)</w:t>
       </w:r>
     </w:p>
     <w:p>
@@ -605,6 +4566,366 @@
           <w:sz w:val="22"/>
         </w:rPr>
         <w:t>• asc</w:t>
+        <w:br/>
+      </w:r>
+    </w:p>
+    <w:p>
+      <w:r>
+        <w:rPr>
+          <w:sz w:val="22"/>
+        </w:rPr>
+        <w:t>• desc</w:t>
+        <w:br/>
+      </w:r>
+    </w:p>
+    <w:p>
+      <w:r>
+        <w:rPr>
+          <w:sz w:val="22"/>
+        </w:rPr>
+        <w:t>• arrow_double</w:t>
+        <w:br/>
+      </w:r>
+    </w:p>
+    <w:p>
+      <w:r>
+        <w:rPr>
+          <w:sz w:val="22"/>
+        </w:rPr>
+        <w:t>• search</w:t>
+        <w:br/>
+      </w:r>
+    </w:p>
+    <w:p>
+      <w:r>
+        <w:rPr>
+          <w:sz w:val="22"/>
+        </w:rPr>
+        <w:t>• show_more</w:t>
+        <w:br/>
+      </w:r>
+    </w:p>
+    <w:p>
+      <w:r>
+        <w:rPr>
+          <w:sz w:val="22"/>
+        </w:rPr>
+        <w:t>• error_ico</w:t>
+        <w:br/>
+      </w:r>
+    </w:p>
+    <w:p>
+      <w:r>
+        <w:rPr>
+          <w:sz w:val="22"/>
+        </w:rPr>
+        <w:t>• warning_ico</w:t>
+        <w:br/>
+      </w:r>
+    </w:p>
+    <w:p>
+      <w:r>
+        <w:rPr>
+          <w:sz w:val="22"/>
+        </w:rPr>
+        <w:t>• success_ico_green</w:t>
+        <w:br/>
+      </w:r>
+    </w:p>
+    <w:p>
+      <w:r>
+        <w:rPr>
+          <w:sz w:val="22"/>
+        </w:rPr>
+        <w:t>• arrow_first</w:t>
+        <w:br/>
+      </w:r>
+    </w:p>
+    <w:p>
+      <w:r>
+        <w:rPr>
+          <w:sz w:val="22"/>
+        </w:rPr>
+        <w:t>• arrow_left</w:t>
+        <w:br/>
+      </w:r>
+    </w:p>
+    <w:p>
+      <w:r>
+        <w:rPr>
+          <w:sz w:val="22"/>
+        </w:rPr>
+        <w:t>• arrow_right</w:t>
+        <w:br/>
+      </w:r>
+    </w:p>
+    <w:p>
+      <w:r>
+        <w:rPr>
+          <w:sz w:val="22"/>
+        </w:rPr>
+        <w:t>• arrow_last</w:t>
+        <w:br/>
+      </w:r>
+    </w:p>
+    <w:p>
+      <w:r>
+        <w:rPr>
+          <w:sz w:val="22"/>
+        </w:rPr>
+        <w:t>• resize_ico</w:t>
+        <w:br/>
+      </w:r>
+    </w:p>
+    <w:p>
+      <w:r>
+        <w:rPr>
+          <w:sz w:val="22"/>
+        </w:rPr>
+        <w:t>• close_ico</w:t>
+        <w:br/>
+      </w:r>
+    </w:p>
+    <w:p>
+      <w:r>
+        <w:rPr>
+          <w:sz w:val="22"/>
+        </w:rPr>
+        <w:t>• arrow_desc</w:t>
+        <w:br/>
+      </w:r>
+    </w:p>
+    <w:p>
+      <w:r>
+        <w:rPr>
+          <w:sz w:val="22"/>
+        </w:rPr>
+        <w:t>• arrow_asc</w:t>
+        <w:br/>
+      </w:r>
+    </w:p>
+    <w:p>
+      <w:r>
+        <w:rPr>
+          <w:sz w:val="22"/>
+        </w:rPr>
+        <w:t>• search</w:t>
+        <w:br/>
+      </w:r>
+    </w:p>
+    <w:p>
+      <w:r>
+        <w:rPr>
+          <w:sz w:val="22"/>
+        </w:rPr>
+        <w:t>• password_show</w:t>
+        <w:br/>
+      </w:r>
+    </w:p>
+    <w:p>
+      <w:r>
+        <w:rPr>
+          <w:sz w:val="22"/>
+        </w:rPr>
+        <w:t>• password_hidden</w:t>
+        <w:br/>
+      </w:r>
+    </w:p>
+    <w:p>
+      <w:r>
+        <w:rPr>
+          <w:sz w:val="22"/>
+        </w:rPr>
+        <w:t>• dot_green</w:t>
+        <w:br/>
+      </w:r>
+    </w:p>
+    <w:p>
+      <w:r>
+        <w:rPr>
+          <w:sz w:val="22"/>
+        </w:rPr>
+        <w:t>• dot_yellow</w:t>
+        <w:br/>
+      </w:r>
+    </w:p>
+    <w:p>
+      <w:r>
+        <w:rPr>
+          <w:sz w:val="22"/>
+        </w:rPr>
+        <w:t>• dot_red</w:t>
+        <w:br/>
+      </w:r>
+    </w:p>
+    <w:p>
+      <w:r>
+        <w:rPr>
+          <w:sz w:val="22"/>
+        </w:rPr>
+        <w:t>• dot_purple</w:t>
+        <w:br/>
+      </w:r>
+    </w:p>
+    <w:p>
+      <w:r>
+        <w:rPr>
+          <w:sz w:val="22"/>
+        </w:rPr>
+        <w:t>• dot_gray</w:t>
+        <w:br/>
+      </w:r>
+    </w:p>
+    <w:p>
+      <w:r>
+        <w:rPr>
+          <w:sz w:val="22"/>
+        </w:rPr>
+        <w:t>• edit_light</w:t>
+        <w:br/>
+      </w:r>
+    </w:p>
+    <w:p>
+      <w:r>
+        <w:rPr>
+          <w:sz w:val="22"/>
+        </w:rPr>
+        <w:t>• delete_light</w:t>
+        <w:br/>
+      </w:r>
+    </w:p>
+    <w:p>
+      <w:r>
+        <w:rPr>
+          <w:sz w:val="22"/>
+        </w:rPr>
+        <w:t>• projects</w:t>
+        <w:br/>
+      </w:r>
+    </w:p>
+    <w:p>
+      <w:r>
+        <w:rPr>
+          <w:sz w:val="22"/>
+        </w:rPr>
+        <w:t>• download_ico</w:t>
+        <w:br/>
+      </w:r>
+    </w:p>
+    <w:p>
+      <w:r>
+        <w:rPr>
+          <w:sz w:val="22"/>
+        </w:rPr>
+        <w:t>• video</w:t>
+        <w:br/>
+      </w:r>
+    </w:p>
+    <w:p>
+      <w:r>
+        <w:rPr>
+          <w:sz w:val="22"/>
+        </w:rPr>
+        <w:t>• calendar_ico</w:t>
+        <w:br/>
+      </w:r>
+    </w:p>
+    <w:p>
+      <w:r>
+        <w:rPr>
+          <w:sz w:val="22"/>
+        </w:rPr>
+        <w:t>• minus_light</w:t>
+        <w:br/>
+      </w:r>
+    </w:p>
+    <w:p>
+      <w:r>
+        <w:rPr>
+          <w:sz w:val="22"/>
+        </w:rPr>
+        <w:t>• plus_light</w:t>
+        <w:br/>
+      </w:r>
+    </w:p>
+    <w:p>
+      <w:r>
+        <w:rPr>
+          <w:sz w:val="22"/>
+        </w:rPr>
+        <w:t>• prompt_light</w:t>
+        <w:br/>
+      </w:r>
+    </w:p>
+    <w:p>
+      <w:r>
+        <w:rPr>
+          <w:sz w:val="22"/>
+        </w:rPr>
+        <w:t>• featured_green</w:t>
+        <w:br/>
+      </w:r>
+    </w:p>
+    <w:p>
+      <w:r>
+        <w:rPr>
+          <w:sz w:val="22"/>
+        </w:rPr>
+        <w:t>• minus</w:t>
+        <w:br/>
+      </w:r>
+    </w:p>
+    <w:p>
+      <w:r>
+        <w:rPr>
+          <w:sz w:val="22"/>
+        </w:rPr>
+        <w:t>• plus</w:t>
+        <w:br/>
+      </w:r>
+    </w:p>
+    <w:p>
+      <w:r>
+        <w:rPr>
+          <w:sz w:val="22"/>
+        </w:rPr>
+        <w:t>• filter_light</w:t>
+        <w:br/>
+      </w:r>
+    </w:p>
+    <w:p>
+      <w:r>
+        <w:rPr>
+          <w:sz w:val="22"/>
+        </w:rPr>
+        <w:t>• filter_applied</w:t>
+        <w:br/>
+      </w:r>
+    </w:p>
+    <w:p>
+      <w:r>
+        <w:rPr>
+          <w:sz w:val="22"/>
+        </w:rPr>
+        <w:t>• filter</w:t>
+        <w:br/>
+      </w:r>
+    </w:p>
+    <w:p>
+      <w:r>
+        <w:rPr>
+          <w:sz w:val="22"/>
+        </w:rPr>
+        <w:t>• arrow_left_light</w:t>
+        <w:br/>
+      </w:r>
+    </w:p>
+    <w:p>
+      <w:r>
+        <w:rPr>
+          <w:sz w:val="22"/>
+        </w:rPr>
+        <w:t>... e mais 210</w:t>
         <w:br/>
       </w:r>
     </w:p>
@@ -630,7 +4951,7 @@
           <w:b w:val="on"/>
           <w:sz w:val="24"/>
         </w:rPr>
-        <w:t>WORK_WITH_PLUS_PATTERN (1)</w:t>
+        <w:t>WORK_WITH_PLUS_PATTERN (281)</w:t>
       </w:r>
     </w:p>
     <w:p>
@@ -639,6 +4960,366 @@
           <w:sz w:val="22"/>
         </w:rPr>
         <w:t>• WorkWithPlusAcessoCliente — version=1.3, pattern=07135890</w:t>
+        <w:br/>
+      </w:r>
+    </w:p>
+    <w:p>
+      <w:r>
+        <w:rPr>
+          <w:sz w:val="22"/>
+        </w:rPr>
+        <w:t>• WorkWithPlusAddressDisplay — version=1.3, pattern=07135890</w:t>
+        <w:br/>
+      </w:r>
+    </w:p>
+    <w:p>
+      <w:r>
+        <w:rPr>
+          <w:sz w:val="22"/>
+        </w:rPr>
+        <w:t>• WorkWithPlusExportOptions — version=1.3, pattern=07135890</w:t>
+        <w:br/>
+      </w:r>
+    </w:p>
+    <w:p>
+      <w:r>
+        <w:rPr>
+          <w:sz w:val="22"/>
+        </w:rPr>
+        <w:t>• WorkWithPlusHome — version=1.3, pattern=07135890</w:t>
+        <w:br/>
+      </w:r>
+    </w:p>
+    <w:p>
+      <w:r>
+        <w:rPr>
+          <w:sz w:val="22"/>
+        </w:rPr>
+        <w:t>• WorkWithPlusManageFilters — version=1.3, pattern=07135890</w:t>
+        <w:br/>
+      </w:r>
+    </w:p>
+    <w:p>
+      <w:r>
+        <w:rPr>
+          <w:sz w:val="22"/>
+        </w:rPr>
+        <w:t>• WorkWithPlusPromptGeolocation — version=1.3, pattern=07135890</w:t>
+        <w:br/>
+      </w:r>
+    </w:p>
+    <w:p>
+      <w:r>
+        <w:rPr>
+          <w:sz w:val="22"/>
+        </w:rPr>
+        <w:t>• WorkWithPlusSaveFilterAs — version=1.3, pattern=07135890</w:t>
+        <w:br/>
+      </w:r>
+    </w:p>
+    <w:p>
+      <w:r>
+        <w:rPr>
+          <w:sz w:val="22"/>
+        </w:rPr>
+        <w:t>• WorkWithPlusWizardStepsArrowWC — version=1.3, pattern=07135890</w:t>
+        <w:br/>
+      </w:r>
+    </w:p>
+    <w:p>
+      <w:r>
+        <w:rPr>
+          <w:sz w:val="22"/>
+        </w:rPr>
+        <w:t>• WorkWithPlusWizardStepsBulletWC — version=1.3, pattern=07135890</w:t>
+        <w:br/>
+      </w:r>
+    </w:p>
+    <w:p>
+      <w:r>
+        <w:rPr>
+          <w:sz w:val="22"/>
+        </w:rPr>
+        <w:t>• WorkWithPlusNotAuthorized — version=1.3, pattern=07135890</w:t>
+        <w:br/>
+      </w:r>
+    </w:p>
+    <w:p>
+      <w:r>
+        <w:rPr>
+          <w:sz w:val="22"/>
+        </w:rPr>
+        <w:t>• WorkWithPlusHomeProgressBarCircleWC — version=1.3, pattern=07135890</w:t>
+        <w:br/>
+      </w:r>
+    </w:p>
+    <w:p>
+      <w:r>
+        <w:rPr>
+          <w:sz w:val="22"/>
+        </w:rPr>
+        <w:t>• WorkWithPlusWCPB — version=1.3, pattern=07135890</w:t>
+        <w:br/>
+      </w:r>
+    </w:p>
+    <w:p>
+      <w:r>
+        <w:rPr>
+          <w:sz w:val="22"/>
+        </w:rPr>
+        <w:t>• WorkWithPlusExportReportTemplate_Style1 — version=1.3, pattern=07135890</w:t>
+        <w:br/>
+      </w:r>
+    </w:p>
+    <w:p>
+      <w:r>
+        <w:rPr>
+          <w:sz w:val="22"/>
+        </w:rPr>
+        <w:t>• WorkWithPlusExportReportTemplate_Style2 — version=1.3, pattern=07135890</w:t>
+        <w:br/>
+      </w:r>
+    </w:p>
+    <w:p>
+      <w:r>
+        <w:rPr>
+          <w:sz w:val="22"/>
+        </w:rPr>
+        <w:t>• WorkWithPlusExportReportTemplate_Style3 — version=1.3, pattern=07135890</w:t>
+        <w:br/>
+      </w:r>
+    </w:p>
+    <w:p>
+      <w:r>
+        <w:rPr>
+          <w:sz w:val="22"/>
+        </w:rPr>
+        <w:t>• WorkWithPlusMasterPageFrame — version=1.3, pattern=07135890</w:t>
+        <w:br/>
+      </w:r>
+    </w:p>
+    <w:p>
+      <w:r>
+        <w:rPr>
+          <w:sz w:val="22"/>
+        </w:rPr>
+        <w:t>• WorkWithPlusWorkWithPlusMasterPagePrompt — version=1.3, pattern=07135890</w:t>
+        <w:br/>
+      </w:r>
+    </w:p>
+    <w:p>
+      <w:r>
+        <w:rPr>
+          <w:sz w:val="22"/>
+        </w:rPr>
+        <w:t>• WorkWithPlusEmpresa — version=1.3, pattern=07135890</w:t>
+        <w:br/>
+      </w:r>
+    </w:p>
+    <w:p>
+      <w:r>
+        <w:rPr>
+          <w:sz w:val="22"/>
+        </w:rPr>
+        <w:t>• WorkWithPlusUsuario — version=1.3, pattern=07135890</w:t>
+        <w:br/>
+      </w:r>
+    </w:p>
+    <w:p>
+      <w:r>
+        <w:rPr>
+          <w:sz w:val="22"/>
+        </w:rPr>
+        <w:t>• WorkWithPlusCliente — version=1.3, pattern=07135890</w:t>
+        <w:br/>
+      </w:r>
+    </w:p>
+    <w:p>
+      <w:r>
+        <w:rPr>
+          <w:sz w:val="22"/>
+        </w:rPr>
+        <w:t>• WorkWithPlusSetor — version=1.3, pattern=07135890</w:t>
+        <w:br/>
+      </w:r>
+    </w:p>
+    <w:p>
+      <w:r>
+        <w:rPr>
+          <w:sz w:val="22"/>
+        </w:rPr>
+        <w:t>• WorkWithPlusNatureza — version=1.3, pattern=07135890</w:t>
+        <w:br/>
+      </w:r>
+    </w:p>
+    <w:p>
+      <w:r>
+        <w:rPr>
+          <w:sz w:val="22"/>
+        </w:rPr>
+        <w:t>• WorkWithPlusWorkWithPlusMasterPage — version=1.3, pattern=07135890</w:t>
+        <w:br/>
+      </w:r>
+    </w:p>
+    <w:p>
+      <w:r>
+        <w:rPr>
+          <w:sz w:val="22"/>
+        </w:rPr>
+        <w:t>• WorkWithPlusGestaoServico — version=1.3, pattern=07135890</w:t>
+        <w:br/>
+      </w:r>
+    </w:p>
+    <w:p>
+      <w:r>
+        <w:rPr>
+          <w:sz w:val="22"/>
+        </w:rPr>
+        <w:t>• WorkWithPlusParametro — version=1.3, pattern=07135890</w:t>
+        <w:br/>
+      </w:r>
+    </w:p>
+    <w:p>
+      <w:r>
+        <w:rPr>
+          <w:sz w:val="22"/>
+        </w:rPr>
+        <w:t>• WorkWithPlusParametroEmail — version=1.3, pattern=07135890</w:t>
+        <w:br/>
+      </w:r>
+    </w:p>
+    <w:p>
+      <w:r>
+        <w:rPr>
+          <w:sz w:val="22"/>
+        </w:rPr>
+        <w:t>• WorkWithPlusWPUsuario — version=1.3, pattern=07135890</w:t>
+        <w:br/>
+      </w:r>
+    </w:p>
+    <w:p>
+      <w:r>
+        <w:rPr>
+          <w:sz w:val="22"/>
+        </w:rPr>
+        <w:t>• WorkWithPlusWPRelatorioOrdem — version=1.3, pattern=07135890</w:t>
+        <w:br/>
+      </w:r>
+    </w:p>
+    <w:p>
+      <w:r>
+        <w:rPr>
+          <w:sz w:val="22"/>
+        </w:rPr>
+        <w:t>• WorkWithPlusDashboardServico — version=1.3, pattern=07135890</w:t>
+        <w:br/>
+      </w:r>
+    </w:p>
+    <w:p>
+      <w:r>
+        <w:rPr>
+          <w:sz w:val="22"/>
+        </w:rPr>
+        <w:t>• WorkWithPlusEditBookmark — version=1.3, pattern=07135890</w:t>
+        <w:br/>
+      </w:r>
+    </w:p>
+    <w:p>
+      <w:r>
+        <w:rPr>
+          <w:sz w:val="22"/>
+        </w:rPr>
+        <w:t>• WorkWithPlusWPExecutarAtendimento — version=1.3, pattern=07135890</w:t>
+        <w:br/>
+      </w:r>
+    </w:p>
+    <w:p>
+      <w:r>
+        <w:rPr>
+          <w:sz w:val="22"/>
+        </w:rPr>
+        <w:t>• WorkWithPlusNotificacao — version=1.3, pattern=07135890</w:t>
+        <w:br/>
+      </w:r>
+    </w:p>
+    <w:p>
+      <w:r>
+        <w:rPr>
+          <w:sz w:val="22"/>
+        </w:rPr>
+        <w:t>• WorkWithPlusFavorito — version=1.3, pattern=07135890</w:t>
+        <w:br/>
+      </w:r>
+    </w:p>
+    <w:p>
+      <w:r>
+        <w:rPr>
+          <w:sz w:val="22"/>
+        </w:rPr>
+        <w:t>• WorkWithPlusWPContato — version=1.3, pattern=07135890</w:t>
+        <w:br/>
+      </w:r>
+    </w:p>
+    <w:p>
+      <w:r>
+        <w:rPr>
+          <w:sz w:val="22"/>
+        </w:rPr>
+        <w:t>• WorkWithPlusWPGestaoServico — version=1.3, pattern=07135890</w:t>
+        <w:br/>
+      </w:r>
+    </w:p>
+    <w:p>
+      <w:r>
+        <w:rPr>
+          <w:sz w:val="22"/>
+        </w:rPr>
+        <w:t>• WorkWithPlusWPProgramarAtendimento — version=1.3, pattern=07135890</w:t>
+        <w:br/>
+      </w:r>
+    </w:p>
+    <w:p>
+      <w:r>
+        <w:rPr>
+          <w:sz w:val="22"/>
+        </w:rPr>
+        <w:t>• WorkWithPlusWPRelatorioTimeSheet — version=1.3, pattern=07135890</w:t>
+        <w:br/>
+      </w:r>
+    </w:p>
+    <w:p>
+      <w:r>
+        <w:rPr>
+          <w:sz w:val="22"/>
+        </w:rPr>
+        <w:t>• WorkWithPlusWPTipoServicoAtividades — version=1.3, pattern=07135890</w:t>
+        <w:br/>
+      </w:r>
+    </w:p>
+    <w:p>
+      <w:r>
+        <w:rPr>
+          <w:sz w:val="22"/>
+        </w:rPr>
+        <w:t>• WorkWithPlusWPWizardNovaOS — version=1.3, pattern=07135890</w:t>
+        <w:br/>
+      </w:r>
+    </w:p>
+    <w:p>
+      <w:r>
+        <w:rPr>
+          <w:sz w:val="22"/>
+        </w:rPr>
+        <w:t>• WorkWithPlusWPQualificarOS — version=1.3, pattern=07135890</w:t>
+        <w:br/>
+      </w:r>
+    </w:p>
+    <w:p>
+      <w:r>
+        <w:rPr>
+          <w:sz w:val="22"/>
+        </w:rPr>
+        <w:t>... e mais 241</w:t>
         <w:br/>
       </w:r>
     </w:p>
@@ -660,16 +5341,16 @@
         <w:rPr>
           <w:sz w:val="22"/>
         </w:rPr>
-        <w:t>Linguagem padrão: (não declarado)</w:t>
-        <w:br/>
-      </w:r>
-    </w:p>
-    <w:p>
-      <w:r>
-        <w:rPr>
-          <w:sz w:val="22"/>
-        </w:rPr>
-        <w:t>Translations inline: 0</w:t>
+        <w:t>Linguagem padrão: Portuguese</w:t>
+        <w:br/>
+      </w:r>
+    </w:p>
+    <w:p>
+      <w:r>
+        <w:rPr>
+          <w:sz w:val="22"/>
+        </w:rPr>
+        <w:t>Translations inline: 3109</w:t>
         <w:br/>
       </w:r>
     </w:p>
@@ -691,7 +5372,7 @@
         <w:rPr>
           <w:sz w:val="22"/>
         </w:rPr>
-        <w:t>• KB name absent from &lt;KnowledgeBase&gt; header</w:t>
+        <w:t>• High UNKNOWN guid count: 5592de59 → 135 objects (consider mapping)</w:t>
         <w:br/>
       </w:r>
     </w:p>

--- a/docs/legacy-import/01-analise-completa.docx
+++ b/docs/legacy-import/01-analise-completa.docx
@@ -382,14 +382,14 @@
         <w:tc>
           <w:p>
             <w:r>
-              <w:t>UNKNOWN(1132ac08)</w:t>
-            </w:r>
-          </w:p>
-        </w:tc>
-        <w:tc>
-          <w:p>
-            <w:r>
-              <w:t>37</w:t>
+              <w:t>UNKNOWN(083f1b21)</w:t>
+            </w:r>
+          </w:p>
+        </w:tc>
+        <w:tc>
+          <w:p>
+            <w:r>
+              <w:t>82</w:t>
             </w:r>
           </w:p>
         </w:tc>
@@ -398,14 +398,14 @@
         <w:tc>
           <w:p>
             <w:r>
-              <w:t>UNKNOWN(3affc0b3)</w:t>
-            </w:r>
-          </w:p>
-        </w:tc>
-        <w:tc>
-          <w:p>
-            <w:r>
-              <w:t>4</w:t>
+              <w:t>UNKNOWN(78b3fa0e)</w:t>
+            </w:r>
+          </w:p>
+        </w:tc>
+        <w:tc>
+          <w:p>
+            <w:r>
+              <w:t>10</w:t>
             </w:r>
           </w:p>
         </w:tc>
@@ -414,14 +414,14 @@
         <w:tc>
           <w:p>
             <w:r>
-              <w:t>UNKNOWN(36e32e2d)</w:t>
-            </w:r>
-          </w:p>
-        </w:tc>
-        <w:tc>
-          <w:p>
-            <w:r>
-              <w:t>1</w:t>
+              <w:t>UNKNOWN(2a9e9aba)</w:t>
+            </w:r>
+          </w:p>
+        </w:tc>
+        <w:tc>
+          <w:p>
+            <w:r>
+              <w:t>21</w:t>
             </w:r>
           </w:p>
         </w:tc>
@@ -430,14 +430,14 @@
         <w:tc>
           <w:p>
             <w:r>
-              <w:t>UNKNOWN(78cecefe)</w:t>
-            </w:r>
-          </w:p>
-        </w:tc>
-        <w:tc>
-          <w:p>
-            <w:r>
-              <w:t>6</w:t>
+              <w:t>UNKNOWN(bf08dfb1)</w:t>
+            </w:r>
+          </w:p>
+        </w:tc>
+        <w:tc>
+          <w:p>
+            <w:r>
+              <w:t>2</w:t>
             </w:r>
           </w:p>
         </w:tc>
@@ -446,14 +446,14 @@
         <w:tc>
           <w:p>
             <w:r>
-              <w:t>UNKNOWN(c804fdbd)</w:t>
-            </w:r>
-          </w:p>
-        </w:tc>
-        <w:tc>
-          <w:p>
-            <w:r>
-              <w:t>7</w:t>
+              <w:t>UNKNOWN(ffd44be7)</w:t>
+            </w:r>
+          </w:p>
+        </w:tc>
+        <w:tc>
+          <w:p>
+            <w:r>
+              <w:t>78</w:t>
             </w:r>
           </w:p>
         </w:tc>
@@ -462,14 +462,14 @@
         <w:tc>
           <w:p>
             <w:r>
-              <w:t>UNKNOWN(c88fffcd)</w:t>
-            </w:r>
-          </w:p>
-        </w:tc>
-        <w:tc>
-          <w:p>
-            <w:r>
-              <w:t>51</w:t>
+              <w:t>UNKNOWN(624a8b31)</w:t>
+            </w:r>
+          </w:p>
+        </w:tc>
+        <w:tc>
+          <w:p>
+            <w:r>
+              <w:t>4</w:t>
             </w:r>
           </w:p>
         </w:tc>
@@ -478,14 +478,14 @@
         <w:tc>
           <w:p>
             <w:r>
-              <w:t>UNKNOWN(83476c1e)</w:t>
-            </w:r>
-          </w:p>
-        </w:tc>
-        <w:tc>
-          <w:p>
-            <w:r>
-              <w:t>3</w:t>
+              <w:t>UNKNOWN(ecececec)</w:t>
+            </w:r>
+          </w:p>
+        </w:tc>
+        <w:tc>
+          <w:p>
+            <w:r>
+              <w:t>4</w:t>
             </w:r>
           </w:p>
         </w:tc>
@@ -494,14 +494,14 @@
         <w:tc>
           <w:p>
             <w:r>
-              <w:t>UNKNOWN(562f4793)</w:t>
-            </w:r>
-          </w:p>
-        </w:tc>
-        <w:tc>
-          <w:p>
-            <w:r>
-              <w:t>21</w:t>
+              <w:t>UNKNOWN(faeb588c)</w:t>
+            </w:r>
+          </w:p>
+        </w:tc>
+        <w:tc>
+          <w:p>
+            <w:r>
+              <w:t>1</w:t>
             </w:r>
           </w:p>
         </w:tc>
@@ -510,14 +510,14 @@
         <w:tc>
           <w:p>
             <w:r>
-              <w:t>UNKNOWN(dcdcdcdc)</w:t>
-            </w:r>
-          </w:p>
-        </w:tc>
-        <w:tc>
-          <w:p>
-            <w:r>
-              <w:t>3</w:t>
+              <w:t>UNKNOWN(19abc6ff)</w:t>
+            </w:r>
+          </w:p>
+        </w:tc>
+        <w:tc>
+          <w:p>
+            <w:r>
+              <w:t>21</w:t>
             </w:r>
           </w:p>
         </w:tc>
@@ -526,14 +526,14 @@
         <w:tc>
           <w:p>
             <w:r>
-              <w:t>UNKNOWN(88313f43)</w:t>
-            </w:r>
-          </w:p>
-        </w:tc>
-        <w:tc>
-          <w:p>
-            <w:r>
-              <w:t>3</w:t>
+              <w:t>UNKNOWN(5592de59)</w:t>
+            </w:r>
+          </w:p>
+        </w:tc>
+        <w:tc>
+          <w:p>
+            <w:r>
+              <w:t>135</w:t>
             </w:r>
           </w:p>
         </w:tc>
@@ -542,14 +542,14 @@
         <w:tc>
           <w:p>
             <w:r>
-              <w:t>UNKNOWN(5592de59)</w:t>
-            </w:r>
-          </w:p>
-        </w:tc>
-        <w:tc>
-          <w:p>
-            <w:r>
-              <w:t>135</w:t>
+              <w:t>UNKNOWN(88313f43)</w:t>
+            </w:r>
+          </w:p>
+        </w:tc>
+        <w:tc>
+          <w:p>
+            <w:r>
+              <w:t>3</w:t>
             </w:r>
           </w:p>
         </w:tc>
@@ -558,14 +558,14 @@
         <w:tc>
           <w:p>
             <w:r>
-              <w:t>UNKNOWN(19abc6ff)</w:t>
-            </w:r>
-          </w:p>
-        </w:tc>
-        <w:tc>
-          <w:p>
-            <w:r>
-              <w:t>21</w:t>
+              <w:t>UNKNOWN(dcdcdcdc)</w:t>
+            </w:r>
+          </w:p>
+        </w:tc>
+        <w:tc>
+          <w:p>
+            <w:r>
+              <w:t>3</w:t>
             </w:r>
           </w:p>
         </w:tc>
@@ -574,14 +574,14 @@
         <w:tc>
           <w:p>
             <w:r>
-              <w:t>UNKNOWN(faeb588c)</w:t>
-            </w:r>
-          </w:p>
-        </w:tc>
-        <w:tc>
-          <w:p>
-            <w:r>
-              <w:t>1</w:t>
+              <w:t>UNKNOWN(562f4793)</w:t>
+            </w:r>
+          </w:p>
+        </w:tc>
+        <w:tc>
+          <w:p>
+            <w:r>
+              <w:t>21</w:t>
             </w:r>
           </w:p>
         </w:tc>
@@ -590,14 +590,14 @@
         <w:tc>
           <w:p>
             <w:r>
-              <w:t>UNKNOWN(ecececec)</w:t>
-            </w:r>
-          </w:p>
-        </w:tc>
-        <w:tc>
-          <w:p>
-            <w:r>
-              <w:t>4</w:t>
+              <w:t>UNKNOWN(83476c1e)</w:t>
+            </w:r>
+          </w:p>
+        </w:tc>
+        <w:tc>
+          <w:p>
+            <w:r>
+              <w:t>3</w:t>
             </w:r>
           </w:p>
         </w:tc>
@@ -606,14 +606,14 @@
         <w:tc>
           <w:p>
             <w:r>
-              <w:t>UNKNOWN(624a8b31)</w:t>
-            </w:r>
-          </w:p>
-        </w:tc>
-        <w:tc>
-          <w:p>
-            <w:r>
-              <w:t>4</w:t>
+              <w:t>UNKNOWN(c88fffcd)</w:t>
+            </w:r>
+          </w:p>
+        </w:tc>
+        <w:tc>
+          <w:p>
+            <w:r>
+              <w:t>51</w:t>
             </w:r>
           </w:p>
         </w:tc>
@@ -622,14 +622,14 @@
         <w:tc>
           <w:p>
             <w:r>
-              <w:t>UNKNOWN(ffd44be7)</w:t>
-            </w:r>
-          </w:p>
-        </w:tc>
-        <w:tc>
-          <w:p>
-            <w:r>
-              <w:t>78</w:t>
+              <w:t>UNKNOWN(c804fdbd)</w:t>
+            </w:r>
+          </w:p>
+        </w:tc>
+        <w:tc>
+          <w:p>
+            <w:r>
+              <w:t>7</w:t>
             </w:r>
           </w:p>
         </w:tc>
@@ -638,14 +638,14 @@
         <w:tc>
           <w:p>
             <w:r>
-              <w:t>UNKNOWN(bf08dfb1)</w:t>
-            </w:r>
-          </w:p>
-        </w:tc>
-        <w:tc>
-          <w:p>
-            <w:r>
-              <w:t>2</w:t>
+              <w:t>UNKNOWN(78cecefe)</w:t>
+            </w:r>
+          </w:p>
+        </w:tc>
+        <w:tc>
+          <w:p>
+            <w:r>
+              <w:t>6</w:t>
             </w:r>
           </w:p>
         </w:tc>
@@ -654,14 +654,14 @@
         <w:tc>
           <w:p>
             <w:r>
-              <w:t>UNKNOWN(2a9e9aba)</w:t>
-            </w:r>
-          </w:p>
-        </w:tc>
-        <w:tc>
-          <w:p>
-            <w:r>
-              <w:t>21</w:t>
+              <w:t>UNKNOWN(36e32e2d)</w:t>
+            </w:r>
+          </w:p>
+        </w:tc>
+        <w:tc>
+          <w:p>
+            <w:r>
+              <w:t>1</w:t>
             </w:r>
           </w:p>
         </w:tc>
@@ -670,14 +670,14 @@
         <w:tc>
           <w:p>
             <w:r>
-              <w:t>UNKNOWN(78b3fa0e)</w:t>
-            </w:r>
-          </w:p>
-        </w:tc>
-        <w:tc>
-          <w:p>
-            <w:r>
-              <w:t>10</w:t>
+              <w:t>UNKNOWN(3affc0b3)</w:t>
+            </w:r>
+          </w:p>
+        </w:tc>
+        <w:tc>
+          <w:p>
+            <w:r>
+              <w:t>4</w:t>
             </w:r>
           </w:p>
         </w:tc>
@@ -686,14 +686,14 @@
         <w:tc>
           <w:p>
             <w:r>
-              <w:t>UNKNOWN(083f1b21)</w:t>
-            </w:r>
-          </w:p>
-        </w:tc>
-        <w:tc>
-          <w:p>
-            <w:r>
-              <w:t>82</w:t>
+              <w:t>UNKNOWN(1132ac08)</w:t>
+            </w:r>
+          </w:p>
+        </w:tc>
+        <w:tc>
+          <w:p>
+            <w:r>
+              <w:t>37</w:t>
             </w:r>
           </w:p>
         </w:tc>
@@ -4959,358 +4959,358 @@
         <w:rPr>
           <w:sz w:val="22"/>
         </w:rPr>
-        <w:t>• WorkWithPlusAcessoCliente — version=1.3, pattern=07135890</w:t>
-        <w:br/>
-      </w:r>
-    </w:p>
-    <w:p>
-      <w:r>
-        <w:rPr>
-          <w:sz w:val="22"/>
-        </w:rPr>
-        <w:t>• WorkWithPlusAddressDisplay — version=1.3, pattern=07135890</w:t>
-        <w:br/>
-      </w:r>
-    </w:p>
-    <w:p>
-      <w:r>
-        <w:rPr>
-          <w:sz w:val="22"/>
-        </w:rPr>
-        <w:t>• WorkWithPlusExportOptions — version=1.3, pattern=07135890</w:t>
-        <w:br/>
-      </w:r>
-    </w:p>
-    <w:p>
-      <w:r>
-        <w:rPr>
-          <w:sz w:val="22"/>
-        </w:rPr>
-        <w:t>• WorkWithPlusHome — version=1.3, pattern=07135890</w:t>
-        <w:br/>
-      </w:r>
-    </w:p>
-    <w:p>
-      <w:r>
-        <w:rPr>
-          <w:sz w:val="22"/>
-        </w:rPr>
-        <w:t>• WorkWithPlusManageFilters — version=1.3, pattern=07135890</w:t>
-        <w:br/>
-      </w:r>
-    </w:p>
-    <w:p>
-      <w:r>
-        <w:rPr>
-          <w:sz w:val="22"/>
-        </w:rPr>
-        <w:t>• WorkWithPlusPromptGeolocation — version=1.3, pattern=07135890</w:t>
-        <w:br/>
-      </w:r>
-    </w:p>
-    <w:p>
-      <w:r>
-        <w:rPr>
-          <w:sz w:val="22"/>
-        </w:rPr>
-        <w:t>• WorkWithPlusSaveFilterAs — version=1.3, pattern=07135890</w:t>
-        <w:br/>
-      </w:r>
-    </w:p>
-    <w:p>
-      <w:r>
-        <w:rPr>
-          <w:sz w:val="22"/>
-        </w:rPr>
-        <w:t>• WorkWithPlusWizardStepsArrowWC — version=1.3, pattern=07135890</w:t>
-        <w:br/>
-      </w:r>
-    </w:p>
-    <w:p>
-      <w:r>
-        <w:rPr>
-          <w:sz w:val="22"/>
-        </w:rPr>
-        <w:t>• WorkWithPlusWizardStepsBulletWC — version=1.3, pattern=07135890</w:t>
-        <w:br/>
-      </w:r>
-    </w:p>
-    <w:p>
-      <w:r>
-        <w:rPr>
-          <w:sz w:val="22"/>
-        </w:rPr>
-        <w:t>• WorkWithPlusNotAuthorized — version=1.3, pattern=07135890</w:t>
-        <w:br/>
-      </w:r>
-    </w:p>
-    <w:p>
-      <w:r>
-        <w:rPr>
-          <w:sz w:val="22"/>
-        </w:rPr>
-        <w:t>• WorkWithPlusHomeProgressBarCircleWC — version=1.3, pattern=07135890</w:t>
-        <w:br/>
-      </w:r>
-    </w:p>
-    <w:p>
-      <w:r>
-        <w:rPr>
-          <w:sz w:val="22"/>
-        </w:rPr>
-        <w:t>• WorkWithPlusWCPB — version=1.3, pattern=07135890</w:t>
-        <w:br/>
-      </w:r>
-    </w:p>
-    <w:p>
-      <w:r>
-        <w:rPr>
-          <w:sz w:val="22"/>
-        </w:rPr>
-        <w:t>• WorkWithPlusExportReportTemplate_Style1 — version=1.3, pattern=07135890</w:t>
-        <w:br/>
-      </w:r>
-    </w:p>
-    <w:p>
-      <w:r>
-        <w:rPr>
-          <w:sz w:val="22"/>
-        </w:rPr>
-        <w:t>• WorkWithPlusExportReportTemplate_Style2 — version=1.3, pattern=07135890</w:t>
-        <w:br/>
-      </w:r>
-    </w:p>
-    <w:p>
-      <w:r>
-        <w:rPr>
-          <w:sz w:val="22"/>
-        </w:rPr>
-        <w:t>• WorkWithPlusExportReportTemplate_Style3 — version=1.3, pattern=07135890</w:t>
-        <w:br/>
-      </w:r>
-    </w:p>
-    <w:p>
-      <w:r>
-        <w:rPr>
-          <w:sz w:val="22"/>
-        </w:rPr>
-        <w:t>• WorkWithPlusMasterPageFrame — version=1.3, pattern=07135890</w:t>
-        <w:br/>
-      </w:r>
-    </w:p>
-    <w:p>
-      <w:r>
-        <w:rPr>
-          <w:sz w:val="22"/>
-        </w:rPr>
-        <w:t>• WorkWithPlusWorkWithPlusMasterPagePrompt — version=1.3, pattern=07135890</w:t>
-        <w:br/>
-      </w:r>
-    </w:p>
-    <w:p>
-      <w:r>
-        <w:rPr>
-          <w:sz w:val="22"/>
-        </w:rPr>
-        <w:t>• WorkWithPlusEmpresa — version=1.3, pattern=07135890</w:t>
-        <w:br/>
-      </w:r>
-    </w:p>
-    <w:p>
-      <w:r>
-        <w:rPr>
-          <w:sz w:val="22"/>
-        </w:rPr>
-        <w:t>• WorkWithPlusUsuario — version=1.3, pattern=07135890</w:t>
-        <w:br/>
-      </w:r>
-    </w:p>
-    <w:p>
-      <w:r>
-        <w:rPr>
-          <w:sz w:val="22"/>
-        </w:rPr>
-        <w:t>• WorkWithPlusCliente — version=1.3, pattern=07135890</w:t>
-        <w:br/>
-      </w:r>
-    </w:p>
-    <w:p>
-      <w:r>
-        <w:rPr>
-          <w:sz w:val="22"/>
-        </w:rPr>
-        <w:t>• WorkWithPlusSetor — version=1.3, pattern=07135890</w:t>
-        <w:br/>
-      </w:r>
-    </w:p>
-    <w:p>
-      <w:r>
-        <w:rPr>
-          <w:sz w:val="22"/>
-        </w:rPr>
-        <w:t>• WorkWithPlusNatureza — version=1.3, pattern=07135890</w:t>
-        <w:br/>
-      </w:r>
-    </w:p>
-    <w:p>
-      <w:r>
-        <w:rPr>
-          <w:sz w:val="22"/>
-        </w:rPr>
-        <w:t>• WorkWithPlusWorkWithPlusMasterPage — version=1.3, pattern=07135890</w:t>
-        <w:br/>
-      </w:r>
-    </w:p>
-    <w:p>
-      <w:r>
-        <w:rPr>
-          <w:sz w:val="22"/>
-        </w:rPr>
-        <w:t>• WorkWithPlusGestaoServico — version=1.3, pattern=07135890</w:t>
-        <w:br/>
-      </w:r>
-    </w:p>
-    <w:p>
-      <w:r>
-        <w:rPr>
-          <w:sz w:val="22"/>
-        </w:rPr>
-        <w:t>• WorkWithPlusParametro — version=1.3, pattern=07135890</w:t>
-        <w:br/>
-      </w:r>
-    </w:p>
-    <w:p>
-      <w:r>
-        <w:rPr>
-          <w:sz w:val="22"/>
-        </w:rPr>
-        <w:t>• WorkWithPlusParametroEmail — version=1.3, pattern=07135890</w:t>
-        <w:br/>
-      </w:r>
-    </w:p>
-    <w:p>
-      <w:r>
-        <w:rPr>
-          <w:sz w:val="22"/>
-        </w:rPr>
-        <w:t>• WorkWithPlusWPUsuario — version=1.3, pattern=07135890</w:t>
-        <w:br/>
-      </w:r>
-    </w:p>
-    <w:p>
-      <w:r>
-        <w:rPr>
-          <w:sz w:val="22"/>
-        </w:rPr>
-        <w:t>• WorkWithPlusWPRelatorioOrdem — version=1.3, pattern=07135890</w:t>
-        <w:br/>
-      </w:r>
-    </w:p>
-    <w:p>
-      <w:r>
-        <w:rPr>
-          <w:sz w:val="22"/>
-        </w:rPr>
-        <w:t>• WorkWithPlusDashboardServico — version=1.3, pattern=07135890</w:t>
-        <w:br/>
-      </w:r>
-    </w:p>
-    <w:p>
-      <w:r>
-        <w:rPr>
-          <w:sz w:val="22"/>
-        </w:rPr>
-        <w:t>• WorkWithPlusEditBookmark — version=1.3, pattern=07135890</w:t>
-        <w:br/>
-      </w:r>
-    </w:p>
-    <w:p>
-      <w:r>
-        <w:rPr>
-          <w:sz w:val="22"/>
-        </w:rPr>
-        <w:t>• WorkWithPlusWPExecutarAtendimento — version=1.3, pattern=07135890</w:t>
-        <w:br/>
-      </w:r>
-    </w:p>
-    <w:p>
-      <w:r>
-        <w:rPr>
-          <w:sz w:val="22"/>
-        </w:rPr>
-        <w:t>• WorkWithPlusNotificacao — version=1.3, pattern=07135890</w:t>
-        <w:br/>
-      </w:r>
-    </w:p>
-    <w:p>
-      <w:r>
-        <w:rPr>
-          <w:sz w:val="22"/>
-        </w:rPr>
-        <w:t>• WorkWithPlusFavorito — version=1.3, pattern=07135890</w:t>
-        <w:br/>
-      </w:r>
-    </w:p>
-    <w:p>
-      <w:r>
-        <w:rPr>
-          <w:sz w:val="22"/>
-        </w:rPr>
-        <w:t>• WorkWithPlusWPContato — version=1.3, pattern=07135890</w:t>
-        <w:br/>
-      </w:r>
-    </w:p>
-    <w:p>
-      <w:r>
-        <w:rPr>
-          <w:sz w:val="22"/>
-        </w:rPr>
-        <w:t>• WorkWithPlusWPGestaoServico — version=1.3, pattern=07135890</w:t>
-        <w:br/>
-      </w:r>
-    </w:p>
-    <w:p>
-      <w:r>
-        <w:rPr>
-          <w:sz w:val="22"/>
-        </w:rPr>
-        <w:t>• WorkWithPlusWPProgramarAtendimento — version=1.3, pattern=07135890</w:t>
-        <w:br/>
-      </w:r>
-    </w:p>
-    <w:p>
-      <w:r>
-        <w:rPr>
-          <w:sz w:val="22"/>
-        </w:rPr>
-        <w:t>• WorkWithPlusWPRelatorioTimeSheet — version=1.3, pattern=07135890</w:t>
-        <w:br/>
-      </w:r>
-    </w:p>
-    <w:p>
-      <w:r>
-        <w:rPr>
-          <w:sz w:val="22"/>
-        </w:rPr>
-        <w:t>• WorkWithPlusWPTipoServicoAtividades — version=1.3, pattern=07135890</w:t>
-        <w:br/>
-      </w:r>
-    </w:p>
-    <w:p>
-      <w:r>
-        <w:rPr>
-          <w:sz w:val="22"/>
-        </w:rPr>
-        <w:t>• WorkWithPlusWPWizardNovaOS — version=1.3, pattern=07135890</w:t>
-        <w:br/>
-      </w:r>
-    </w:p>
-    <w:p>
-      <w:r>
-        <w:rPr>
-          <w:sz w:val="22"/>
-        </w:rPr>
-        <w:t>• WorkWithPlusWPQualificarOS — version=1.3, pattern=07135890</w:t>
+        <w:t>• WorkWithPlusAcessoCliente — pattern=07135890, version=1.3</w:t>
+        <w:br/>
+      </w:r>
+    </w:p>
+    <w:p>
+      <w:r>
+        <w:rPr>
+          <w:sz w:val="22"/>
+        </w:rPr>
+        <w:t>• WorkWithPlusAddressDisplay — pattern=07135890, version=1.3</w:t>
+        <w:br/>
+      </w:r>
+    </w:p>
+    <w:p>
+      <w:r>
+        <w:rPr>
+          <w:sz w:val="22"/>
+        </w:rPr>
+        <w:t>• WorkWithPlusExportOptions — pattern=07135890, version=1.3</w:t>
+        <w:br/>
+      </w:r>
+    </w:p>
+    <w:p>
+      <w:r>
+        <w:rPr>
+          <w:sz w:val="22"/>
+        </w:rPr>
+        <w:t>• WorkWithPlusHome — pattern=07135890, version=1.3</w:t>
+        <w:br/>
+      </w:r>
+    </w:p>
+    <w:p>
+      <w:r>
+        <w:rPr>
+          <w:sz w:val="22"/>
+        </w:rPr>
+        <w:t>• WorkWithPlusManageFilters — pattern=07135890, version=1.3</w:t>
+        <w:br/>
+      </w:r>
+    </w:p>
+    <w:p>
+      <w:r>
+        <w:rPr>
+          <w:sz w:val="22"/>
+        </w:rPr>
+        <w:t>• WorkWithPlusPromptGeolocation — pattern=07135890, version=1.3</w:t>
+        <w:br/>
+      </w:r>
+    </w:p>
+    <w:p>
+      <w:r>
+        <w:rPr>
+          <w:sz w:val="22"/>
+        </w:rPr>
+        <w:t>• WorkWithPlusSaveFilterAs — pattern=07135890, version=1.3</w:t>
+        <w:br/>
+      </w:r>
+    </w:p>
+    <w:p>
+      <w:r>
+        <w:rPr>
+          <w:sz w:val="22"/>
+        </w:rPr>
+        <w:t>• WorkWithPlusWizardStepsArrowWC — pattern=07135890, version=1.3</w:t>
+        <w:br/>
+      </w:r>
+    </w:p>
+    <w:p>
+      <w:r>
+        <w:rPr>
+          <w:sz w:val="22"/>
+        </w:rPr>
+        <w:t>• WorkWithPlusWizardStepsBulletWC — pattern=07135890, version=1.3</w:t>
+        <w:br/>
+      </w:r>
+    </w:p>
+    <w:p>
+      <w:r>
+        <w:rPr>
+          <w:sz w:val="22"/>
+        </w:rPr>
+        <w:t>• WorkWithPlusNotAuthorized — pattern=07135890, version=1.3</w:t>
+        <w:br/>
+      </w:r>
+    </w:p>
+    <w:p>
+      <w:r>
+        <w:rPr>
+          <w:sz w:val="22"/>
+        </w:rPr>
+        <w:t>• WorkWithPlusHomeProgressBarCircleWC — pattern=07135890, version=1.3</w:t>
+        <w:br/>
+      </w:r>
+    </w:p>
+    <w:p>
+      <w:r>
+        <w:rPr>
+          <w:sz w:val="22"/>
+        </w:rPr>
+        <w:t>• WorkWithPlusWCPB — pattern=07135890, version=1.3</w:t>
+        <w:br/>
+      </w:r>
+    </w:p>
+    <w:p>
+      <w:r>
+        <w:rPr>
+          <w:sz w:val="22"/>
+        </w:rPr>
+        <w:t>• WorkWithPlusExportReportTemplate_Style1 — pattern=07135890, version=1.3</w:t>
+        <w:br/>
+      </w:r>
+    </w:p>
+    <w:p>
+      <w:r>
+        <w:rPr>
+          <w:sz w:val="22"/>
+        </w:rPr>
+        <w:t>• WorkWithPlusExportReportTemplate_Style2 — pattern=07135890, version=1.3</w:t>
+        <w:br/>
+      </w:r>
+    </w:p>
+    <w:p>
+      <w:r>
+        <w:rPr>
+          <w:sz w:val="22"/>
+        </w:rPr>
+        <w:t>• WorkWithPlusExportReportTemplate_Style3 — pattern=07135890, version=1.3</w:t>
+        <w:br/>
+      </w:r>
+    </w:p>
+    <w:p>
+      <w:r>
+        <w:rPr>
+          <w:sz w:val="22"/>
+        </w:rPr>
+        <w:t>• WorkWithPlusMasterPageFrame — pattern=07135890, version=1.3</w:t>
+        <w:br/>
+      </w:r>
+    </w:p>
+    <w:p>
+      <w:r>
+        <w:rPr>
+          <w:sz w:val="22"/>
+        </w:rPr>
+        <w:t>• WorkWithPlusWorkWithPlusMasterPagePrompt — pattern=07135890, version=1.3</w:t>
+        <w:br/>
+      </w:r>
+    </w:p>
+    <w:p>
+      <w:r>
+        <w:rPr>
+          <w:sz w:val="22"/>
+        </w:rPr>
+        <w:t>• WorkWithPlusEmpresa — pattern=07135890, version=1.3</w:t>
+        <w:br/>
+      </w:r>
+    </w:p>
+    <w:p>
+      <w:r>
+        <w:rPr>
+          <w:sz w:val="22"/>
+        </w:rPr>
+        <w:t>• WorkWithPlusUsuario — pattern=07135890, version=1.3</w:t>
+        <w:br/>
+      </w:r>
+    </w:p>
+    <w:p>
+      <w:r>
+        <w:rPr>
+          <w:sz w:val="22"/>
+        </w:rPr>
+        <w:t>• WorkWithPlusCliente — pattern=07135890, version=1.3</w:t>
+        <w:br/>
+      </w:r>
+    </w:p>
+    <w:p>
+      <w:r>
+        <w:rPr>
+          <w:sz w:val="22"/>
+        </w:rPr>
+        <w:t>• WorkWithPlusSetor — pattern=07135890, version=1.3</w:t>
+        <w:br/>
+      </w:r>
+    </w:p>
+    <w:p>
+      <w:r>
+        <w:rPr>
+          <w:sz w:val="22"/>
+        </w:rPr>
+        <w:t>• WorkWithPlusNatureza — pattern=07135890, version=1.3</w:t>
+        <w:br/>
+      </w:r>
+    </w:p>
+    <w:p>
+      <w:r>
+        <w:rPr>
+          <w:sz w:val="22"/>
+        </w:rPr>
+        <w:t>• WorkWithPlusWorkWithPlusMasterPage — pattern=07135890, version=1.3</w:t>
+        <w:br/>
+      </w:r>
+    </w:p>
+    <w:p>
+      <w:r>
+        <w:rPr>
+          <w:sz w:val="22"/>
+        </w:rPr>
+        <w:t>• WorkWithPlusGestaoServico — pattern=07135890, version=1.3</w:t>
+        <w:br/>
+      </w:r>
+    </w:p>
+    <w:p>
+      <w:r>
+        <w:rPr>
+          <w:sz w:val="22"/>
+        </w:rPr>
+        <w:t>• WorkWithPlusParametro — pattern=07135890, version=1.3</w:t>
+        <w:br/>
+      </w:r>
+    </w:p>
+    <w:p>
+      <w:r>
+        <w:rPr>
+          <w:sz w:val="22"/>
+        </w:rPr>
+        <w:t>• WorkWithPlusParametroEmail — pattern=07135890, version=1.3</w:t>
+        <w:br/>
+      </w:r>
+    </w:p>
+    <w:p>
+      <w:r>
+        <w:rPr>
+          <w:sz w:val="22"/>
+        </w:rPr>
+        <w:t>• WorkWithPlusWPUsuario — pattern=07135890, version=1.3</w:t>
+        <w:br/>
+      </w:r>
+    </w:p>
+    <w:p>
+      <w:r>
+        <w:rPr>
+          <w:sz w:val="22"/>
+        </w:rPr>
+        <w:t>• WorkWithPlusWPRelatorioOrdem — pattern=07135890, version=1.3</w:t>
+        <w:br/>
+      </w:r>
+    </w:p>
+    <w:p>
+      <w:r>
+        <w:rPr>
+          <w:sz w:val="22"/>
+        </w:rPr>
+        <w:t>• WorkWithPlusDashboardServico — pattern=07135890, version=1.3</w:t>
+        <w:br/>
+      </w:r>
+    </w:p>
+    <w:p>
+      <w:r>
+        <w:rPr>
+          <w:sz w:val="22"/>
+        </w:rPr>
+        <w:t>• WorkWithPlusEditBookmark — pattern=07135890, version=1.3</w:t>
+        <w:br/>
+      </w:r>
+    </w:p>
+    <w:p>
+      <w:r>
+        <w:rPr>
+          <w:sz w:val="22"/>
+        </w:rPr>
+        <w:t>• WorkWithPlusWPExecutarAtendimento — pattern=07135890, version=1.3</w:t>
+        <w:br/>
+      </w:r>
+    </w:p>
+    <w:p>
+      <w:r>
+        <w:rPr>
+          <w:sz w:val="22"/>
+        </w:rPr>
+        <w:t>• WorkWithPlusNotificacao — pattern=07135890, version=1.3</w:t>
+        <w:br/>
+      </w:r>
+    </w:p>
+    <w:p>
+      <w:r>
+        <w:rPr>
+          <w:sz w:val="22"/>
+        </w:rPr>
+        <w:t>• WorkWithPlusFavorito — pattern=07135890, version=1.3</w:t>
+        <w:br/>
+      </w:r>
+    </w:p>
+    <w:p>
+      <w:r>
+        <w:rPr>
+          <w:sz w:val="22"/>
+        </w:rPr>
+        <w:t>• WorkWithPlusWPContato — pattern=07135890, version=1.3</w:t>
+        <w:br/>
+      </w:r>
+    </w:p>
+    <w:p>
+      <w:r>
+        <w:rPr>
+          <w:sz w:val="22"/>
+        </w:rPr>
+        <w:t>• WorkWithPlusWPGestaoServico — pattern=07135890, version=1.3</w:t>
+        <w:br/>
+      </w:r>
+    </w:p>
+    <w:p>
+      <w:r>
+        <w:rPr>
+          <w:sz w:val="22"/>
+        </w:rPr>
+        <w:t>• WorkWithPlusWPProgramarAtendimento — pattern=07135890, version=1.3</w:t>
+        <w:br/>
+      </w:r>
+    </w:p>
+    <w:p>
+      <w:r>
+        <w:rPr>
+          <w:sz w:val="22"/>
+        </w:rPr>
+        <w:t>• WorkWithPlusWPRelatorioTimeSheet — pattern=07135890, version=1.3</w:t>
+        <w:br/>
+      </w:r>
+    </w:p>
+    <w:p>
+      <w:r>
+        <w:rPr>
+          <w:sz w:val="22"/>
+        </w:rPr>
+        <w:t>• WorkWithPlusWPTipoServicoAtividades — pattern=07135890, version=1.3</w:t>
+        <w:br/>
+      </w:r>
+    </w:p>
+    <w:p>
+      <w:r>
+        <w:rPr>
+          <w:sz w:val="22"/>
+        </w:rPr>
+        <w:t>• WorkWithPlusWPWizardNovaOS — pattern=07135890, version=1.3</w:t>
+        <w:br/>
+      </w:r>
+    </w:p>
+    <w:p>
+      <w:r>
+        <w:rPr>
+          <w:sz w:val="22"/>
+        </w:rPr>
+        <w:t>• WorkWithPlusWPQualificarOS — pattern=07135890, version=1.3</w:t>
         <w:br/>
       </w:r>
     </w:p>

--- a/docs/legacy-import/01-analise-completa.docx
+++ b/docs/legacy-import/01-analise-completa.docx
@@ -366,14 +366,14 @@
         <w:tc>
           <w:p>
             <w:r>
-              <w:t>UNKNOWN(c84ec0ea)</w:t>
-            </w:r>
-          </w:p>
-        </w:tc>
-        <w:tc>
-          <w:p>
-            <w:r>
-              <w:t>1</w:t>
+              <w:t>UNKNOWN(ffd44be7)</w:t>
+            </w:r>
+          </w:p>
+        </w:tc>
+        <w:tc>
+          <w:p>
+            <w:r>
+              <w:t>78</w:t>
             </w:r>
           </w:p>
         </w:tc>
@@ -382,14 +382,14 @@
         <w:tc>
           <w:p>
             <w:r>
-              <w:t>UNKNOWN(083f1b21)</w:t>
-            </w:r>
-          </w:p>
-        </w:tc>
-        <w:tc>
-          <w:p>
-            <w:r>
-              <w:t>82</w:t>
+              <w:t>UNKNOWN(bf08dfb1)</w:t>
+            </w:r>
+          </w:p>
+        </w:tc>
+        <w:tc>
+          <w:p>
+            <w:r>
+              <w:t>2</w:t>
             </w:r>
           </w:p>
         </w:tc>
@@ -398,14 +398,14 @@
         <w:tc>
           <w:p>
             <w:r>
-              <w:t>UNKNOWN(78b3fa0e)</w:t>
-            </w:r>
-          </w:p>
-        </w:tc>
-        <w:tc>
-          <w:p>
-            <w:r>
-              <w:t>10</w:t>
+              <w:t>UNKNOWN(2a9e9aba)</w:t>
+            </w:r>
+          </w:p>
+        </w:tc>
+        <w:tc>
+          <w:p>
+            <w:r>
+              <w:t>21</w:t>
             </w:r>
           </w:p>
         </w:tc>
@@ -414,14 +414,14 @@
         <w:tc>
           <w:p>
             <w:r>
-              <w:t>UNKNOWN(2a9e9aba)</w:t>
-            </w:r>
-          </w:p>
-        </w:tc>
-        <w:tc>
-          <w:p>
-            <w:r>
-              <w:t>21</w:t>
+              <w:t>UNKNOWN(78b3fa0e)</w:t>
+            </w:r>
+          </w:p>
+        </w:tc>
+        <w:tc>
+          <w:p>
+            <w:r>
+              <w:t>10</w:t>
             </w:r>
           </w:p>
         </w:tc>
@@ -430,14 +430,14 @@
         <w:tc>
           <w:p>
             <w:r>
-              <w:t>UNKNOWN(bf08dfb1)</w:t>
-            </w:r>
-          </w:p>
-        </w:tc>
-        <w:tc>
-          <w:p>
-            <w:r>
-              <w:t>2</w:t>
+              <w:t>UNKNOWN(083f1b21)</w:t>
+            </w:r>
+          </w:p>
+        </w:tc>
+        <w:tc>
+          <w:p>
+            <w:r>
+              <w:t>82</w:t>
             </w:r>
           </w:p>
         </w:tc>
@@ -446,14 +446,14 @@
         <w:tc>
           <w:p>
             <w:r>
-              <w:t>UNKNOWN(ffd44be7)</w:t>
-            </w:r>
-          </w:p>
-        </w:tc>
-        <w:tc>
-          <w:p>
-            <w:r>
-              <w:t>78</w:t>
+              <w:t>UNKNOWN(c84ec0ea)</w:t>
+            </w:r>
+          </w:p>
+        </w:tc>
+        <w:tc>
+          <w:p>
+            <w:r>
+              <w:t>1</w:t>
             </w:r>
           </w:p>
         </w:tc>
@@ -462,14 +462,14 @@
         <w:tc>
           <w:p>
             <w:r>
-              <w:t>UNKNOWN(624a8b31)</w:t>
-            </w:r>
-          </w:p>
-        </w:tc>
-        <w:tc>
-          <w:p>
-            <w:r>
-              <w:t>4</w:t>
+              <w:t>UNKNOWN(1132ac08)</w:t>
+            </w:r>
+          </w:p>
+        </w:tc>
+        <w:tc>
+          <w:p>
+            <w:r>
+              <w:t>37</w:t>
             </w:r>
           </w:p>
         </w:tc>
@@ -478,7 +478,7 @@
         <w:tc>
           <w:p>
             <w:r>
-              <w:t>UNKNOWN(ecececec)</w:t>
+              <w:t>UNKNOWN(3affc0b3)</w:t>
             </w:r>
           </w:p>
         </w:tc>
@@ -494,7 +494,7 @@
         <w:tc>
           <w:p>
             <w:r>
-              <w:t>UNKNOWN(faeb588c)</w:t>
+              <w:t>UNKNOWN(36e32e2d)</w:t>
             </w:r>
           </w:p>
         </w:tc>
@@ -510,14 +510,14 @@
         <w:tc>
           <w:p>
             <w:r>
-              <w:t>UNKNOWN(19abc6ff)</w:t>
-            </w:r>
-          </w:p>
-        </w:tc>
-        <w:tc>
-          <w:p>
-            <w:r>
-              <w:t>21</w:t>
+              <w:t>UNKNOWN(78cecefe)</w:t>
+            </w:r>
+          </w:p>
+        </w:tc>
+        <w:tc>
+          <w:p>
+            <w:r>
+              <w:t>6</w:t>
             </w:r>
           </w:p>
         </w:tc>
@@ -526,14 +526,14 @@
         <w:tc>
           <w:p>
             <w:r>
-              <w:t>UNKNOWN(5592de59)</w:t>
-            </w:r>
-          </w:p>
-        </w:tc>
-        <w:tc>
-          <w:p>
-            <w:r>
-              <w:t>135</w:t>
+              <w:t>UNKNOWN(c804fdbd)</w:t>
+            </w:r>
+          </w:p>
+        </w:tc>
+        <w:tc>
+          <w:p>
+            <w:r>
+              <w:t>7</w:t>
             </w:r>
           </w:p>
         </w:tc>
@@ -542,14 +542,14 @@
         <w:tc>
           <w:p>
             <w:r>
-              <w:t>UNKNOWN(88313f43)</w:t>
-            </w:r>
-          </w:p>
-        </w:tc>
-        <w:tc>
-          <w:p>
-            <w:r>
-              <w:t>3</w:t>
+              <w:t>UNKNOWN(c88fffcd)</w:t>
+            </w:r>
+          </w:p>
+        </w:tc>
+        <w:tc>
+          <w:p>
+            <w:r>
+              <w:t>51</w:t>
             </w:r>
           </w:p>
         </w:tc>
@@ -558,7 +558,7 @@
         <w:tc>
           <w:p>
             <w:r>
-              <w:t>UNKNOWN(dcdcdcdc)</w:t>
+              <w:t>UNKNOWN(83476c1e)</w:t>
             </w:r>
           </w:p>
         </w:tc>
@@ -590,7 +590,7 @@
         <w:tc>
           <w:p>
             <w:r>
-              <w:t>UNKNOWN(83476c1e)</w:t>
+              <w:t>UNKNOWN(dcdcdcdc)</w:t>
             </w:r>
           </w:p>
         </w:tc>
@@ -606,14 +606,14 @@
         <w:tc>
           <w:p>
             <w:r>
-              <w:t>UNKNOWN(c88fffcd)</w:t>
-            </w:r>
-          </w:p>
-        </w:tc>
-        <w:tc>
-          <w:p>
-            <w:r>
-              <w:t>51</w:t>
+              <w:t>UNKNOWN(88313f43)</w:t>
+            </w:r>
+          </w:p>
+        </w:tc>
+        <w:tc>
+          <w:p>
+            <w:r>
+              <w:t>3</w:t>
             </w:r>
           </w:p>
         </w:tc>
@@ -622,14 +622,14 @@
         <w:tc>
           <w:p>
             <w:r>
-              <w:t>UNKNOWN(c804fdbd)</w:t>
-            </w:r>
-          </w:p>
-        </w:tc>
-        <w:tc>
-          <w:p>
-            <w:r>
-              <w:t>7</w:t>
+              <w:t>UNKNOWN(5592de59)</w:t>
+            </w:r>
+          </w:p>
+        </w:tc>
+        <w:tc>
+          <w:p>
+            <w:r>
+              <w:t>135</w:t>
             </w:r>
           </w:p>
         </w:tc>
@@ -638,14 +638,14 @@
         <w:tc>
           <w:p>
             <w:r>
-              <w:t>UNKNOWN(78cecefe)</w:t>
-            </w:r>
-          </w:p>
-        </w:tc>
-        <w:tc>
-          <w:p>
-            <w:r>
-              <w:t>6</w:t>
+              <w:t>UNKNOWN(19abc6ff)</w:t>
+            </w:r>
+          </w:p>
+        </w:tc>
+        <w:tc>
+          <w:p>
+            <w:r>
+              <w:t>21</w:t>
             </w:r>
           </w:p>
         </w:tc>
@@ -654,7 +654,7 @@
         <w:tc>
           <w:p>
             <w:r>
-              <w:t>UNKNOWN(36e32e2d)</w:t>
+              <w:t>UNKNOWN(faeb588c)</w:t>
             </w:r>
           </w:p>
         </w:tc>
@@ -670,7 +670,7 @@
         <w:tc>
           <w:p>
             <w:r>
-              <w:t>UNKNOWN(3affc0b3)</w:t>
+              <w:t>UNKNOWN(ecececec)</w:t>
             </w:r>
           </w:p>
         </w:tc>
@@ -686,14 +686,14 @@
         <w:tc>
           <w:p>
             <w:r>
-              <w:t>UNKNOWN(1132ac08)</w:t>
-            </w:r>
-          </w:p>
-        </w:tc>
-        <w:tc>
-          <w:p>
-            <w:r>
-              <w:t>37</w:t>
+              <w:t>UNKNOWN(624a8b31)</w:t>
+            </w:r>
+          </w:p>
+        </w:tc>
+        <w:tc>
+          <w:p>
+            <w:r>
+              <w:t>4</w:t>
             </w:r>
           </w:p>
         </w:tc>

--- a/docs/legacy-import/01-analise-completa.docx
+++ b/docs/legacy-import/01-analise-completa.docx
@@ -366,14 +366,14 @@
         <w:tc>
           <w:p>
             <w:r>
-              <w:t>UNKNOWN(ffd44be7)</w:t>
-            </w:r>
-          </w:p>
-        </w:tc>
-        <w:tc>
-          <w:p>
-            <w:r>
-              <w:t>78</w:t>
+              <w:t>UNKNOWN(1132ac08)</w:t>
+            </w:r>
+          </w:p>
+        </w:tc>
+        <w:tc>
+          <w:p>
+            <w:r>
+              <w:t>37</w:t>
             </w:r>
           </w:p>
         </w:tc>
@@ -382,14 +382,14 @@
         <w:tc>
           <w:p>
             <w:r>
-              <w:t>UNKNOWN(bf08dfb1)</w:t>
-            </w:r>
-          </w:p>
-        </w:tc>
-        <w:tc>
-          <w:p>
-            <w:r>
-              <w:t>2</w:t>
+              <w:t>UNKNOWN(3affc0b3)</w:t>
+            </w:r>
+          </w:p>
+        </w:tc>
+        <w:tc>
+          <w:p>
+            <w:r>
+              <w:t>4</w:t>
             </w:r>
           </w:p>
         </w:tc>
@@ -398,14 +398,14 @@
         <w:tc>
           <w:p>
             <w:r>
-              <w:t>UNKNOWN(2a9e9aba)</w:t>
-            </w:r>
-          </w:p>
-        </w:tc>
-        <w:tc>
-          <w:p>
-            <w:r>
-              <w:t>21</w:t>
+              <w:t>UNKNOWN(36e32e2d)</w:t>
+            </w:r>
+          </w:p>
+        </w:tc>
+        <w:tc>
+          <w:p>
+            <w:r>
+              <w:t>1</w:t>
             </w:r>
           </w:p>
         </w:tc>
@@ -414,14 +414,14 @@
         <w:tc>
           <w:p>
             <w:r>
-              <w:t>UNKNOWN(78b3fa0e)</w:t>
-            </w:r>
-          </w:p>
-        </w:tc>
-        <w:tc>
-          <w:p>
-            <w:r>
-              <w:t>10</w:t>
+              <w:t>UNKNOWN(78cecefe)</w:t>
+            </w:r>
+          </w:p>
+        </w:tc>
+        <w:tc>
+          <w:p>
+            <w:r>
+              <w:t>6</w:t>
             </w:r>
           </w:p>
         </w:tc>
@@ -430,14 +430,14 @@
         <w:tc>
           <w:p>
             <w:r>
-              <w:t>UNKNOWN(083f1b21)</w:t>
-            </w:r>
-          </w:p>
-        </w:tc>
-        <w:tc>
-          <w:p>
-            <w:r>
-              <w:t>82</w:t>
+              <w:t>UNKNOWN(c804fdbd)</w:t>
+            </w:r>
+          </w:p>
+        </w:tc>
+        <w:tc>
+          <w:p>
+            <w:r>
+              <w:t>7</w:t>
             </w:r>
           </w:p>
         </w:tc>
@@ -446,14 +446,14 @@
         <w:tc>
           <w:p>
             <w:r>
-              <w:t>UNKNOWN(c84ec0ea)</w:t>
-            </w:r>
-          </w:p>
-        </w:tc>
-        <w:tc>
-          <w:p>
-            <w:r>
-              <w:t>1</w:t>
+              <w:t>UNKNOWN(c88fffcd)</w:t>
+            </w:r>
+          </w:p>
+        </w:tc>
+        <w:tc>
+          <w:p>
+            <w:r>
+              <w:t>51</w:t>
             </w:r>
           </w:p>
         </w:tc>
@@ -462,14 +462,14 @@
         <w:tc>
           <w:p>
             <w:r>
-              <w:t>UNKNOWN(1132ac08)</w:t>
-            </w:r>
-          </w:p>
-        </w:tc>
-        <w:tc>
-          <w:p>
-            <w:r>
-              <w:t>37</w:t>
+              <w:t>UNKNOWN(83476c1e)</w:t>
+            </w:r>
+          </w:p>
+        </w:tc>
+        <w:tc>
+          <w:p>
+            <w:r>
+              <w:t>3</w:t>
             </w:r>
           </w:p>
         </w:tc>
@@ -478,14 +478,14 @@
         <w:tc>
           <w:p>
             <w:r>
-              <w:t>UNKNOWN(3affc0b3)</w:t>
-            </w:r>
-          </w:p>
-        </w:tc>
-        <w:tc>
-          <w:p>
-            <w:r>
-              <w:t>4</w:t>
+              <w:t>UNKNOWN(562f4793)</w:t>
+            </w:r>
+          </w:p>
+        </w:tc>
+        <w:tc>
+          <w:p>
+            <w:r>
+              <w:t>21</w:t>
             </w:r>
           </w:p>
         </w:tc>
@@ -494,14 +494,14 @@
         <w:tc>
           <w:p>
             <w:r>
-              <w:t>UNKNOWN(36e32e2d)</w:t>
-            </w:r>
-          </w:p>
-        </w:tc>
-        <w:tc>
-          <w:p>
-            <w:r>
-              <w:t>1</w:t>
+              <w:t>UNKNOWN(dcdcdcdc)</w:t>
+            </w:r>
+          </w:p>
+        </w:tc>
+        <w:tc>
+          <w:p>
+            <w:r>
+              <w:t>3</w:t>
             </w:r>
           </w:p>
         </w:tc>
@@ -510,14 +510,14 @@
         <w:tc>
           <w:p>
             <w:r>
-              <w:t>UNKNOWN(78cecefe)</w:t>
-            </w:r>
-          </w:p>
-        </w:tc>
-        <w:tc>
-          <w:p>
-            <w:r>
-              <w:t>6</w:t>
+              <w:t>UNKNOWN(88313f43)</w:t>
+            </w:r>
+          </w:p>
+        </w:tc>
+        <w:tc>
+          <w:p>
+            <w:r>
+              <w:t>3</w:t>
             </w:r>
           </w:p>
         </w:tc>
@@ -526,14 +526,14 @@
         <w:tc>
           <w:p>
             <w:r>
-              <w:t>UNKNOWN(c804fdbd)</w:t>
-            </w:r>
-          </w:p>
-        </w:tc>
-        <w:tc>
-          <w:p>
-            <w:r>
-              <w:t>7</w:t>
+              <w:t>UNKNOWN(5592de59)</w:t>
+            </w:r>
+          </w:p>
+        </w:tc>
+        <w:tc>
+          <w:p>
+            <w:r>
+              <w:t>135</w:t>
             </w:r>
           </w:p>
         </w:tc>
@@ -542,14 +542,14 @@
         <w:tc>
           <w:p>
             <w:r>
-              <w:t>UNKNOWN(c88fffcd)</w:t>
-            </w:r>
-          </w:p>
-        </w:tc>
-        <w:tc>
-          <w:p>
-            <w:r>
-              <w:t>51</w:t>
+              <w:t>UNKNOWN(19abc6ff)</w:t>
+            </w:r>
+          </w:p>
+        </w:tc>
+        <w:tc>
+          <w:p>
+            <w:r>
+              <w:t>21</w:t>
             </w:r>
           </w:p>
         </w:tc>
@@ -558,14 +558,14 @@
         <w:tc>
           <w:p>
             <w:r>
-              <w:t>UNKNOWN(83476c1e)</w:t>
-            </w:r>
-          </w:p>
-        </w:tc>
-        <w:tc>
-          <w:p>
-            <w:r>
-              <w:t>3</w:t>
+              <w:t>UNKNOWN(faeb588c)</w:t>
+            </w:r>
+          </w:p>
+        </w:tc>
+        <w:tc>
+          <w:p>
+            <w:r>
+              <w:t>1</w:t>
             </w:r>
           </w:p>
         </w:tc>
@@ -574,14 +574,14 @@
         <w:tc>
           <w:p>
             <w:r>
-              <w:t>UNKNOWN(562f4793)</w:t>
-            </w:r>
-          </w:p>
-        </w:tc>
-        <w:tc>
-          <w:p>
-            <w:r>
-              <w:t>21</w:t>
+              <w:t>UNKNOWN(ecececec)</w:t>
+            </w:r>
+          </w:p>
+        </w:tc>
+        <w:tc>
+          <w:p>
+            <w:r>
+              <w:t>4</w:t>
             </w:r>
           </w:p>
         </w:tc>
@@ -590,14 +590,14 @@
         <w:tc>
           <w:p>
             <w:r>
-              <w:t>UNKNOWN(dcdcdcdc)</w:t>
-            </w:r>
-          </w:p>
-        </w:tc>
-        <w:tc>
-          <w:p>
-            <w:r>
-              <w:t>3</w:t>
+              <w:t>UNKNOWN(624a8b31)</w:t>
+            </w:r>
+          </w:p>
+        </w:tc>
+        <w:tc>
+          <w:p>
+            <w:r>
+              <w:t>4</w:t>
             </w:r>
           </w:p>
         </w:tc>
@@ -606,14 +606,14 @@
         <w:tc>
           <w:p>
             <w:r>
-              <w:t>UNKNOWN(88313f43)</w:t>
-            </w:r>
-          </w:p>
-        </w:tc>
-        <w:tc>
-          <w:p>
-            <w:r>
-              <w:t>3</w:t>
+              <w:t>UNKNOWN(ffd44be7)</w:t>
+            </w:r>
+          </w:p>
+        </w:tc>
+        <w:tc>
+          <w:p>
+            <w:r>
+              <w:t>78</w:t>
             </w:r>
           </w:p>
         </w:tc>
@@ -622,14 +622,14 @@
         <w:tc>
           <w:p>
             <w:r>
-              <w:t>UNKNOWN(5592de59)</w:t>
-            </w:r>
-          </w:p>
-        </w:tc>
-        <w:tc>
-          <w:p>
-            <w:r>
-              <w:t>135</w:t>
+              <w:t>UNKNOWN(bf08dfb1)</w:t>
+            </w:r>
+          </w:p>
+        </w:tc>
+        <w:tc>
+          <w:p>
+            <w:r>
+              <w:t>2</w:t>
             </w:r>
           </w:p>
         </w:tc>
@@ -638,7 +638,7 @@
         <w:tc>
           <w:p>
             <w:r>
-              <w:t>UNKNOWN(19abc6ff)</w:t>
+              <w:t>UNKNOWN(2a9e9aba)</w:t>
             </w:r>
           </w:p>
         </w:tc>
@@ -654,14 +654,14 @@
         <w:tc>
           <w:p>
             <w:r>
-              <w:t>UNKNOWN(faeb588c)</w:t>
-            </w:r>
-          </w:p>
-        </w:tc>
-        <w:tc>
-          <w:p>
-            <w:r>
-              <w:t>1</w:t>
+              <w:t>UNKNOWN(78b3fa0e)</w:t>
+            </w:r>
+          </w:p>
+        </w:tc>
+        <w:tc>
+          <w:p>
+            <w:r>
+              <w:t>10</w:t>
             </w:r>
           </w:p>
         </w:tc>
@@ -670,14 +670,14 @@
         <w:tc>
           <w:p>
             <w:r>
-              <w:t>UNKNOWN(ecececec)</w:t>
-            </w:r>
-          </w:p>
-        </w:tc>
-        <w:tc>
-          <w:p>
-            <w:r>
-              <w:t>4</w:t>
+              <w:t>UNKNOWN(083f1b21)</w:t>
+            </w:r>
+          </w:p>
+        </w:tc>
+        <w:tc>
+          <w:p>
+            <w:r>
+              <w:t>82</w:t>
             </w:r>
           </w:p>
         </w:tc>
@@ -686,14 +686,14 @@
         <w:tc>
           <w:p>
             <w:r>
-              <w:t>UNKNOWN(624a8b31)</w:t>
-            </w:r>
-          </w:p>
-        </w:tc>
-        <w:tc>
-          <w:p>
-            <w:r>
-              <w:t>4</w:t>
+              <w:t>UNKNOWN(c84ec0ea)</w:t>
+            </w:r>
+          </w:p>
+        </w:tc>
+        <w:tc>
+          <w:p>
+            <w:r>
+              <w:t>1</w:t>
             </w:r>
           </w:p>
         </w:tc>
@@ -4959,358 +4959,358 @@
         <w:rPr>
           <w:sz w:val="22"/>
         </w:rPr>
-        <w:t>• WorkWithPlusAcessoCliente — pattern=07135890, version=1.3</w:t>
-        <w:br/>
-      </w:r>
-    </w:p>
-    <w:p>
-      <w:r>
-        <w:rPr>
-          <w:sz w:val="22"/>
-        </w:rPr>
-        <w:t>• WorkWithPlusAddressDisplay — pattern=07135890, version=1.3</w:t>
-        <w:br/>
-      </w:r>
-    </w:p>
-    <w:p>
-      <w:r>
-        <w:rPr>
-          <w:sz w:val="22"/>
-        </w:rPr>
-        <w:t>• WorkWithPlusExportOptions — pattern=07135890, version=1.3</w:t>
-        <w:br/>
-      </w:r>
-    </w:p>
-    <w:p>
-      <w:r>
-        <w:rPr>
-          <w:sz w:val="22"/>
-        </w:rPr>
-        <w:t>• WorkWithPlusHome — pattern=07135890, version=1.3</w:t>
-        <w:br/>
-      </w:r>
-    </w:p>
-    <w:p>
-      <w:r>
-        <w:rPr>
-          <w:sz w:val="22"/>
-        </w:rPr>
-        <w:t>• WorkWithPlusManageFilters — pattern=07135890, version=1.3</w:t>
-        <w:br/>
-      </w:r>
-    </w:p>
-    <w:p>
-      <w:r>
-        <w:rPr>
-          <w:sz w:val="22"/>
-        </w:rPr>
-        <w:t>• WorkWithPlusPromptGeolocation — pattern=07135890, version=1.3</w:t>
-        <w:br/>
-      </w:r>
-    </w:p>
-    <w:p>
-      <w:r>
-        <w:rPr>
-          <w:sz w:val="22"/>
-        </w:rPr>
-        <w:t>• WorkWithPlusSaveFilterAs — pattern=07135890, version=1.3</w:t>
-        <w:br/>
-      </w:r>
-    </w:p>
-    <w:p>
-      <w:r>
-        <w:rPr>
-          <w:sz w:val="22"/>
-        </w:rPr>
-        <w:t>• WorkWithPlusWizardStepsArrowWC — pattern=07135890, version=1.3</w:t>
-        <w:br/>
-      </w:r>
-    </w:p>
-    <w:p>
-      <w:r>
-        <w:rPr>
-          <w:sz w:val="22"/>
-        </w:rPr>
-        <w:t>• WorkWithPlusWizardStepsBulletWC — pattern=07135890, version=1.3</w:t>
-        <w:br/>
-      </w:r>
-    </w:p>
-    <w:p>
-      <w:r>
-        <w:rPr>
-          <w:sz w:val="22"/>
-        </w:rPr>
-        <w:t>• WorkWithPlusNotAuthorized — pattern=07135890, version=1.3</w:t>
-        <w:br/>
-      </w:r>
-    </w:p>
-    <w:p>
-      <w:r>
-        <w:rPr>
-          <w:sz w:val="22"/>
-        </w:rPr>
-        <w:t>• WorkWithPlusHomeProgressBarCircleWC — pattern=07135890, version=1.3</w:t>
-        <w:br/>
-      </w:r>
-    </w:p>
-    <w:p>
-      <w:r>
-        <w:rPr>
-          <w:sz w:val="22"/>
-        </w:rPr>
-        <w:t>• WorkWithPlusWCPB — pattern=07135890, version=1.3</w:t>
-        <w:br/>
-      </w:r>
-    </w:p>
-    <w:p>
-      <w:r>
-        <w:rPr>
-          <w:sz w:val="22"/>
-        </w:rPr>
-        <w:t>• WorkWithPlusExportReportTemplate_Style1 — pattern=07135890, version=1.3</w:t>
-        <w:br/>
-      </w:r>
-    </w:p>
-    <w:p>
-      <w:r>
-        <w:rPr>
-          <w:sz w:val="22"/>
-        </w:rPr>
-        <w:t>• WorkWithPlusExportReportTemplate_Style2 — pattern=07135890, version=1.3</w:t>
-        <w:br/>
-      </w:r>
-    </w:p>
-    <w:p>
-      <w:r>
-        <w:rPr>
-          <w:sz w:val="22"/>
-        </w:rPr>
-        <w:t>• WorkWithPlusExportReportTemplate_Style3 — pattern=07135890, version=1.3</w:t>
-        <w:br/>
-      </w:r>
-    </w:p>
-    <w:p>
-      <w:r>
-        <w:rPr>
-          <w:sz w:val="22"/>
-        </w:rPr>
-        <w:t>• WorkWithPlusMasterPageFrame — pattern=07135890, version=1.3</w:t>
-        <w:br/>
-      </w:r>
-    </w:p>
-    <w:p>
-      <w:r>
-        <w:rPr>
-          <w:sz w:val="22"/>
-        </w:rPr>
-        <w:t>• WorkWithPlusWorkWithPlusMasterPagePrompt — pattern=07135890, version=1.3</w:t>
-        <w:br/>
-      </w:r>
-    </w:p>
-    <w:p>
-      <w:r>
-        <w:rPr>
-          <w:sz w:val="22"/>
-        </w:rPr>
-        <w:t>• WorkWithPlusEmpresa — pattern=07135890, version=1.3</w:t>
-        <w:br/>
-      </w:r>
-    </w:p>
-    <w:p>
-      <w:r>
-        <w:rPr>
-          <w:sz w:val="22"/>
-        </w:rPr>
-        <w:t>• WorkWithPlusUsuario — pattern=07135890, version=1.3</w:t>
-        <w:br/>
-      </w:r>
-    </w:p>
-    <w:p>
-      <w:r>
-        <w:rPr>
-          <w:sz w:val="22"/>
-        </w:rPr>
-        <w:t>• WorkWithPlusCliente — pattern=07135890, version=1.3</w:t>
-        <w:br/>
-      </w:r>
-    </w:p>
-    <w:p>
-      <w:r>
-        <w:rPr>
-          <w:sz w:val="22"/>
-        </w:rPr>
-        <w:t>• WorkWithPlusSetor — pattern=07135890, version=1.3</w:t>
-        <w:br/>
-      </w:r>
-    </w:p>
-    <w:p>
-      <w:r>
-        <w:rPr>
-          <w:sz w:val="22"/>
-        </w:rPr>
-        <w:t>• WorkWithPlusNatureza — pattern=07135890, version=1.3</w:t>
-        <w:br/>
-      </w:r>
-    </w:p>
-    <w:p>
-      <w:r>
-        <w:rPr>
-          <w:sz w:val="22"/>
-        </w:rPr>
-        <w:t>• WorkWithPlusWorkWithPlusMasterPage — pattern=07135890, version=1.3</w:t>
-        <w:br/>
-      </w:r>
-    </w:p>
-    <w:p>
-      <w:r>
-        <w:rPr>
-          <w:sz w:val="22"/>
-        </w:rPr>
-        <w:t>• WorkWithPlusGestaoServico — pattern=07135890, version=1.3</w:t>
-        <w:br/>
-      </w:r>
-    </w:p>
-    <w:p>
-      <w:r>
-        <w:rPr>
-          <w:sz w:val="22"/>
-        </w:rPr>
-        <w:t>• WorkWithPlusParametro — pattern=07135890, version=1.3</w:t>
-        <w:br/>
-      </w:r>
-    </w:p>
-    <w:p>
-      <w:r>
-        <w:rPr>
-          <w:sz w:val="22"/>
-        </w:rPr>
-        <w:t>• WorkWithPlusParametroEmail — pattern=07135890, version=1.3</w:t>
-        <w:br/>
-      </w:r>
-    </w:p>
-    <w:p>
-      <w:r>
-        <w:rPr>
-          <w:sz w:val="22"/>
-        </w:rPr>
-        <w:t>• WorkWithPlusWPUsuario — pattern=07135890, version=1.3</w:t>
-        <w:br/>
-      </w:r>
-    </w:p>
-    <w:p>
-      <w:r>
-        <w:rPr>
-          <w:sz w:val="22"/>
-        </w:rPr>
-        <w:t>• WorkWithPlusWPRelatorioOrdem — pattern=07135890, version=1.3</w:t>
-        <w:br/>
-      </w:r>
-    </w:p>
-    <w:p>
-      <w:r>
-        <w:rPr>
-          <w:sz w:val="22"/>
-        </w:rPr>
-        <w:t>• WorkWithPlusDashboardServico — pattern=07135890, version=1.3</w:t>
-        <w:br/>
-      </w:r>
-    </w:p>
-    <w:p>
-      <w:r>
-        <w:rPr>
-          <w:sz w:val="22"/>
-        </w:rPr>
-        <w:t>• WorkWithPlusEditBookmark — pattern=07135890, version=1.3</w:t>
-        <w:br/>
-      </w:r>
-    </w:p>
-    <w:p>
-      <w:r>
-        <w:rPr>
-          <w:sz w:val="22"/>
-        </w:rPr>
-        <w:t>• WorkWithPlusWPExecutarAtendimento — pattern=07135890, version=1.3</w:t>
-        <w:br/>
-      </w:r>
-    </w:p>
-    <w:p>
-      <w:r>
-        <w:rPr>
-          <w:sz w:val="22"/>
-        </w:rPr>
-        <w:t>• WorkWithPlusNotificacao — pattern=07135890, version=1.3</w:t>
-        <w:br/>
-      </w:r>
-    </w:p>
-    <w:p>
-      <w:r>
-        <w:rPr>
-          <w:sz w:val="22"/>
-        </w:rPr>
-        <w:t>• WorkWithPlusFavorito — pattern=07135890, version=1.3</w:t>
-        <w:br/>
-      </w:r>
-    </w:p>
-    <w:p>
-      <w:r>
-        <w:rPr>
-          <w:sz w:val="22"/>
-        </w:rPr>
-        <w:t>• WorkWithPlusWPContato — pattern=07135890, version=1.3</w:t>
-        <w:br/>
-      </w:r>
-    </w:p>
-    <w:p>
-      <w:r>
-        <w:rPr>
-          <w:sz w:val="22"/>
-        </w:rPr>
-        <w:t>• WorkWithPlusWPGestaoServico — pattern=07135890, version=1.3</w:t>
-        <w:br/>
-      </w:r>
-    </w:p>
-    <w:p>
-      <w:r>
-        <w:rPr>
-          <w:sz w:val="22"/>
-        </w:rPr>
-        <w:t>• WorkWithPlusWPProgramarAtendimento — pattern=07135890, version=1.3</w:t>
-        <w:br/>
-      </w:r>
-    </w:p>
-    <w:p>
-      <w:r>
-        <w:rPr>
-          <w:sz w:val="22"/>
-        </w:rPr>
-        <w:t>• WorkWithPlusWPRelatorioTimeSheet — pattern=07135890, version=1.3</w:t>
-        <w:br/>
-      </w:r>
-    </w:p>
-    <w:p>
-      <w:r>
-        <w:rPr>
-          <w:sz w:val="22"/>
-        </w:rPr>
-        <w:t>• WorkWithPlusWPTipoServicoAtividades — pattern=07135890, version=1.3</w:t>
-        <w:br/>
-      </w:r>
-    </w:p>
-    <w:p>
-      <w:r>
-        <w:rPr>
-          <w:sz w:val="22"/>
-        </w:rPr>
-        <w:t>• WorkWithPlusWPWizardNovaOS — pattern=07135890, version=1.3</w:t>
-        <w:br/>
-      </w:r>
-    </w:p>
-    <w:p>
-      <w:r>
-        <w:rPr>
-          <w:sz w:val="22"/>
-        </w:rPr>
-        <w:t>• WorkWithPlusWPQualificarOS — pattern=07135890, version=1.3</w:t>
+        <w:t>• WorkWithPlusAcessoCliente — version=1.3, pattern=07135890</w:t>
+        <w:br/>
+      </w:r>
+    </w:p>
+    <w:p>
+      <w:r>
+        <w:rPr>
+          <w:sz w:val="22"/>
+        </w:rPr>
+        <w:t>• WorkWithPlusAddressDisplay — version=1.3, pattern=07135890</w:t>
+        <w:br/>
+      </w:r>
+    </w:p>
+    <w:p>
+      <w:r>
+        <w:rPr>
+          <w:sz w:val="22"/>
+        </w:rPr>
+        <w:t>• WorkWithPlusExportOptions — version=1.3, pattern=07135890</w:t>
+        <w:br/>
+      </w:r>
+    </w:p>
+    <w:p>
+      <w:r>
+        <w:rPr>
+          <w:sz w:val="22"/>
+        </w:rPr>
+        <w:t>• WorkWithPlusHome — version=1.3, pattern=07135890</w:t>
+        <w:br/>
+      </w:r>
+    </w:p>
+    <w:p>
+      <w:r>
+        <w:rPr>
+          <w:sz w:val="22"/>
+        </w:rPr>
+        <w:t>• WorkWithPlusManageFilters — version=1.3, pattern=07135890</w:t>
+        <w:br/>
+      </w:r>
+    </w:p>
+    <w:p>
+      <w:r>
+        <w:rPr>
+          <w:sz w:val="22"/>
+        </w:rPr>
+        <w:t>• WorkWithPlusPromptGeolocation — version=1.3, pattern=07135890</w:t>
+        <w:br/>
+      </w:r>
+    </w:p>
+    <w:p>
+      <w:r>
+        <w:rPr>
+          <w:sz w:val="22"/>
+        </w:rPr>
+        <w:t>• WorkWithPlusSaveFilterAs — version=1.3, pattern=07135890</w:t>
+        <w:br/>
+      </w:r>
+    </w:p>
+    <w:p>
+      <w:r>
+        <w:rPr>
+          <w:sz w:val="22"/>
+        </w:rPr>
+        <w:t>• WorkWithPlusWizardStepsArrowWC — version=1.3, pattern=07135890</w:t>
+        <w:br/>
+      </w:r>
+    </w:p>
+    <w:p>
+      <w:r>
+        <w:rPr>
+          <w:sz w:val="22"/>
+        </w:rPr>
+        <w:t>• WorkWithPlusWizardStepsBulletWC — version=1.3, pattern=07135890</w:t>
+        <w:br/>
+      </w:r>
+    </w:p>
+    <w:p>
+      <w:r>
+        <w:rPr>
+          <w:sz w:val="22"/>
+        </w:rPr>
+        <w:t>• WorkWithPlusNotAuthorized — version=1.3, pattern=07135890</w:t>
+        <w:br/>
+      </w:r>
+    </w:p>
+    <w:p>
+      <w:r>
+        <w:rPr>
+          <w:sz w:val="22"/>
+        </w:rPr>
+        <w:t>• WorkWithPlusHomeProgressBarCircleWC — version=1.3, pattern=07135890</w:t>
+        <w:br/>
+      </w:r>
+    </w:p>
+    <w:p>
+      <w:r>
+        <w:rPr>
+          <w:sz w:val="22"/>
+        </w:rPr>
+        <w:t>• WorkWithPlusWCPB — version=1.3, pattern=07135890</w:t>
+        <w:br/>
+      </w:r>
+    </w:p>
+    <w:p>
+      <w:r>
+        <w:rPr>
+          <w:sz w:val="22"/>
+        </w:rPr>
+        <w:t>• WorkWithPlusExportReportTemplate_Style1 — version=1.3, pattern=07135890</w:t>
+        <w:br/>
+      </w:r>
+    </w:p>
+    <w:p>
+      <w:r>
+        <w:rPr>
+          <w:sz w:val="22"/>
+        </w:rPr>
+        <w:t>• WorkWithPlusExportReportTemplate_Style2 — version=1.3, pattern=07135890</w:t>
+        <w:br/>
+      </w:r>
+    </w:p>
+    <w:p>
+      <w:r>
+        <w:rPr>
+          <w:sz w:val="22"/>
+        </w:rPr>
+        <w:t>• WorkWithPlusExportReportTemplate_Style3 — version=1.3, pattern=07135890</w:t>
+        <w:br/>
+      </w:r>
+    </w:p>
+    <w:p>
+      <w:r>
+        <w:rPr>
+          <w:sz w:val="22"/>
+        </w:rPr>
+        <w:t>• WorkWithPlusMasterPageFrame — version=1.3, pattern=07135890</w:t>
+        <w:br/>
+      </w:r>
+    </w:p>
+    <w:p>
+      <w:r>
+        <w:rPr>
+          <w:sz w:val="22"/>
+        </w:rPr>
+        <w:t>• WorkWithPlusWorkWithPlusMasterPagePrompt — version=1.3, pattern=07135890</w:t>
+        <w:br/>
+      </w:r>
+    </w:p>
+    <w:p>
+      <w:r>
+        <w:rPr>
+          <w:sz w:val="22"/>
+        </w:rPr>
+        <w:t>• WorkWithPlusEmpresa — version=1.3, pattern=07135890</w:t>
+        <w:br/>
+      </w:r>
+    </w:p>
+    <w:p>
+      <w:r>
+        <w:rPr>
+          <w:sz w:val="22"/>
+        </w:rPr>
+        <w:t>• WorkWithPlusUsuario — version=1.3, pattern=07135890</w:t>
+        <w:br/>
+      </w:r>
+    </w:p>
+    <w:p>
+      <w:r>
+        <w:rPr>
+          <w:sz w:val="22"/>
+        </w:rPr>
+        <w:t>• WorkWithPlusCliente — version=1.3, pattern=07135890</w:t>
+        <w:br/>
+      </w:r>
+    </w:p>
+    <w:p>
+      <w:r>
+        <w:rPr>
+          <w:sz w:val="22"/>
+        </w:rPr>
+        <w:t>• WorkWithPlusSetor — version=1.3, pattern=07135890</w:t>
+        <w:br/>
+      </w:r>
+    </w:p>
+    <w:p>
+      <w:r>
+        <w:rPr>
+          <w:sz w:val="22"/>
+        </w:rPr>
+        <w:t>• WorkWithPlusNatureza — version=1.3, pattern=07135890</w:t>
+        <w:br/>
+      </w:r>
+    </w:p>
+    <w:p>
+      <w:r>
+        <w:rPr>
+          <w:sz w:val="22"/>
+        </w:rPr>
+        <w:t>• WorkWithPlusWorkWithPlusMasterPage — version=1.3, pattern=07135890</w:t>
+        <w:br/>
+      </w:r>
+    </w:p>
+    <w:p>
+      <w:r>
+        <w:rPr>
+          <w:sz w:val="22"/>
+        </w:rPr>
+        <w:t>• WorkWithPlusGestaoServico — version=1.3, pattern=07135890</w:t>
+        <w:br/>
+      </w:r>
+    </w:p>
+    <w:p>
+      <w:r>
+        <w:rPr>
+          <w:sz w:val="22"/>
+        </w:rPr>
+        <w:t>• WorkWithPlusParametro — version=1.3, pattern=07135890</w:t>
+        <w:br/>
+      </w:r>
+    </w:p>
+    <w:p>
+      <w:r>
+        <w:rPr>
+          <w:sz w:val="22"/>
+        </w:rPr>
+        <w:t>• WorkWithPlusParametroEmail — version=1.3, pattern=07135890</w:t>
+        <w:br/>
+      </w:r>
+    </w:p>
+    <w:p>
+      <w:r>
+        <w:rPr>
+          <w:sz w:val="22"/>
+        </w:rPr>
+        <w:t>• WorkWithPlusWPUsuario — version=1.3, pattern=07135890</w:t>
+        <w:br/>
+      </w:r>
+    </w:p>
+    <w:p>
+      <w:r>
+        <w:rPr>
+          <w:sz w:val="22"/>
+        </w:rPr>
+        <w:t>• WorkWithPlusWPRelatorioOrdem — version=1.3, pattern=07135890</w:t>
+        <w:br/>
+      </w:r>
+    </w:p>
+    <w:p>
+      <w:r>
+        <w:rPr>
+          <w:sz w:val="22"/>
+        </w:rPr>
+        <w:t>• WorkWithPlusDashboardServico — version=1.3, pattern=07135890</w:t>
+        <w:br/>
+      </w:r>
+    </w:p>
+    <w:p>
+      <w:r>
+        <w:rPr>
+          <w:sz w:val="22"/>
+        </w:rPr>
+        <w:t>• WorkWithPlusEditBookmark — version=1.3, pattern=07135890</w:t>
+        <w:br/>
+      </w:r>
+    </w:p>
+    <w:p>
+      <w:r>
+        <w:rPr>
+          <w:sz w:val="22"/>
+        </w:rPr>
+        <w:t>• WorkWithPlusWPExecutarAtendimento — version=1.3, pattern=07135890</w:t>
+        <w:br/>
+      </w:r>
+    </w:p>
+    <w:p>
+      <w:r>
+        <w:rPr>
+          <w:sz w:val="22"/>
+        </w:rPr>
+        <w:t>• WorkWithPlusNotificacao — version=1.3, pattern=07135890</w:t>
+        <w:br/>
+      </w:r>
+    </w:p>
+    <w:p>
+      <w:r>
+        <w:rPr>
+          <w:sz w:val="22"/>
+        </w:rPr>
+        <w:t>• WorkWithPlusFavorito — version=1.3, pattern=07135890</w:t>
+        <w:br/>
+      </w:r>
+    </w:p>
+    <w:p>
+      <w:r>
+        <w:rPr>
+          <w:sz w:val="22"/>
+        </w:rPr>
+        <w:t>• WorkWithPlusWPContato — version=1.3, pattern=07135890</w:t>
+        <w:br/>
+      </w:r>
+    </w:p>
+    <w:p>
+      <w:r>
+        <w:rPr>
+          <w:sz w:val="22"/>
+        </w:rPr>
+        <w:t>• WorkWithPlusWPGestaoServico — version=1.3, pattern=07135890</w:t>
+        <w:br/>
+      </w:r>
+    </w:p>
+    <w:p>
+      <w:r>
+        <w:rPr>
+          <w:sz w:val="22"/>
+        </w:rPr>
+        <w:t>• WorkWithPlusWPProgramarAtendimento — version=1.3, pattern=07135890</w:t>
+        <w:br/>
+      </w:r>
+    </w:p>
+    <w:p>
+      <w:r>
+        <w:rPr>
+          <w:sz w:val="22"/>
+        </w:rPr>
+        <w:t>• WorkWithPlusWPRelatorioTimeSheet — version=1.3, pattern=07135890</w:t>
+        <w:br/>
+      </w:r>
+    </w:p>
+    <w:p>
+      <w:r>
+        <w:rPr>
+          <w:sz w:val="22"/>
+        </w:rPr>
+        <w:t>• WorkWithPlusWPTipoServicoAtividades — version=1.3, pattern=07135890</w:t>
+        <w:br/>
+      </w:r>
+    </w:p>
+    <w:p>
+      <w:r>
+        <w:rPr>
+          <w:sz w:val="22"/>
+        </w:rPr>
+        <w:t>• WorkWithPlusWPWizardNovaOS — version=1.3, pattern=07135890</w:t>
+        <w:br/>
+      </w:r>
+    </w:p>
+    <w:p>
+      <w:r>
+        <w:rPr>
+          <w:sz w:val="22"/>
+        </w:rPr>
+        <w:t>• WorkWithPlusWPQualificarOS — version=1.3, pattern=07135890</w:t>
         <w:br/>
       </w:r>
     </w:p>

--- a/docs/legacy-import/01-analise-completa.docx
+++ b/docs/legacy-import/01-analise-completa.docx
@@ -366,14 +366,14 @@
         <w:tc>
           <w:p>
             <w:r>
-              <w:t>UNKNOWN(1132ac08)</w:t>
-            </w:r>
-          </w:p>
-        </w:tc>
-        <w:tc>
-          <w:p>
-            <w:r>
-              <w:t>37</w:t>
+              <w:t>UNKNOWN(2a9e9aba)</w:t>
+            </w:r>
+          </w:p>
+        </w:tc>
+        <w:tc>
+          <w:p>
+            <w:r>
+              <w:t>21</w:t>
             </w:r>
           </w:p>
         </w:tc>
@@ -382,14 +382,14 @@
         <w:tc>
           <w:p>
             <w:r>
-              <w:t>UNKNOWN(3affc0b3)</w:t>
-            </w:r>
-          </w:p>
-        </w:tc>
-        <w:tc>
-          <w:p>
-            <w:r>
-              <w:t>4</w:t>
+              <w:t>UNKNOWN(78b3fa0e)</w:t>
+            </w:r>
+          </w:p>
+        </w:tc>
+        <w:tc>
+          <w:p>
+            <w:r>
+              <w:t>10</w:t>
             </w:r>
           </w:p>
         </w:tc>
@@ -398,14 +398,14 @@
         <w:tc>
           <w:p>
             <w:r>
-              <w:t>UNKNOWN(36e32e2d)</w:t>
-            </w:r>
-          </w:p>
-        </w:tc>
-        <w:tc>
-          <w:p>
-            <w:r>
-              <w:t>1</w:t>
+              <w:t>UNKNOWN(083f1b21)</w:t>
+            </w:r>
+          </w:p>
+        </w:tc>
+        <w:tc>
+          <w:p>
+            <w:r>
+              <w:t>82</w:t>
             </w:r>
           </w:p>
         </w:tc>
@@ -414,14 +414,14 @@
         <w:tc>
           <w:p>
             <w:r>
-              <w:t>UNKNOWN(78cecefe)</w:t>
-            </w:r>
-          </w:p>
-        </w:tc>
-        <w:tc>
-          <w:p>
-            <w:r>
-              <w:t>6</w:t>
+              <w:t>UNKNOWN(c84ec0ea)</w:t>
+            </w:r>
+          </w:p>
+        </w:tc>
+        <w:tc>
+          <w:p>
+            <w:r>
+              <w:t>1</w:t>
             </w:r>
           </w:p>
         </w:tc>
@@ -430,14 +430,14 @@
         <w:tc>
           <w:p>
             <w:r>
-              <w:t>UNKNOWN(c804fdbd)</w:t>
-            </w:r>
-          </w:p>
-        </w:tc>
-        <w:tc>
-          <w:p>
-            <w:r>
-              <w:t>7</w:t>
+              <w:t>UNKNOWN(1132ac08)</w:t>
+            </w:r>
+          </w:p>
+        </w:tc>
+        <w:tc>
+          <w:p>
+            <w:r>
+              <w:t>37</w:t>
             </w:r>
           </w:p>
         </w:tc>
@@ -446,14 +446,14 @@
         <w:tc>
           <w:p>
             <w:r>
-              <w:t>UNKNOWN(c88fffcd)</w:t>
-            </w:r>
-          </w:p>
-        </w:tc>
-        <w:tc>
-          <w:p>
-            <w:r>
-              <w:t>51</w:t>
+              <w:t>UNKNOWN(3affc0b3)</w:t>
+            </w:r>
+          </w:p>
+        </w:tc>
+        <w:tc>
+          <w:p>
+            <w:r>
+              <w:t>4</w:t>
             </w:r>
           </w:p>
         </w:tc>
@@ -462,14 +462,14 @@
         <w:tc>
           <w:p>
             <w:r>
-              <w:t>UNKNOWN(83476c1e)</w:t>
-            </w:r>
-          </w:p>
-        </w:tc>
-        <w:tc>
-          <w:p>
-            <w:r>
-              <w:t>3</w:t>
+              <w:t>UNKNOWN(36e32e2d)</w:t>
+            </w:r>
+          </w:p>
+        </w:tc>
+        <w:tc>
+          <w:p>
+            <w:r>
+              <w:t>1</w:t>
             </w:r>
           </w:p>
         </w:tc>
@@ -478,14 +478,14 @@
         <w:tc>
           <w:p>
             <w:r>
-              <w:t>UNKNOWN(562f4793)</w:t>
-            </w:r>
-          </w:p>
-        </w:tc>
-        <w:tc>
-          <w:p>
-            <w:r>
-              <w:t>21</w:t>
+              <w:t>UNKNOWN(78cecefe)</w:t>
+            </w:r>
+          </w:p>
+        </w:tc>
+        <w:tc>
+          <w:p>
+            <w:r>
+              <w:t>6</w:t>
             </w:r>
           </w:p>
         </w:tc>
@@ -494,14 +494,14 @@
         <w:tc>
           <w:p>
             <w:r>
-              <w:t>UNKNOWN(dcdcdcdc)</w:t>
-            </w:r>
-          </w:p>
-        </w:tc>
-        <w:tc>
-          <w:p>
-            <w:r>
-              <w:t>3</w:t>
+              <w:t>UNKNOWN(c804fdbd)</w:t>
+            </w:r>
+          </w:p>
+        </w:tc>
+        <w:tc>
+          <w:p>
+            <w:r>
+              <w:t>7</w:t>
             </w:r>
           </w:p>
         </w:tc>
@@ -510,14 +510,14 @@
         <w:tc>
           <w:p>
             <w:r>
-              <w:t>UNKNOWN(88313f43)</w:t>
-            </w:r>
-          </w:p>
-        </w:tc>
-        <w:tc>
-          <w:p>
-            <w:r>
-              <w:t>3</w:t>
+              <w:t>UNKNOWN(c88fffcd)</w:t>
+            </w:r>
+          </w:p>
+        </w:tc>
+        <w:tc>
+          <w:p>
+            <w:r>
+              <w:t>51</w:t>
             </w:r>
           </w:p>
         </w:tc>
@@ -526,14 +526,14 @@
         <w:tc>
           <w:p>
             <w:r>
-              <w:t>UNKNOWN(5592de59)</w:t>
-            </w:r>
-          </w:p>
-        </w:tc>
-        <w:tc>
-          <w:p>
-            <w:r>
-              <w:t>135</w:t>
+              <w:t>UNKNOWN(83476c1e)</w:t>
+            </w:r>
+          </w:p>
+        </w:tc>
+        <w:tc>
+          <w:p>
+            <w:r>
+              <w:t>3</w:t>
             </w:r>
           </w:p>
         </w:tc>
@@ -542,7 +542,7 @@
         <w:tc>
           <w:p>
             <w:r>
-              <w:t>UNKNOWN(19abc6ff)</w:t>
+              <w:t>UNKNOWN(562f4793)</w:t>
             </w:r>
           </w:p>
         </w:tc>
@@ -558,14 +558,14 @@
         <w:tc>
           <w:p>
             <w:r>
-              <w:t>UNKNOWN(faeb588c)</w:t>
-            </w:r>
-          </w:p>
-        </w:tc>
-        <w:tc>
-          <w:p>
-            <w:r>
-              <w:t>1</w:t>
+              <w:t>UNKNOWN(dcdcdcdc)</w:t>
+            </w:r>
+          </w:p>
+        </w:tc>
+        <w:tc>
+          <w:p>
+            <w:r>
+              <w:t>3</w:t>
             </w:r>
           </w:p>
         </w:tc>
@@ -574,14 +574,14 @@
         <w:tc>
           <w:p>
             <w:r>
-              <w:t>UNKNOWN(ecececec)</w:t>
-            </w:r>
-          </w:p>
-        </w:tc>
-        <w:tc>
-          <w:p>
-            <w:r>
-              <w:t>4</w:t>
+              <w:t>UNKNOWN(88313f43)</w:t>
+            </w:r>
+          </w:p>
+        </w:tc>
+        <w:tc>
+          <w:p>
+            <w:r>
+              <w:t>3</w:t>
             </w:r>
           </w:p>
         </w:tc>
@@ -590,14 +590,14 @@
         <w:tc>
           <w:p>
             <w:r>
-              <w:t>UNKNOWN(624a8b31)</w:t>
-            </w:r>
-          </w:p>
-        </w:tc>
-        <w:tc>
-          <w:p>
-            <w:r>
-              <w:t>4</w:t>
+              <w:t>UNKNOWN(5592de59)</w:t>
+            </w:r>
+          </w:p>
+        </w:tc>
+        <w:tc>
+          <w:p>
+            <w:r>
+              <w:t>135</w:t>
             </w:r>
           </w:p>
         </w:tc>
@@ -606,14 +606,14 @@
         <w:tc>
           <w:p>
             <w:r>
-              <w:t>UNKNOWN(ffd44be7)</w:t>
-            </w:r>
-          </w:p>
-        </w:tc>
-        <w:tc>
-          <w:p>
-            <w:r>
-              <w:t>78</w:t>
+              <w:t>UNKNOWN(19abc6ff)</w:t>
+            </w:r>
+          </w:p>
+        </w:tc>
+        <w:tc>
+          <w:p>
+            <w:r>
+              <w:t>21</w:t>
             </w:r>
           </w:p>
         </w:tc>
@@ -622,14 +622,14 @@
         <w:tc>
           <w:p>
             <w:r>
-              <w:t>UNKNOWN(bf08dfb1)</w:t>
-            </w:r>
-          </w:p>
-        </w:tc>
-        <w:tc>
-          <w:p>
-            <w:r>
-              <w:t>2</w:t>
+              <w:t>UNKNOWN(faeb588c)</w:t>
+            </w:r>
+          </w:p>
+        </w:tc>
+        <w:tc>
+          <w:p>
+            <w:r>
+              <w:t>1</w:t>
             </w:r>
           </w:p>
         </w:tc>
@@ -638,14 +638,14 @@
         <w:tc>
           <w:p>
             <w:r>
-              <w:t>UNKNOWN(2a9e9aba)</w:t>
-            </w:r>
-          </w:p>
-        </w:tc>
-        <w:tc>
-          <w:p>
-            <w:r>
-              <w:t>21</w:t>
+              <w:t>UNKNOWN(ecececec)</w:t>
+            </w:r>
+          </w:p>
+        </w:tc>
+        <w:tc>
+          <w:p>
+            <w:r>
+              <w:t>4</w:t>
             </w:r>
           </w:p>
         </w:tc>
@@ -654,14 +654,14 @@
         <w:tc>
           <w:p>
             <w:r>
-              <w:t>UNKNOWN(78b3fa0e)</w:t>
-            </w:r>
-          </w:p>
-        </w:tc>
-        <w:tc>
-          <w:p>
-            <w:r>
-              <w:t>10</w:t>
+              <w:t>UNKNOWN(624a8b31)</w:t>
+            </w:r>
+          </w:p>
+        </w:tc>
+        <w:tc>
+          <w:p>
+            <w:r>
+              <w:t>4</w:t>
             </w:r>
           </w:p>
         </w:tc>
@@ -670,14 +670,14 @@
         <w:tc>
           <w:p>
             <w:r>
-              <w:t>UNKNOWN(083f1b21)</w:t>
-            </w:r>
-          </w:p>
-        </w:tc>
-        <w:tc>
-          <w:p>
-            <w:r>
-              <w:t>82</w:t>
+              <w:t>UNKNOWN(ffd44be7)</w:t>
+            </w:r>
+          </w:p>
+        </w:tc>
+        <w:tc>
+          <w:p>
+            <w:r>
+              <w:t>78</w:t>
             </w:r>
           </w:p>
         </w:tc>
@@ -686,14 +686,14 @@
         <w:tc>
           <w:p>
             <w:r>
-              <w:t>UNKNOWN(c84ec0ea)</w:t>
-            </w:r>
-          </w:p>
-        </w:tc>
-        <w:tc>
-          <w:p>
-            <w:r>
-              <w:t>1</w:t>
+              <w:t>UNKNOWN(bf08dfb1)</w:t>
+            </w:r>
+          </w:p>
+        </w:tc>
+        <w:tc>
+          <w:p>
+            <w:r>
+              <w:t>2</w:t>
             </w:r>
           </w:p>
         </w:tc>
@@ -4959,358 +4959,358 @@
         <w:rPr>
           <w:sz w:val="22"/>
         </w:rPr>
-        <w:t>• WorkWithPlusAcessoCliente — version=1.3, pattern=07135890</w:t>
-        <w:br/>
-      </w:r>
-    </w:p>
-    <w:p>
-      <w:r>
-        <w:rPr>
-          <w:sz w:val="22"/>
-        </w:rPr>
-        <w:t>• WorkWithPlusAddressDisplay — version=1.3, pattern=07135890</w:t>
-        <w:br/>
-      </w:r>
-    </w:p>
-    <w:p>
-      <w:r>
-        <w:rPr>
-          <w:sz w:val="22"/>
-        </w:rPr>
-        <w:t>• WorkWithPlusExportOptions — version=1.3, pattern=07135890</w:t>
-        <w:br/>
-      </w:r>
-    </w:p>
-    <w:p>
-      <w:r>
-        <w:rPr>
-          <w:sz w:val="22"/>
-        </w:rPr>
-        <w:t>• WorkWithPlusHome — version=1.3, pattern=07135890</w:t>
-        <w:br/>
-      </w:r>
-    </w:p>
-    <w:p>
-      <w:r>
-        <w:rPr>
-          <w:sz w:val="22"/>
-        </w:rPr>
-        <w:t>• WorkWithPlusManageFilters — version=1.3, pattern=07135890</w:t>
-        <w:br/>
-      </w:r>
-    </w:p>
-    <w:p>
-      <w:r>
-        <w:rPr>
-          <w:sz w:val="22"/>
-        </w:rPr>
-        <w:t>• WorkWithPlusPromptGeolocation — version=1.3, pattern=07135890</w:t>
-        <w:br/>
-      </w:r>
-    </w:p>
-    <w:p>
-      <w:r>
-        <w:rPr>
-          <w:sz w:val="22"/>
-        </w:rPr>
-        <w:t>• WorkWithPlusSaveFilterAs — version=1.3, pattern=07135890</w:t>
-        <w:br/>
-      </w:r>
-    </w:p>
-    <w:p>
-      <w:r>
-        <w:rPr>
-          <w:sz w:val="22"/>
-        </w:rPr>
-        <w:t>• WorkWithPlusWizardStepsArrowWC — version=1.3, pattern=07135890</w:t>
-        <w:br/>
-      </w:r>
-    </w:p>
-    <w:p>
-      <w:r>
-        <w:rPr>
-          <w:sz w:val="22"/>
-        </w:rPr>
-        <w:t>• WorkWithPlusWizardStepsBulletWC — version=1.3, pattern=07135890</w:t>
-        <w:br/>
-      </w:r>
-    </w:p>
-    <w:p>
-      <w:r>
-        <w:rPr>
-          <w:sz w:val="22"/>
-        </w:rPr>
-        <w:t>• WorkWithPlusNotAuthorized — version=1.3, pattern=07135890</w:t>
-        <w:br/>
-      </w:r>
-    </w:p>
-    <w:p>
-      <w:r>
-        <w:rPr>
-          <w:sz w:val="22"/>
-        </w:rPr>
-        <w:t>• WorkWithPlusHomeProgressBarCircleWC — version=1.3, pattern=07135890</w:t>
-        <w:br/>
-      </w:r>
-    </w:p>
-    <w:p>
-      <w:r>
-        <w:rPr>
-          <w:sz w:val="22"/>
-        </w:rPr>
-        <w:t>• WorkWithPlusWCPB — version=1.3, pattern=07135890</w:t>
-        <w:br/>
-      </w:r>
-    </w:p>
-    <w:p>
-      <w:r>
-        <w:rPr>
-          <w:sz w:val="22"/>
-        </w:rPr>
-        <w:t>• WorkWithPlusExportReportTemplate_Style1 — version=1.3, pattern=07135890</w:t>
-        <w:br/>
-      </w:r>
-    </w:p>
-    <w:p>
-      <w:r>
-        <w:rPr>
-          <w:sz w:val="22"/>
-        </w:rPr>
-        <w:t>• WorkWithPlusExportReportTemplate_Style2 — version=1.3, pattern=07135890</w:t>
-        <w:br/>
-      </w:r>
-    </w:p>
-    <w:p>
-      <w:r>
-        <w:rPr>
-          <w:sz w:val="22"/>
-        </w:rPr>
-        <w:t>• WorkWithPlusExportReportTemplate_Style3 — version=1.3, pattern=07135890</w:t>
-        <w:br/>
-      </w:r>
-    </w:p>
-    <w:p>
-      <w:r>
-        <w:rPr>
-          <w:sz w:val="22"/>
-        </w:rPr>
-        <w:t>• WorkWithPlusMasterPageFrame — version=1.3, pattern=07135890</w:t>
-        <w:br/>
-      </w:r>
-    </w:p>
-    <w:p>
-      <w:r>
-        <w:rPr>
-          <w:sz w:val="22"/>
-        </w:rPr>
-        <w:t>• WorkWithPlusWorkWithPlusMasterPagePrompt — version=1.3, pattern=07135890</w:t>
-        <w:br/>
-      </w:r>
-    </w:p>
-    <w:p>
-      <w:r>
-        <w:rPr>
-          <w:sz w:val="22"/>
-        </w:rPr>
-        <w:t>• WorkWithPlusEmpresa — version=1.3, pattern=07135890</w:t>
-        <w:br/>
-      </w:r>
-    </w:p>
-    <w:p>
-      <w:r>
-        <w:rPr>
-          <w:sz w:val="22"/>
-        </w:rPr>
-        <w:t>• WorkWithPlusUsuario — version=1.3, pattern=07135890</w:t>
-        <w:br/>
-      </w:r>
-    </w:p>
-    <w:p>
-      <w:r>
-        <w:rPr>
-          <w:sz w:val="22"/>
-        </w:rPr>
-        <w:t>• WorkWithPlusCliente — version=1.3, pattern=07135890</w:t>
-        <w:br/>
-      </w:r>
-    </w:p>
-    <w:p>
-      <w:r>
-        <w:rPr>
-          <w:sz w:val="22"/>
-        </w:rPr>
-        <w:t>• WorkWithPlusSetor — version=1.3, pattern=07135890</w:t>
-        <w:br/>
-      </w:r>
-    </w:p>
-    <w:p>
-      <w:r>
-        <w:rPr>
-          <w:sz w:val="22"/>
-        </w:rPr>
-        <w:t>• WorkWithPlusNatureza — version=1.3, pattern=07135890</w:t>
-        <w:br/>
-      </w:r>
-    </w:p>
-    <w:p>
-      <w:r>
-        <w:rPr>
-          <w:sz w:val="22"/>
-        </w:rPr>
-        <w:t>• WorkWithPlusWorkWithPlusMasterPage — version=1.3, pattern=07135890</w:t>
-        <w:br/>
-      </w:r>
-    </w:p>
-    <w:p>
-      <w:r>
-        <w:rPr>
-          <w:sz w:val="22"/>
-        </w:rPr>
-        <w:t>• WorkWithPlusGestaoServico — version=1.3, pattern=07135890</w:t>
-        <w:br/>
-      </w:r>
-    </w:p>
-    <w:p>
-      <w:r>
-        <w:rPr>
-          <w:sz w:val="22"/>
-        </w:rPr>
-        <w:t>• WorkWithPlusParametro — version=1.3, pattern=07135890</w:t>
-        <w:br/>
-      </w:r>
-    </w:p>
-    <w:p>
-      <w:r>
-        <w:rPr>
-          <w:sz w:val="22"/>
-        </w:rPr>
-        <w:t>• WorkWithPlusParametroEmail — version=1.3, pattern=07135890</w:t>
-        <w:br/>
-      </w:r>
-    </w:p>
-    <w:p>
-      <w:r>
-        <w:rPr>
-          <w:sz w:val="22"/>
-        </w:rPr>
-        <w:t>• WorkWithPlusWPUsuario — version=1.3, pattern=07135890</w:t>
-        <w:br/>
-      </w:r>
-    </w:p>
-    <w:p>
-      <w:r>
-        <w:rPr>
-          <w:sz w:val="22"/>
-        </w:rPr>
-        <w:t>• WorkWithPlusWPRelatorioOrdem — version=1.3, pattern=07135890</w:t>
-        <w:br/>
-      </w:r>
-    </w:p>
-    <w:p>
-      <w:r>
-        <w:rPr>
-          <w:sz w:val="22"/>
-        </w:rPr>
-        <w:t>• WorkWithPlusDashboardServico — version=1.3, pattern=07135890</w:t>
-        <w:br/>
-      </w:r>
-    </w:p>
-    <w:p>
-      <w:r>
-        <w:rPr>
-          <w:sz w:val="22"/>
-        </w:rPr>
-        <w:t>• WorkWithPlusEditBookmark — version=1.3, pattern=07135890</w:t>
-        <w:br/>
-      </w:r>
-    </w:p>
-    <w:p>
-      <w:r>
-        <w:rPr>
-          <w:sz w:val="22"/>
-        </w:rPr>
-        <w:t>• WorkWithPlusWPExecutarAtendimento — version=1.3, pattern=07135890</w:t>
-        <w:br/>
-      </w:r>
-    </w:p>
-    <w:p>
-      <w:r>
-        <w:rPr>
-          <w:sz w:val="22"/>
-        </w:rPr>
-        <w:t>• WorkWithPlusNotificacao — version=1.3, pattern=07135890</w:t>
-        <w:br/>
-      </w:r>
-    </w:p>
-    <w:p>
-      <w:r>
-        <w:rPr>
-          <w:sz w:val="22"/>
-        </w:rPr>
-        <w:t>• WorkWithPlusFavorito — version=1.3, pattern=07135890</w:t>
-        <w:br/>
-      </w:r>
-    </w:p>
-    <w:p>
-      <w:r>
-        <w:rPr>
-          <w:sz w:val="22"/>
-        </w:rPr>
-        <w:t>• WorkWithPlusWPContato — version=1.3, pattern=07135890</w:t>
-        <w:br/>
-      </w:r>
-    </w:p>
-    <w:p>
-      <w:r>
-        <w:rPr>
-          <w:sz w:val="22"/>
-        </w:rPr>
-        <w:t>• WorkWithPlusWPGestaoServico — version=1.3, pattern=07135890</w:t>
-        <w:br/>
-      </w:r>
-    </w:p>
-    <w:p>
-      <w:r>
-        <w:rPr>
-          <w:sz w:val="22"/>
-        </w:rPr>
-        <w:t>• WorkWithPlusWPProgramarAtendimento — version=1.3, pattern=07135890</w:t>
-        <w:br/>
-      </w:r>
-    </w:p>
-    <w:p>
-      <w:r>
-        <w:rPr>
-          <w:sz w:val="22"/>
-        </w:rPr>
-        <w:t>• WorkWithPlusWPRelatorioTimeSheet — version=1.3, pattern=07135890</w:t>
-        <w:br/>
-      </w:r>
-    </w:p>
-    <w:p>
-      <w:r>
-        <w:rPr>
-          <w:sz w:val="22"/>
-        </w:rPr>
-        <w:t>• WorkWithPlusWPTipoServicoAtividades — version=1.3, pattern=07135890</w:t>
-        <w:br/>
-      </w:r>
-    </w:p>
-    <w:p>
-      <w:r>
-        <w:rPr>
-          <w:sz w:val="22"/>
-        </w:rPr>
-        <w:t>• WorkWithPlusWPWizardNovaOS — version=1.3, pattern=07135890</w:t>
-        <w:br/>
-      </w:r>
-    </w:p>
-    <w:p>
-      <w:r>
-        <w:rPr>
-          <w:sz w:val="22"/>
-        </w:rPr>
-        <w:t>• WorkWithPlusWPQualificarOS — version=1.3, pattern=07135890</w:t>
+        <w:t>• WorkWithPlusAcessoCliente — pattern=07135890, version=1.3</w:t>
+        <w:br/>
+      </w:r>
+    </w:p>
+    <w:p>
+      <w:r>
+        <w:rPr>
+          <w:sz w:val="22"/>
+        </w:rPr>
+        <w:t>• WorkWithPlusAddressDisplay — pattern=07135890, version=1.3</w:t>
+        <w:br/>
+      </w:r>
+    </w:p>
+    <w:p>
+      <w:r>
+        <w:rPr>
+          <w:sz w:val="22"/>
+        </w:rPr>
+        <w:t>• WorkWithPlusExportOptions — pattern=07135890, version=1.3</w:t>
+        <w:br/>
+      </w:r>
+    </w:p>
+    <w:p>
+      <w:r>
+        <w:rPr>
+          <w:sz w:val="22"/>
+        </w:rPr>
+        <w:t>• WorkWithPlusHome — pattern=07135890, version=1.3</w:t>
+        <w:br/>
+      </w:r>
+    </w:p>
+    <w:p>
+      <w:r>
+        <w:rPr>
+          <w:sz w:val="22"/>
+        </w:rPr>
+        <w:t>• WorkWithPlusManageFilters — pattern=07135890, version=1.3</w:t>
+        <w:br/>
+      </w:r>
+    </w:p>
+    <w:p>
+      <w:r>
+        <w:rPr>
+          <w:sz w:val="22"/>
+        </w:rPr>
+        <w:t>• WorkWithPlusPromptGeolocation — pattern=07135890, version=1.3</w:t>
+        <w:br/>
+      </w:r>
+    </w:p>
+    <w:p>
+      <w:r>
+        <w:rPr>
+          <w:sz w:val="22"/>
+        </w:rPr>
+        <w:t>• WorkWithPlusSaveFilterAs — pattern=07135890, version=1.3</w:t>
+        <w:br/>
+      </w:r>
+    </w:p>
+    <w:p>
+      <w:r>
+        <w:rPr>
+          <w:sz w:val="22"/>
+        </w:rPr>
+        <w:t>• WorkWithPlusWizardStepsArrowWC — pattern=07135890, version=1.3</w:t>
+        <w:br/>
+      </w:r>
+    </w:p>
+    <w:p>
+      <w:r>
+        <w:rPr>
+          <w:sz w:val="22"/>
+        </w:rPr>
+        <w:t>• WorkWithPlusWizardStepsBulletWC — pattern=07135890, version=1.3</w:t>
+        <w:br/>
+      </w:r>
+    </w:p>
+    <w:p>
+      <w:r>
+        <w:rPr>
+          <w:sz w:val="22"/>
+        </w:rPr>
+        <w:t>• WorkWithPlusNotAuthorized — pattern=07135890, version=1.3</w:t>
+        <w:br/>
+      </w:r>
+    </w:p>
+    <w:p>
+      <w:r>
+        <w:rPr>
+          <w:sz w:val="22"/>
+        </w:rPr>
+        <w:t>• WorkWithPlusHomeProgressBarCircleWC — pattern=07135890, version=1.3</w:t>
+        <w:br/>
+      </w:r>
+    </w:p>
+    <w:p>
+      <w:r>
+        <w:rPr>
+          <w:sz w:val="22"/>
+        </w:rPr>
+        <w:t>• WorkWithPlusWCPB — pattern=07135890, version=1.3</w:t>
+        <w:br/>
+      </w:r>
+    </w:p>
+    <w:p>
+      <w:r>
+        <w:rPr>
+          <w:sz w:val="22"/>
+        </w:rPr>
+        <w:t>• WorkWithPlusExportReportTemplate_Style1 — pattern=07135890, version=1.3</w:t>
+        <w:br/>
+      </w:r>
+    </w:p>
+    <w:p>
+      <w:r>
+        <w:rPr>
+          <w:sz w:val="22"/>
+        </w:rPr>
+        <w:t>• WorkWithPlusExportReportTemplate_Style2 — pattern=07135890, version=1.3</w:t>
+        <w:br/>
+      </w:r>
+    </w:p>
+    <w:p>
+      <w:r>
+        <w:rPr>
+          <w:sz w:val="22"/>
+        </w:rPr>
+        <w:t>• WorkWithPlusExportReportTemplate_Style3 — pattern=07135890, version=1.3</w:t>
+        <w:br/>
+      </w:r>
+    </w:p>
+    <w:p>
+      <w:r>
+        <w:rPr>
+          <w:sz w:val="22"/>
+        </w:rPr>
+        <w:t>• WorkWithPlusMasterPageFrame — pattern=07135890, version=1.3</w:t>
+        <w:br/>
+      </w:r>
+    </w:p>
+    <w:p>
+      <w:r>
+        <w:rPr>
+          <w:sz w:val="22"/>
+        </w:rPr>
+        <w:t>• WorkWithPlusWorkWithPlusMasterPagePrompt — pattern=07135890, version=1.3</w:t>
+        <w:br/>
+      </w:r>
+    </w:p>
+    <w:p>
+      <w:r>
+        <w:rPr>
+          <w:sz w:val="22"/>
+        </w:rPr>
+        <w:t>• WorkWithPlusEmpresa — pattern=07135890, version=1.3</w:t>
+        <w:br/>
+      </w:r>
+    </w:p>
+    <w:p>
+      <w:r>
+        <w:rPr>
+          <w:sz w:val="22"/>
+        </w:rPr>
+        <w:t>• WorkWithPlusUsuario — pattern=07135890, version=1.3</w:t>
+        <w:br/>
+      </w:r>
+    </w:p>
+    <w:p>
+      <w:r>
+        <w:rPr>
+          <w:sz w:val="22"/>
+        </w:rPr>
+        <w:t>• WorkWithPlusCliente — pattern=07135890, version=1.3</w:t>
+        <w:br/>
+      </w:r>
+    </w:p>
+    <w:p>
+      <w:r>
+        <w:rPr>
+          <w:sz w:val="22"/>
+        </w:rPr>
+        <w:t>• WorkWithPlusSetor — pattern=07135890, version=1.3</w:t>
+        <w:br/>
+      </w:r>
+    </w:p>
+    <w:p>
+      <w:r>
+        <w:rPr>
+          <w:sz w:val="22"/>
+        </w:rPr>
+        <w:t>• WorkWithPlusNatureza — pattern=07135890, version=1.3</w:t>
+        <w:br/>
+      </w:r>
+    </w:p>
+    <w:p>
+      <w:r>
+        <w:rPr>
+          <w:sz w:val="22"/>
+        </w:rPr>
+        <w:t>• WorkWithPlusWorkWithPlusMasterPage — pattern=07135890, version=1.3</w:t>
+        <w:br/>
+      </w:r>
+    </w:p>
+    <w:p>
+      <w:r>
+        <w:rPr>
+          <w:sz w:val="22"/>
+        </w:rPr>
+        <w:t>• WorkWithPlusGestaoServico — pattern=07135890, version=1.3</w:t>
+        <w:br/>
+      </w:r>
+    </w:p>
+    <w:p>
+      <w:r>
+        <w:rPr>
+          <w:sz w:val="22"/>
+        </w:rPr>
+        <w:t>• WorkWithPlusParametro — pattern=07135890, version=1.3</w:t>
+        <w:br/>
+      </w:r>
+    </w:p>
+    <w:p>
+      <w:r>
+        <w:rPr>
+          <w:sz w:val="22"/>
+        </w:rPr>
+        <w:t>• WorkWithPlusParametroEmail — pattern=07135890, version=1.3</w:t>
+        <w:br/>
+      </w:r>
+    </w:p>
+    <w:p>
+      <w:r>
+        <w:rPr>
+          <w:sz w:val="22"/>
+        </w:rPr>
+        <w:t>• WorkWithPlusWPUsuario — pattern=07135890, version=1.3</w:t>
+        <w:br/>
+      </w:r>
+    </w:p>
+    <w:p>
+      <w:r>
+        <w:rPr>
+          <w:sz w:val="22"/>
+        </w:rPr>
+        <w:t>• WorkWithPlusWPRelatorioOrdem — pattern=07135890, version=1.3</w:t>
+        <w:br/>
+      </w:r>
+    </w:p>
+    <w:p>
+      <w:r>
+        <w:rPr>
+          <w:sz w:val="22"/>
+        </w:rPr>
+        <w:t>• WorkWithPlusDashboardServico — pattern=07135890, version=1.3</w:t>
+        <w:br/>
+      </w:r>
+    </w:p>
+    <w:p>
+      <w:r>
+        <w:rPr>
+          <w:sz w:val="22"/>
+        </w:rPr>
+        <w:t>• WorkWithPlusEditBookmark — pattern=07135890, version=1.3</w:t>
+        <w:br/>
+      </w:r>
+    </w:p>
+    <w:p>
+      <w:r>
+        <w:rPr>
+          <w:sz w:val="22"/>
+        </w:rPr>
+        <w:t>• WorkWithPlusWPExecutarAtendimento — pattern=07135890, version=1.3</w:t>
+        <w:br/>
+      </w:r>
+    </w:p>
+    <w:p>
+      <w:r>
+        <w:rPr>
+          <w:sz w:val="22"/>
+        </w:rPr>
+        <w:t>• WorkWithPlusNotificacao — pattern=07135890, version=1.3</w:t>
+        <w:br/>
+      </w:r>
+    </w:p>
+    <w:p>
+      <w:r>
+        <w:rPr>
+          <w:sz w:val="22"/>
+        </w:rPr>
+        <w:t>• WorkWithPlusFavorito — pattern=07135890, version=1.3</w:t>
+        <w:br/>
+      </w:r>
+    </w:p>
+    <w:p>
+      <w:r>
+        <w:rPr>
+          <w:sz w:val="22"/>
+        </w:rPr>
+        <w:t>• WorkWithPlusWPContato — pattern=07135890, version=1.3</w:t>
+        <w:br/>
+      </w:r>
+    </w:p>
+    <w:p>
+      <w:r>
+        <w:rPr>
+          <w:sz w:val="22"/>
+        </w:rPr>
+        <w:t>• WorkWithPlusWPGestaoServico — pattern=07135890, version=1.3</w:t>
+        <w:br/>
+      </w:r>
+    </w:p>
+    <w:p>
+      <w:r>
+        <w:rPr>
+          <w:sz w:val="22"/>
+        </w:rPr>
+        <w:t>• WorkWithPlusWPProgramarAtendimento — pattern=07135890, version=1.3</w:t>
+        <w:br/>
+      </w:r>
+    </w:p>
+    <w:p>
+      <w:r>
+        <w:rPr>
+          <w:sz w:val="22"/>
+        </w:rPr>
+        <w:t>• WorkWithPlusWPRelatorioTimeSheet — pattern=07135890, version=1.3</w:t>
+        <w:br/>
+      </w:r>
+    </w:p>
+    <w:p>
+      <w:r>
+        <w:rPr>
+          <w:sz w:val="22"/>
+        </w:rPr>
+        <w:t>• WorkWithPlusWPTipoServicoAtividades — pattern=07135890, version=1.3</w:t>
+        <w:br/>
+      </w:r>
+    </w:p>
+    <w:p>
+      <w:r>
+        <w:rPr>
+          <w:sz w:val="22"/>
+        </w:rPr>
+        <w:t>• WorkWithPlusWPWizardNovaOS — pattern=07135890, version=1.3</w:t>
+        <w:br/>
+      </w:r>
+    </w:p>
+    <w:p>
+      <w:r>
+        <w:rPr>
+          <w:sz w:val="22"/>
+        </w:rPr>
+        <w:t>• WorkWithPlusWPQualificarOS — pattern=07135890, version=1.3</w:t>
         <w:br/>
       </w:r>
     </w:p>

--- a/docs/legacy-import/01-analise-completa.docx
+++ b/docs/legacy-import/01-analise-completa.docx
@@ -366,14 +366,14 @@
         <w:tc>
           <w:p>
             <w:r>
-              <w:t>UNKNOWN(2a9e9aba)</w:t>
-            </w:r>
-          </w:p>
-        </w:tc>
-        <w:tc>
-          <w:p>
-            <w:r>
-              <w:t>21</w:t>
+              <w:t>UNKNOWN(ffd44be7)</w:t>
+            </w:r>
+          </w:p>
+        </w:tc>
+        <w:tc>
+          <w:p>
+            <w:r>
+              <w:t>78</w:t>
             </w:r>
           </w:p>
         </w:tc>
@@ -382,14 +382,14 @@
         <w:tc>
           <w:p>
             <w:r>
-              <w:t>UNKNOWN(78b3fa0e)</w:t>
-            </w:r>
-          </w:p>
-        </w:tc>
-        <w:tc>
-          <w:p>
-            <w:r>
-              <w:t>10</w:t>
+              <w:t>UNKNOWN(bf08dfb1)</w:t>
+            </w:r>
+          </w:p>
+        </w:tc>
+        <w:tc>
+          <w:p>
+            <w:r>
+              <w:t>2</w:t>
             </w:r>
           </w:p>
         </w:tc>
@@ -398,14 +398,14 @@
         <w:tc>
           <w:p>
             <w:r>
-              <w:t>UNKNOWN(083f1b21)</w:t>
-            </w:r>
-          </w:p>
-        </w:tc>
-        <w:tc>
-          <w:p>
-            <w:r>
-              <w:t>82</w:t>
+              <w:t>UNKNOWN(2a9e9aba)</w:t>
+            </w:r>
+          </w:p>
+        </w:tc>
+        <w:tc>
+          <w:p>
+            <w:r>
+              <w:t>21</w:t>
             </w:r>
           </w:p>
         </w:tc>
@@ -414,14 +414,14 @@
         <w:tc>
           <w:p>
             <w:r>
-              <w:t>UNKNOWN(c84ec0ea)</w:t>
-            </w:r>
-          </w:p>
-        </w:tc>
-        <w:tc>
-          <w:p>
-            <w:r>
-              <w:t>1</w:t>
+              <w:t>UNKNOWN(78b3fa0e)</w:t>
+            </w:r>
+          </w:p>
+        </w:tc>
+        <w:tc>
+          <w:p>
+            <w:r>
+              <w:t>10</w:t>
             </w:r>
           </w:p>
         </w:tc>
@@ -430,14 +430,14 @@
         <w:tc>
           <w:p>
             <w:r>
-              <w:t>UNKNOWN(1132ac08)</w:t>
-            </w:r>
-          </w:p>
-        </w:tc>
-        <w:tc>
-          <w:p>
-            <w:r>
-              <w:t>37</w:t>
+              <w:t>UNKNOWN(083f1b21)</w:t>
+            </w:r>
+          </w:p>
+        </w:tc>
+        <w:tc>
+          <w:p>
+            <w:r>
+              <w:t>82</w:t>
             </w:r>
           </w:p>
         </w:tc>
@@ -446,14 +446,14 @@
         <w:tc>
           <w:p>
             <w:r>
-              <w:t>UNKNOWN(3affc0b3)</w:t>
-            </w:r>
-          </w:p>
-        </w:tc>
-        <w:tc>
-          <w:p>
-            <w:r>
-              <w:t>4</w:t>
+              <w:t>UNKNOWN(c84ec0ea)</w:t>
+            </w:r>
+          </w:p>
+        </w:tc>
+        <w:tc>
+          <w:p>
+            <w:r>
+              <w:t>1</w:t>
             </w:r>
           </w:p>
         </w:tc>
@@ -462,14 +462,14 @@
         <w:tc>
           <w:p>
             <w:r>
-              <w:t>UNKNOWN(36e32e2d)</w:t>
-            </w:r>
-          </w:p>
-        </w:tc>
-        <w:tc>
-          <w:p>
-            <w:r>
-              <w:t>1</w:t>
+              <w:t>UNKNOWN(1132ac08)</w:t>
+            </w:r>
+          </w:p>
+        </w:tc>
+        <w:tc>
+          <w:p>
+            <w:r>
+              <w:t>37</w:t>
             </w:r>
           </w:p>
         </w:tc>
@@ -478,14 +478,14 @@
         <w:tc>
           <w:p>
             <w:r>
-              <w:t>UNKNOWN(78cecefe)</w:t>
-            </w:r>
-          </w:p>
-        </w:tc>
-        <w:tc>
-          <w:p>
-            <w:r>
-              <w:t>6</w:t>
+              <w:t>UNKNOWN(3affc0b3)</w:t>
+            </w:r>
+          </w:p>
+        </w:tc>
+        <w:tc>
+          <w:p>
+            <w:r>
+              <w:t>4</w:t>
             </w:r>
           </w:p>
         </w:tc>
@@ -494,14 +494,14 @@
         <w:tc>
           <w:p>
             <w:r>
-              <w:t>UNKNOWN(c804fdbd)</w:t>
-            </w:r>
-          </w:p>
-        </w:tc>
-        <w:tc>
-          <w:p>
-            <w:r>
-              <w:t>7</w:t>
+              <w:t>UNKNOWN(36e32e2d)</w:t>
+            </w:r>
+          </w:p>
+        </w:tc>
+        <w:tc>
+          <w:p>
+            <w:r>
+              <w:t>1</w:t>
             </w:r>
           </w:p>
         </w:tc>
@@ -510,14 +510,14 @@
         <w:tc>
           <w:p>
             <w:r>
-              <w:t>UNKNOWN(c88fffcd)</w:t>
-            </w:r>
-          </w:p>
-        </w:tc>
-        <w:tc>
-          <w:p>
-            <w:r>
-              <w:t>51</w:t>
+              <w:t>UNKNOWN(78cecefe)</w:t>
+            </w:r>
+          </w:p>
+        </w:tc>
+        <w:tc>
+          <w:p>
+            <w:r>
+              <w:t>6</w:t>
             </w:r>
           </w:p>
         </w:tc>
@@ -526,14 +526,14 @@
         <w:tc>
           <w:p>
             <w:r>
-              <w:t>UNKNOWN(83476c1e)</w:t>
-            </w:r>
-          </w:p>
-        </w:tc>
-        <w:tc>
-          <w:p>
-            <w:r>
-              <w:t>3</w:t>
+              <w:t>UNKNOWN(c804fdbd)</w:t>
+            </w:r>
+          </w:p>
+        </w:tc>
+        <w:tc>
+          <w:p>
+            <w:r>
+              <w:t>7</w:t>
             </w:r>
           </w:p>
         </w:tc>
@@ -542,14 +542,14 @@
         <w:tc>
           <w:p>
             <w:r>
-              <w:t>UNKNOWN(562f4793)</w:t>
-            </w:r>
-          </w:p>
-        </w:tc>
-        <w:tc>
-          <w:p>
-            <w:r>
-              <w:t>21</w:t>
+              <w:t>UNKNOWN(c88fffcd)</w:t>
+            </w:r>
+          </w:p>
+        </w:tc>
+        <w:tc>
+          <w:p>
+            <w:r>
+              <w:t>51</w:t>
             </w:r>
           </w:p>
         </w:tc>
@@ -558,7 +558,7 @@
         <w:tc>
           <w:p>
             <w:r>
-              <w:t>UNKNOWN(dcdcdcdc)</w:t>
+              <w:t>UNKNOWN(83476c1e)</w:t>
             </w:r>
           </w:p>
         </w:tc>
@@ -574,14 +574,14 @@
         <w:tc>
           <w:p>
             <w:r>
-              <w:t>UNKNOWN(88313f43)</w:t>
-            </w:r>
-          </w:p>
-        </w:tc>
-        <w:tc>
-          <w:p>
-            <w:r>
-              <w:t>3</w:t>
+              <w:t>UNKNOWN(562f4793)</w:t>
+            </w:r>
+          </w:p>
+        </w:tc>
+        <w:tc>
+          <w:p>
+            <w:r>
+              <w:t>21</w:t>
             </w:r>
           </w:p>
         </w:tc>
@@ -590,14 +590,14 @@
         <w:tc>
           <w:p>
             <w:r>
-              <w:t>UNKNOWN(5592de59)</w:t>
-            </w:r>
-          </w:p>
-        </w:tc>
-        <w:tc>
-          <w:p>
-            <w:r>
-              <w:t>135</w:t>
+              <w:t>UNKNOWN(dcdcdcdc)</w:t>
+            </w:r>
+          </w:p>
+        </w:tc>
+        <w:tc>
+          <w:p>
+            <w:r>
+              <w:t>3</w:t>
             </w:r>
           </w:p>
         </w:tc>
@@ -606,14 +606,14 @@
         <w:tc>
           <w:p>
             <w:r>
-              <w:t>UNKNOWN(19abc6ff)</w:t>
-            </w:r>
-          </w:p>
-        </w:tc>
-        <w:tc>
-          <w:p>
-            <w:r>
-              <w:t>21</w:t>
+              <w:t>UNKNOWN(88313f43)</w:t>
+            </w:r>
+          </w:p>
+        </w:tc>
+        <w:tc>
+          <w:p>
+            <w:r>
+              <w:t>3</w:t>
             </w:r>
           </w:p>
         </w:tc>
@@ -622,14 +622,14 @@
         <w:tc>
           <w:p>
             <w:r>
-              <w:t>UNKNOWN(faeb588c)</w:t>
-            </w:r>
-          </w:p>
-        </w:tc>
-        <w:tc>
-          <w:p>
-            <w:r>
-              <w:t>1</w:t>
+              <w:t>UNKNOWN(5592de59)</w:t>
+            </w:r>
+          </w:p>
+        </w:tc>
+        <w:tc>
+          <w:p>
+            <w:r>
+              <w:t>135</w:t>
             </w:r>
           </w:p>
         </w:tc>
@@ -638,14 +638,14 @@
         <w:tc>
           <w:p>
             <w:r>
-              <w:t>UNKNOWN(ecececec)</w:t>
-            </w:r>
-          </w:p>
-        </w:tc>
-        <w:tc>
-          <w:p>
-            <w:r>
-              <w:t>4</w:t>
+              <w:t>UNKNOWN(19abc6ff)</w:t>
+            </w:r>
+          </w:p>
+        </w:tc>
+        <w:tc>
+          <w:p>
+            <w:r>
+              <w:t>21</w:t>
             </w:r>
           </w:p>
         </w:tc>
@@ -654,14 +654,14 @@
         <w:tc>
           <w:p>
             <w:r>
-              <w:t>UNKNOWN(624a8b31)</w:t>
-            </w:r>
-          </w:p>
-        </w:tc>
-        <w:tc>
-          <w:p>
-            <w:r>
-              <w:t>4</w:t>
+              <w:t>UNKNOWN(faeb588c)</w:t>
+            </w:r>
+          </w:p>
+        </w:tc>
+        <w:tc>
+          <w:p>
+            <w:r>
+              <w:t>1</w:t>
             </w:r>
           </w:p>
         </w:tc>
@@ -670,14 +670,14 @@
         <w:tc>
           <w:p>
             <w:r>
-              <w:t>UNKNOWN(ffd44be7)</w:t>
-            </w:r>
-          </w:p>
-        </w:tc>
-        <w:tc>
-          <w:p>
-            <w:r>
-              <w:t>78</w:t>
+              <w:t>UNKNOWN(ecececec)</w:t>
+            </w:r>
+          </w:p>
+        </w:tc>
+        <w:tc>
+          <w:p>
+            <w:r>
+              <w:t>4</w:t>
             </w:r>
           </w:p>
         </w:tc>
@@ -686,14 +686,14 @@
         <w:tc>
           <w:p>
             <w:r>
-              <w:t>UNKNOWN(bf08dfb1)</w:t>
-            </w:r>
-          </w:p>
-        </w:tc>
-        <w:tc>
-          <w:p>
-            <w:r>
-              <w:t>2</w:t>
+              <w:t>UNKNOWN(624a8b31)</w:t>
+            </w:r>
+          </w:p>
+        </w:tc>
+        <w:tc>
+          <w:p>
+            <w:r>
+              <w:t>4</w:t>
             </w:r>
           </w:p>
         </w:tc>
